--- a/05-数字电路/03-单片机及嵌入式接口/OLED显示接口电路/OLED显示接口电路.docx
+++ b/05-数字电路/03-单片机及嵌入式接口/OLED显示接口电路/OLED显示接口电路.docx
@@ -2803,6 +2803,20 @@
     </w:p>
     <w:bookmarkEnd w:id="26"/>
     <w:bookmarkEnd w:id="27"/>
+    <w:p>
+      <w:pPr>
+        <w:spacing w:before="360"/>
+        <w:jc w:val="center"/>
+      </w:pPr>
+      <w:r>
+        <w:rPr>
+          <w:rFonts w:ascii="Times New Roman" w:hAnsi="Times New Roman"/>
+          <w:color w:val="555555"/>
+          <w:sz w:val="21"/>
+        </w:rPr>
+        <w:t>材料收集者：杜文杰</w:t>
+      </w:r>
+    </w:p>
     <w:sectPr>
       <w:headerReference r:id="rId9" w:type="default"/>
       <w:footerReference r:id="rId10" w:type="default"/>

--- a/05-数字电路/03-单片机及嵌入式接口/OLED显示接口电路/OLED显示接口电路.docx
+++ b/05-数字电路/03-单片机及嵌入式接口/OLED显示接口电路/OLED显示接口电路.docx
@@ -1,6 +1,6 @@
 
 <file path=word/document.xml><?xml version="1.0" encoding="utf-8"?>
-<w:document xmlns:w="http://schemas.openxmlformats.org/wordprocessingml/2006/main" xmlns:m="http://schemas.openxmlformats.org/officeDocument/2006/math" xmlns:r="http://schemas.openxmlformats.org/officeDocument/2006/relationships" xmlns:o="urn:schemas-microsoft-com:office:office" xmlns:v="urn:schemas-microsoft-com:vml" xmlns:w10="urn:schemas-microsoft-com:office:word" xmlns:a="http://schemas.openxmlformats.org/drawingml/2006/main" xmlns:pic="http://schemas.openxmlformats.org/drawingml/2006/picture" xmlns:wp="http://schemas.openxmlformats.org/drawingml/2006/wordprocessingDrawing">
+<w:document xmlns:m="http://schemas.openxmlformats.org/officeDocument/2006/math" xmlns:r="http://schemas.openxmlformats.org/officeDocument/2006/relationships" xmlns:w="http://schemas.openxmlformats.org/wordprocessingml/2006/main" xmlns:o="urn:schemas-microsoft-com:office:office" xmlns:v="urn:schemas-microsoft-com:vml" xmlns:w10="urn:schemas-microsoft-com:office:word" xmlns:a="http://schemas.openxmlformats.org/drawingml/2006/main" xmlns:pic="http://schemas.openxmlformats.org/drawingml/2006/picture" xmlns:wp="http://schemas.openxmlformats.org/drawingml/2006/wordprocessingDrawing">
   <w:body>
     <w:bookmarkStart w:id="27" w:name="oled-显示接口电路"/>
     <w:p>
@@ -8,11 +8,14 @@
         <w:pStyle w:val="Heading1"/>
       </w:pPr>
       <w:r>
+        <w:rPr>
+          <w:rFonts w:eastAsia="黑体"/>
+        </w:rPr>
         <w:t xml:space="preserve">OLED </w:t>
       </w:r>
       <w:r>
         <w:rPr>
-          <w:rFonts w:hint="eastAsia"/>
+          <w:rFonts w:hint="eastAsia" w:eastAsia="黑体"/>
         </w:rPr>
         <w:t xml:space="preserve">显示接口电路</w:t>
       </w:r>
@@ -24,7 +27,7 @@
       </w:pPr>
       <w:r>
         <w:rPr>
-          <w:rFonts w:hint="eastAsia"/>
+          <w:rFonts w:hint="eastAsia" w:eastAsia="黑体"/>
         </w:rPr>
         <w:t xml:space="preserve">拓扑描述</w:t>
       </w:r>
@@ -35,15 +38,19 @@
       </w:pPr>
       <w:r>
         <w:rPr>
-          <w:rFonts w:hint="eastAsia"/>
+          <w:rFonts w:hint="eastAsia" w:eastAsia="黑体"/>
         </w:rPr>
         <w:t xml:space="preserve">由</w:t>
       </w:r>
       <w:r>
+        <w:rPr>
+          <w:rFonts w:eastAsia="黑体"/>
+        </w:rPr>
         <w:t xml:space="preserve"> </w:t>
       </w:r>
       <w:r>
         <w:rPr>
+          <w:rFonts w:eastAsia="黑体"/>
           <w:b/>
           <w:bCs/>
         </w:rPr>
@@ -51,7 +58,7 @@
       </w:r>
       <w:r>
         <w:rPr>
-          <w:rFonts w:hint="eastAsia"/>
+          <w:rFonts w:hint="eastAsia" w:eastAsia="黑体"/>
           <w:b/>
           <w:bCs/>
         </w:rPr>
@@ -59,6 +66,7 @@
       </w:r>
       <w:r>
         <w:rPr>
+          <w:rFonts w:eastAsia="黑体"/>
           <w:b/>
           <w:bCs/>
         </w:rPr>
@@ -66,25 +74,31 @@
       </w:r>
       <w:r>
         <w:rPr>
-          <w:rFonts w:hint="eastAsia"/>
+          <w:rFonts w:hint="eastAsia" w:eastAsia="黑体"/>
         </w:rPr>
         <w:t xml:space="preserve">（内含</w:t>
       </w:r>
       <w:r>
+        <w:rPr>
+          <w:rFonts w:eastAsia="黑体"/>
+        </w:rPr>
         <w:t xml:space="preserve"> SSD1306/SSD1315 </w:t>
       </w:r>
       <w:r>
         <w:rPr>
-          <w:rFonts w:hint="eastAsia"/>
+          <w:rFonts w:hint="eastAsia" w:eastAsia="黑体"/>
         </w:rPr>
         <w:t xml:space="preserve">驱动芯片）与</w:t>
       </w:r>
       <w:r>
+        <w:rPr>
+          <w:rFonts w:eastAsia="黑体"/>
+        </w:rPr>
         <w:t xml:space="preserve"> </w:t>
       </w:r>
       <w:r>
         <w:rPr>
-          <w:rFonts w:hint="eastAsia"/>
+          <w:rFonts w:hint="eastAsia" w:eastAsia="黑体"/>
           <w:b/>
           <w:bCs/>
         </w:rPr>
@@ -92,59 +106,75 @@
       </w:r>
       <w:r>
         <w:rPr>
+          <w:rFonts w:eastAsia="黑体"/>
           <w:b/>
           <w:bCs/>
         </w:rPr>
         <w:t xml:space="preserve"> MCU</w:t>
       </w:r>
       <w:r>
+        <w:rPr>
+          <w:rFonts w:eastAsia="黑体"/>
+        </w:rPr>
         <w:t xml:space="preserve"> </w:t>
       </w:r>
       <w:r>
         <w:rPr>
-          <w:rFonts w:hint="eastAsia"/>
+          <w:rFonts w:hint="eastAsia" w:eastAsia="黑体"/>
         </w:rPr>
         <w:t xml:space="preserve">组成，通过</w:t>
       </w:r>
       <w:r>
+        <w:rPr>
+          <w:rFonts w:eastAsia="黑体"/>
+        </w:rPr>
         <w:t xml:space="preserve"> I²C </w:t>
       </w:r>
       <w:r>
         <w:rPr>
-          <w:rFonts w:hint="eastAsia"/>
+          <w:rFonts w:hint="eastAsia" w:eastAsia="黑体"/>
         </w:rPr>
         <w:t xml:space="preserve">或</w:t>
       </w:r>
       <w:r>
+        <w:rPr>
+          <w:rFonts w:eastAsia="黑体"/>
+        </w:rPr>
         <w:t xml:space="preserve"> SPI </w:t>
       </w:r>
       <w:r>
         <w:rPr>
-          <w:rFonts w:hint="eastAsia"/>
+          <w:rFonts w:hint="eastAsia" w:eastAsia="黑体"/>
         </w:rPr>
         <w:t xml:space="preserve">总线连接。若采用</w:t>
       </w:r>
       <w:r>
+        <w:rPr>
+          <w:rFonts w:eastAsia="黑体"/>
+        </w:rPr>
         <w:t xml:space="preserve"> I²C </w:t>
       </w:r>
       <w:r>
         <w:rPr>
-          <w:rFonts w:hint="eastAsia"/>
+          <w:rFonts w:hint="eastAsia" w:eastAsia="黑体"/>
         </w:rPr>
         <w:t xml:space="preserve">接口，电路共有</w:t>
       </w:r>
       <w:r>
+        <w:rPr>
+          <w:rFonts w:eastAsia="黑体"/>
+        </w:rPr>
         <w:t xml:space="preserve"> 5 </w:t>
       </w:r>
       <w:r>
         <w:rPr>
-          <w:rFonts w:hint="eastAsia"/>
+          <w:rFonts w:hint="eastAsia" w:eastAsia="黑体"/>
         </w:rPr>
         <w:t xml:space="preserve">个关键节点：</w:t>
       </w:r>
       <w:r>
         <w:rPr>
-          <w:rFonts w:hint="eastAsia"/>
+          <w:rFonts w:hint="eastAsia" w:eastAsia="黑体"/>
           <w:b/>
           <w:bCs/>
         </w:rPr>
@@ -152,6 +182,7 @@
       </w:r>
       <w:r>
         <w:rPr>
+          <w:rFonts w:eastAsia="黑体"/>
           <w:b/>
           <w:bCs/>
         </w:rPr>
@@ -159,7 +190,7 @@
       </w:r>
       <w:r>
         <w:rPr>
-          <w:rFonts w:hint="eastAsia"/>
+          <w:rFonts w:hint="eastAsia" w:eastAsia="黑体"/>
           <w:b/>
           <w:bCs/>
         </w:rPr>
@@ -167,6 +198,7 @@
       </w:r>
       <w:r>
         <w:rPr>
+          <w:rFonts w:eastAsia="黑体"/>
           <w:b/>
           <w:bCs/>
         </w:rPr>
@@ -174,40 +206,49 @@
       </w:r>
       <w:r>
         <w:rPr>
-          <w:rFonts w:hint="eastAsia"/>
+          <w:rFonts w:hint="eastAsia" w:eastAsia="黑体"/>
         </w:rPr>
         <w:t xml:space="preserve">（MCU</w:t>
       </w:r>
       <w:r>
+        <w:rPr>
+          <w:rFonts w:eastAsia="黑体"/>
+        </w:rPr>
         <w:t xml:space="preserve"> </w:t>
       </w:r>
       <w:r>
         <w:rPr>
-          <w:rFonts w:hint="eastAsia"/>
+          <w:rFonts w:hint="eastAsia" w:eastAsia="黑体"/>
         </w:rPr>
         <w:t xml:space="preserve">的</w:t>
       </w:r>
       <w:r>
+        <w:rPr>
+          <w:rFonts w:eastAsia="黑体"/>
+        </w:rPr>
         <w:t xml:space="preserve"> SCL </w:t>
       </w:r>
       <w:r>
         <w:rPr>
-          <w:rFonts w:hint="eastAsia"/>
+          <w:rFonts w:hint="eastAsia" w:eastAsia="黑体"/>
         </w:rPr>
         <w:t xml:space="preserve">脚、模组</w:t>
       </w:r>
       <w:r>
+        <w:rPr>
+          <w:rFonts w:eastAsia="黑体"/>
+        </w:rPr>
         <w:t xml:space="preserve"> SCL </w:t>
       </w:r>
       <w:r>
         <w:rPr>
-          <w:rFonts w:hint="eastAsia"/>
+          <w:rFonts w:hint="eastAsia" w:eastAsia="黑体"/>
         </w:rPr>
         <w:t xml:space="preserve">脚与上拉电阻三者相连）；</w:t>
       </w:r>
       <w:r>
         <w:rPr>
-          <w:rFonts w:hint="eastAsia"/>
+          <w:rFonts w:hint="eastAsia" w:eastAsia="黑体"/>
           <w:b/>
           <w:bCs/>
         </w:rPr>
@@ -215,6 +256,7 @@
       </w:r>
       <w:r>
         <w:rPr>
+          <w:rFonts w:eastAsia="黑体"/>
           <w:b/>
           <w:bCs/>
         </w:rPr>
@@ -222,7 +264,7 @@
       </w:r>
       <w:r>
         <w:rPr>
-          <w:rFonts w:hint="eastAsia"/>
+          <w:rFonts w:hint="eastAsia" w:eastAsia="黑体"/>
           <w:b/>
           <w:bCs/>
         </w:rPr>
@@ -230,6 +272,7 @@
       </w:r>
       <w:r>
         <w:rPr>
+          <w:rFonts w:eastAsia="黑体"/>
           <w:b/>
           <w:bCs/>
         </w:rPr>
@@ -237,40 +280,49 @@
       </w:r>
       <w:r>
         <w:rPr>
-          <w:rFonts w:hint="eastAsia"/>
+          <w:rFonts w:hint="eastAsia" w:eastAsia="黑体"/>
         </w:rPr>
         <w:t xml:space="preserve">（MCU</w:t>
       </w:r>
       <w:r>
+        <w:rPr>
+          <w:rFonts w:eastAsia="黑体"/>
+        </w:rPr>
         <w:t xml:space="preserve"> </w:t>
       </w:r>
       <w:r>
         <w:rPr>
-          <w:rFonts w:hint="eastAsia"/>
+          <w:rFonts w:hint="eastAsia" w:eastAsia="黑体"/>
         </w:rPr>
         <w:t xml:space="preserve">的</w:t>
       </w:r>
       <w:r>
+        <w:rPr>
+          <w:rFonts w:eastAsia="黑体"/>
+        </w:rPr>
         <w:t xml:space="preserve"> SDA </w:t>
       </w:r>
       <w:r>
         <w:rPr>
-          <w:rFonts w:hint="eastAsia"/>
+          <w:rFonts w:hint="eastAsia" w:eastAsia="黑体"/>
         </w:rPr>
         <w:t xml:space="preserve">脚、模组</w:t>
       </w:r>
       <w:r>
+        <w:rPr>
+          <w:rFonts w:eastAsia="黑体"/>
+        </w:rPr>
         <w:t xml:space="preserve"> SDA </w:t>
       </w:r>
       <w:r>
         <w:rPr>
-          <w:rFonts w:hint="eastAsia"/>
+          <w:rFonts w:hint="eastAsia" w:eastAsia="黑体"/>
         </w:rPr>
         <w:t xml:space="preserve">脚与上拉电阻三者相连）；</w:t>
       </w:r>
       <w:r>
         <w:rPr>
-          <w:rFonts w:hint="eastAsia"/>
+          <w:rFonts w:hint="eastAsia" w:eastAsia="黑体"/>
           <w:b/>
           <w:bCs/>
         </w:rPr>
@@ -278,6 +330,7 @@
       </w:r>
       <w:r>
         <w:rPr>
+          <w:rFonts w:eastAsia="黑体"/>
           <w:b/>
           <w:bCs/>
         </w:rPr>
@@ -285,7 +338,7 @@
       </w:r>
       <w:r>
         <w:rPr>
-          <w:rFonts w:hint="eastAsia"/>
+          <w:rFonts w:hint="eastAsia" w:eastAsia="黑体"/>
           <w:b/>
           <w:bCs/>
         </w:rPr>
@@ -293,11 +346,14 @@
       </w:r>
       <w:r>
         <w:rPr>
-          <w:rFonts w:hint="eastAsia"/>
+          <w:rFonts w:hint="eastAsia" w:eastAsia="黑体"/>
         </w:rPr>
         <w:t xml:space="preserve">（两支上拉电阻接</w:t>
       </w:r>
       <w:r>
+        <w:rPr>
+          <w:rFonts w:eastAsia="黑体"/>
+        </w:rPr>
         <w:t xml:space="preserve"> </w:t>
       </w:r>
       <m:oMath>
@@ -324,17 +380,20 @@
         </m:sSub>
       </m:oMath>
       <w:r>
+        <w:rPr>
+          <w:rFonts w:eastAsia="黑体"/>
+        </w:rPr>
         <w:t xml:space="preserve"> </w:t>
       </w:r>
       <w:r>
         <w:rPr>
-          <w:rFonts w:hint="eastAsia"/>
+          <w:rFonts w:hint="eastAsia" w:eastAsia="黑体"/>
         </w:rPr>
         <w:t xml:space="preserve">的一端）；</w:t>
       </w:r>
       <w:r>
         <w:rPr>
-          <w:rFonts w:hint="eastAsia"/>
+          <w:rFonts w:hint="eastAsia" w:eastAsia="黑体"/>
           <w:b/>
           <w:bCs/>
         </w:rPr>
@@ -342,6 +401,7 @@
       </w:r>
       <w:r>
         <w:rPr>
+          <w:rFonts w:eastAsia="黑体"/>
           <w:b/>
           <w:bCs/>
         </w:rPr>
@@ -349,7 +409,7 @@
       </w:r>
       <w:r>
         <w:rPr>
-          <w:rFonts w:hint="eastAsia"/>
+          <w:rFonts w:hint="eastAsia" w:eastAsia="黑体"/>
           <w:b/>
           <w:bCs/>
         </w:rPr>
@@ -357,31 +417,37 @@
       </w:r>
       <w:r>
         <w:rPr>
-          <w:rFonts w:hint="eastAsia"/>
+          <w:rFonts w:hint="eastAsia" w:eastAsia="黑体"/>
         </w:rPr>
         <w:t xml:space="preserve">（MCU</w:t>
       </w:r>
       <w:r>
+        <w:rPr>
+          <w:rFonts w:eastAsia="黑体"/>
+        </w:rPr>
         <w:t xml:space="preserve"> </w:t>
       </w:r>
       <w:r>
         <w:rPr>
-          <w:rFonts w:hint="eastAsia"/>
+          <w:rFonts w:hint="eastAsia" w:eastAsia="黑体"/>
         </w:rPr>
         <w:t xml:space="preserve">供电与模组</w:t>
       </w:r>
       <w:r>
+        <w:rPr>
+          <w:rFonts w:eastAsia="黑体"/>
+        </w:rPr>
         <w:t xml:space="preserve"> </w:t>
       </w:r>
       <w:r>
         <w:rPr>
-          <w:rFonts w:hint="eastAsia"/>
+          <w:rFonts w:hint="eastAsia" w:eastAsia="黑体"/>
         </w:rPr>
         <w:t xml:space="preserve">VCC）；</w:t>
       </w:r>
       <w:r>
         <w:rPr>
-          <w:rFonts w:hint="eastAsia"/>
+          <w:rFonts w:hint="eastAsia" w:eastAsia="黑体"/>
           <w:b/>
           <w:bCs/>
         </w:rPr>
@@ -389,6 +455,7 @@
       </w:r>
       <w:r>
         <w:rPr>
+          <w:rFonts w:eastAsia="黑体"/>
           <w:b/>
           <w:bCs/>
         </w:rPr>
@@ -396,7 +463,7 @@
       </w:r>
       <w:r>
         <w:rPr>
-          <w:rFonts w:hint="eastAsia"/>
+          <w:rFonts w:hint="eastAsia" w:eastAsia="黑体"/>
           <w:b/>
           <w:bCs/>
         </w:rPr>
@@ -404,6 +471,7 @@
       </w:r>
       <w:r>
         <w:rPr>
+          <w:rFonts w:eastAsia="黑体"/>
           <w:b/>
           <w:bCs/>
         </w:rPr>
@@ -411,24 +479,31 @@
       </w:r>
       <w:r>
         <w:rPr>
-          <w:rFonts w:hint="eastAsia"/>
+          <w:rFonts w:hint="eastAsia" w:eastAsia="黑体"/>
         </w:rPr>
         <w:t xml:space="preserve">。若采用</w:t>
       </w:r>
       <w:r>
+        <w:rPr>
+          <w:rFonts w:eastAsia="黑体"/>
+        </w:rPr>
         <w:t xml:space="preserve"> SPI </w:t>
       </w:r>
       <w:r>
         <w:rPr>
-          <w:rFonts w:hint="eastAsia"/>
+          <w:rFonts w:hint="eastAsia" w:eastAsia="黑体"/>
         </w:rPr>
         <w:t xml:space="preserve">接口，则改用</w:t>
       </w:r>
       <w:r>
+        <w:rPr>
+          <w:rFonts w:eastAsia="黑体"/>
+        </w:rPr>
         <w:t xml:space="preserve"> </w:t>
       </w:r>
       <w:r>
         <w:rPr>
+          <w:rFonts w:eastAsia="黑体"/>
           <w:b/>
           <w:bCs/>
         </w:rPr>
@@ -436,16 +511,19 @@
       </w:r>
       <w:r>
         <w:rPr>
-          <w:rFonts w:hint="eastAsia"/>
+          <w:rFonts w:hint="eastAsia" w:eastAsia="黑体"/>
         </w:rPr>
         <w:t xml:space="preserve">（可选</w:t>
       </w:r>
       <w:r>
+        <w:rPr>
+          <w:rFonts w:eastAsia="黑体"/>
+        </w:rPr>
         <w:t xml:space="preserve"> </w:t>
       </w:r>
       <w:r>
         <w:rPr>
-          <w:rFonts w:hint="eastAsia"/>
+          <w:rFonts w:hint="eastAsia" w:eastAsia="黑体"/>
         </w:rPr>
         <w:t xml:space="preserve">RES）四根信号线，另配电源与地。</w:t>
       </w:r>
@@ -454,22 +532,25 @@
       <w:pPr/>
       <w:r>
         <w:rPr>
-          <w:rFonts w:hint="eastAsia"/>
+          <w:rFonts w:hint="eastAsia" w:eastAsia="黑体"/>
         </w:rPr>
         <w:t xml:space="preserve">各元件管脚连接（I²C</w:t>
       </w:r>
       <w:r>
+        <w:rPr>
+          <w:rFonts w:eastAsia="黑体"/>
+        </w:rPr>
         <w:t xml:space="preserve"> </w:t>
       </w:r>
       <w:r>
         <w:rPr>
-          <w:rFonts w:hint="eastAsia"/>
+          <w:rFonts w:hint="eastAsia" w:eastAsia="黑体"/>
         </w:rPr>
         <w:t xml:space="preserve">模式）：</w:t>
       </w:r>
       <w:r>
         <w:rPr>
-          <w:rFonts w:hint="eastAsia"/>
+          <w:rFonts w:hint="eastAsia" w:eastAsia="黑体"/>
           <w:b/>
           <w:bCs/>
         </w:rPr>
@@ -477,57 +558,76 @@
       </w:r>
       <w:r>
         <w:rPr>
+          <w:rFonts w:eastAsia="黑体"/>
           <w:b/>
           <w:bCs/>
         </w:rPr>
         <w:t xml:space="preserve"> MCU</w:t>
       </w:r>
       <w:r>
+        <w:rPr>
+          <w:rFonts w:eastAsia="黑体"/>
+        </w:rPr>
         <w:t xml:space="preserve"> </w:t>
       </w:r>
       <w:r>
         <w:rPr>
-          <w:rFonts w:hint="eastAsia"/>
+          <w:rFonts w:hint="eastAsia" w:eastAsia="黑体"/>
         </w:rPr>
         <w:t xml:space="preserve">的</w:t>
       </w:r>
       <w:r>
+        <w:rPr>
+          <w:rFonts w:eastAsia="黑体"/>
+        </w:rPr>
         <w:t xml:space="preserve"> SCL </w:t>
       </w:r>
       <w:r>
         <w:rPr>
-          <w:rFonts w:hint="eastAsia"/>
+          <w:rFonts w:hint="eastAsia" w:eastAsia="黑体"/>
         </w:rPr>
         <w:t xml:space="preserve">脚接节点①、SDA</w:t>
       </w:r>
       <w:r>
+        <w:rPr>
+          <w:rFonts w:eastAsia="黑体"/>
+        </w:rPr>
         <w:t xml:space="preserve"> </w:t>
       </w:r>
       <w:r>
         <w:rPr>
-          <w:rFonts w:hint="eastAsia"/>
+          <w:rFonts w:hint="eastAsia" w:eastAsia="黑体"/>
         </w:rPr>
         <w:t xml:space="preserve">脚接节点②、正电源脚</w:t>
       </w:r>
       <w:r>
+        <w:rPr>
+          <w:rFonts w:eastAsia="黑体"/>
+        </w:rPr>
         <w:t xml:space="preserve"> VCC </w:t>
       </w:r>
       <w:r>
         <w:rPr>
-          <w:rFonts w:hint="eastAsia"/>
+          <w:rFonts w:hint="eastAsia" w:eastAsia="黑体"/>
         </w:rPr>
         <w:t xml:space="preserve">接节点④</w:t>
       </w:r>
       <w:r>
+        <w:rPr>
+          <w:rFonts w:eastAsia="黑体"/>
+        </w:rPr>
         <w:t xml:space="preserve"> </w:t>
       </w:r>
       <w:r>
         <w:rPr>
-          <w:rFonts w:hint="eastAsia"/>
+          <w:rFonts w:hint="eastAsia" w:eastAsia="黑体"/>
         </w:rPr>
         <w:t xml:space="preserve">的</w:t>
       </w:r>
       <w:r>
+        <w:rPr>
+          <w:rFonts w:eastAsia="黑体"/>
+        </w:rPr>
         <w:t xml:space="preserve"> </w:t>
       </w:r>
       <m:oMath>
@@ -555,21 +655,25 @@
       </m:oMath>
       <w:r>
         <w:rPr>
-          <w:rFonts w:hint="eastAsia"/>
+          <w:rFonts w:hint="eastAsia" w:eastAsia="黑体"/>
         </w:rPr>
         <w:t xml:space="preserve">、地脚</w:t>
       </w:r>
       <w:r>
+        <w:rPr>
+          <w:rFonts w:eastAsia="黑体"/>
+        </w:rPr>
         <w:t xml:space="preserve"> GND </w:t>
       </w:r>
       <w:r>
         <w:rPr>
-          <w:rFonts w:hint="eastAsia"/>
+          <w:rFonts w:hint="eastAsia" w:eastAsia="黑体"/>
         </w:rPr>
         <w:t xml:space="preserve">接节点⑤；</w:t>
       </w:r>
       <w:r>
         <w:rPr>
+          <w:rFonts w:eastAsia="黑体"/>
           <w:b/>
           <w:bCs/>
         </w:rPr>
@@ -577,60 +681,75 @@
       </w:r>
       <w:r>
         <w:rPr>
-          <w:rFonts w:hint="eastAsia"/>
+          <w:rFonts w:hint="eastAsia" w:eastAsia="黑体"/>
           <w:b/>
           <w:bCs/>
         </w:rPr>
         <w:t xml:space="preserve">模组（SSD1306）</w:t>
       </w:r>
       <w:r>
+        <w:rPr>
+          <w:rFonts w:eastAsia="黑体"/>
+        </w:rPr>
         <w:t xml:space="preserve"> </w:t>
       </w:r>
       <w:r>
         <w:rPr>
-          <w:rFonts w:hint="eastAsia"/>
+          <w:rFonts w:hint="eastAsia" w:eastAsia="黑体"/>
         </w:rPr>
         <w:t xml:space="preserve">的</w:t>
       </w:r>
       <w:r>
+        <w:rPr>
+          <w:rFonts w:eastAsia="黑体"/>
+        </w:rPr>
         <w:t xml:space="preserve"> SCL </w:t>
       </w:r>
       <w:r>
         <w:rPr>
-          <w:rFonts w:hint="eastAsia"/>
+          <w:rFonts w:hint="eastAsia" w:eastAsia="黑体"/>
         </w:rPr>
         <w:t xml:space="preserve">脚接节点①、SDA</w:t>
       </w:r>
       <w:r>
+        <w:rPr>
+          <w:rFonts w:eastAsia="黑体"/>
+        </w:rPr>
         <w:t xml:space="preserve"> </w:t>
       </w:r>
       <w:r>
         <w:rPr>
-          <w:rFonts w:hint="eastAsia"/>
+          <w:rFonts w:hint="eastAsia" w:eastAsia="黑体"/>
         </w:rPr>
         <w:t xml:space="preserve">脚接节点②、VCC</w:t>
       </w:r>
       <w:r>
+        <w:rPr>
+          <w:rFonts w:eastAsia="黑体"/>
+        </w:rPr>
         <w:t xml:space="preserve"> </w:t>
       </w:r>
       <w:r>
         <w:rPr>
-          <w:rFonts w:hint="eastAsia"/>
+          <w:rFonts w:hint="eastAsia" w:eastAsia="黑体"/>
         </w:rPr>
         <w:t xml:space="preserve">脚接节点④、GND</w:t>
       </w:r>
       <w:r>
+        <w:rPr>
+          <w:rFonts w:eastAsia="黑体"/>
+        </w:rPr>
         <w:t xml:space="preserve"> </w:t>
       </w:r>
       <w:r>
         <w:rPr>
-          <w:rFonts w:hint="eastAsia"/>
+          <w:rFonts w:hint="eastAsia" w:eastAsia="黑体"/>
         </w:rPr>
         <w:t xml:space="preserve">脚接节点⑤；</w:t>
       </w:r>
       <w:r>
         <w:rPr>
-          <w:rFonts w:hint="eastAsia"/>
+          <w:rFonts w:hint="eastAsia" w:eastAsia="黑体"/>
           <w:b/>
           <w:bCs/>
         </w:rPr>
@@ -638,6 +757,7 @@
       </w:r>
       <w:r>
         <w:rPr>
+          <w:rFonts w:eastAsia="黑体"/>
           <w:b/>
           <w:bCs/>
         </w:rPr>
@@ -662,11 +782,14 @@
       </m:oMath>
       <w:r>
         <w:rPr>
-          <w:rFonts w:hint="eastAsia"/>
+          <w:rFonts w:hint="eastAsia" w:eastAsia="黑体"/>
         </w:rPr>
         <w:t xml:space="preserve">（常用</w:t>
       </w:r>
       <w:r>
+        <w:rPr>
+          <w:rFonts w:eastAsia="黑体"/>
+        </w:rPr>
         <w:t xml:space="preserve"> </w:t>
       </w:r>
       <m:oMath>
@@ -686,20 +809,26 @@
       </m:oMath>
       <w:r>
         <w:rPr>
-          <w:rFonts w:hint="eastAsia"/>
+          <w:rFonts w:hint="eastAsia" w:eastAsia="黑体"/>
         </w:rPr>
         <w:t xml:space="preserve">）一端均接节点③</w:t>
       </w:r>
       <w:r>
+        <w:rPr>
+          <w:rFonts w:eastAsia="黑体"/>
+        </w:rPr>
         <w:t xml:space="preserve"> </w:t>
       </w:r>
       <w:r>
         <w:rPr>
-          <w:rFonts w:hint="eastAsia"/>
+          <w:rFonts w:hint="eastAsia" w:eastAsia="黑体"/>
         </w:rPr>
         <w:t xml:space="preserve">的</w:t>
       </w:r>
       <w:r>
+        <w:rPr>
+          <w:rFonts w:eastAsia="黑体"/>
+        </w:rPr>
         <w:t xml:space="preserve"> </w:t>
       </w:r>
       <m:oMath>
@@ -727,98 +856,129 @@
       </m:oMath>
       <w:r>
         <w:rPr>
-          <w:rFonts w:hint="eastAsia"/>
+          <w:rFonts w:hint="eastAsia" w:eastAsia="黑体"/>
         </w:rPr>
         <w:t xml:space="preserve">，另一端分别接节点①（SCL）与节点②（SDA），为开漏总线提供高电平。若改为</w:t>
       </w:r>
       <w:r>
+        <w:rPr>
+          <w:rFonts w:eastAsia="黑体"/>
+        </w:rPr>
         <w:t xml:space="preserve"> SPI </w:t>
       </w:r>
       <w:r>
         <w:rPr>
-          <w:rFonts w:hint="eastAsia"/>
+          <w:rFonts w:hint="eastAsia" w:eastAsia="黑体"/>
         </w:rPr>
         <w:t xml:space="preserve">模式，则</w:t>
       </w:r>
       <w:r>
+        <w:rPr>
+          <w:rFonts w:eastAsia="黑体"/>
+        </w:rPr>
         <w:t xml:space="preserve"> </w:t>
       </w:r>
       <w:r>
         <w:rPr>
+          <w:rFonts w:eastAsia="黑体"/>
           <w:b/>
           <w:bCs/>
         </w:rPr>
         <w:t xml:space="preserve">MCU</w:t>
       </w:r>
       <w:r>
+        <w:rPr>
+          <w:rFonts w:eastAsia="黑体"/>
+        </w:rPr>
         <w:t xml:space="preserve"> </w:t>
       </w:r>
       <w:r>
         <w:rPr>
-          <w:rFonts w:hint="eastAsia"/>
+          <w:rFonts w:hint="eastAsia" w:eastAsia="黑体"/>
         </w:rPr>
         <w:t xml:space="preserve">的</w:t>
       </w:r>
       <w:r>
+        <w:rPr>
+          <w:rFonts w:eastAsia="黑体"/>
+        </w:rPr>
         <w:t xml:space="preserve"> SCK </w:t>
       </w:r>
       <w:r>
         <w:rPr>
-          <w:rFonts w:hint="eastAsia"/>
+          <w:rFonts w:hint="eastAsia" w:eastAsia="黑体"/>
         </w:rPr>
         <w:t xml:space="preserve">脚接模组</w:t>
       </w:r>
       <w:r>
+        <w:rPr>
+          <w:rFonts w:eastAsia="黑体"/>
+        </w:rPr>
         <w:t xml:space="preserve"> SCLK、MOSI </w:t>
       </w:r>
       <w:r>
         <w:rPr>
-          <w:rFonts w:hint="eastAsia"/>
+          <w:rFonts w:hint="eastAsia" w:eastAsia="黑体"/>
         </w:rPr>
         <w:t xml:space="preserve">脚接模组</w:t>
       </w:r>
       <w:r>
+        <w:rPr>
+          <w:rFonts w:eastAsia="黑体"/>
+        </w:rPr>
         <w:t xml:space="preserve"> MOSI、GPIO </w:t>
       </w:r>
       <w:r>
         <w:rPr>
-          <w:rFonts w:hint="eastAsia"/>
+          <w:rFonts w:hint="eastAsia" w:eastAsia="黑体"/>
         </w:rPr>
         <w:t xml:space="preserve">接模组</w:t>
       </w:r>
       <w:r>
+        <w:rPr>
+          <w:rFonts w:eastAsia="黑体"/>
+        </w:rPr>
         <w:t xml:space="preserve"> CS </w:t>
       </w:r>
       <w:r>
         <w:rPr>
-          <w:rFonts w:hint="eastAsia"/>
+          <w:rFonts w:hint="eastAsia" w:eastAsia="黑体"/>
         </w:rPr>
         <w:t xml:space="preserve">与</w:t>
       </w:r>
       <w:r>
+        <w:rPr>
+          <w:rFonts w:eastAsia="黑体"/>
+        </w:rPr>
         <w:t xml:space="preserve"> DC、GPIO </w:t>
       </w:r>
       <w:r>
         <w:rPr>
-          <w:rFonts w:hint="eastAsia"/>
+          <w:rFonts w:hint="eastAsia" w:eastAsia="黑体"/>
         </w:rPr>
         <w:t xml:space="preserve">或复位脚接模组</w:t>
       </w:r>
       <w:r>
+        <w:rPr>
+          <w:rFonts w:eastAsia="黑体"/>
+        </w:rPr>
         <w:t xml:space="preserve"> </w:t>
       </w:r>
       <w:r>
         <w:rPr>
-          <w:rFonts w:hint="eastAsia"/>
+          <w:rFonts w:hint="eastAsia" w:eastAsia="黑体"/>
         </w:rPr>
         <w:t xml:space="preserve">RES，模组</w:t>
       </w:r>
       <w:r>
+        <w:rPr>
+          <w:rFonts w:eastAsia="黑体"/>
+        </w:rPr>
         <w:t xml:space="preserve"> VCC/GND </w:t>
       </w:r>
       <w:r>
         <w:rPr>
-          <w:rFonts w:hint="eastAsia"/>
+          <w:rFonts w:hint="eastAsia" w:eastAsia="黑体"/>
         </w:rPr>
         <w:t xml:space="preserve">同样接节点④/⑤。</w:t>
       </w:r>
@@ -827,52 +987,67 @@
       <w:pPr/>
       <w:r>
         <w:rPr>
-          <w:rFonts w:hint="eastAsia"/>
+          <w:rFonts w:hint="eastAsia" w:eastAsia="黑体"/>
         </w:rPr>
         <w:t xml:space="preserve">由此构成</w:t>
       </w:r>
       <w:r>
+        <w:rPr>
+          <w:rFonts w:eastAsia="黑体"/>
+        </w:rPr>
         <w:t xml:space="preserve"> MCU </w:t>
       </w:r>
       <w:r>
         <w:rPr>
-          <w:rFonts w:hint="eastAsia"/>
+          <w:rFonts w:hint="eastAsia" w:eastAsia="黑体"/>
         </w:rPr>
         <w:t xml:space="preserve">经</w:t>
       </w:r>
       <w:r>
+        <w:rPr>
+          <w:rFonts w:eastAsia="黑体"/>
+        </w:rPr>
         <w:t xml:space="preserve"> </w:t>
       </w:r>
       <w:r>
         <w:rPr>
-          <w:rFonts w:hint="eastAsia"/>
+          <w:rFonts w:hint="eastAsia" w:eastAsia="黑体"/>
         </w:rPr>
         <w:t xml:space="preserve">I²C（或</w:t>
       </w:r>
       <w:r>
+        <w:rPr>
+          <w:rFonts w:eastAsia="黑体"/>
+        </w:rPr>
         <w:t xml:space="preserve"> </w:t>
       </w:r>
       <w:r>
         <w:rPr>
-          <w:rFonts w:hint="eastAsia"/>
+          <w:rFonts w:hint="eastAsia" w:eastAsia="黑体"/>
         </w:rPr>
         <w:t xml:space="preserve">SPI）总线向</w:t>
       </w:r>
       <w:r>
+        <w:rPr>
+          <w:rFonts w:eastAsia="黑体"/>
+        </w:rPr>
         <w:t xml:space="preserve"> OLED </w:t>
       </w:r>
       <w:r>
         <w:rPr>
-          <w:rFonts w:hint="eastAsia"/>
+          <w:rFonts w:hint="eastAsia" w:eastAsia="黑体"/>
         </w:rPr>
         <w:t xml:space="preserve">驱动芯片写入命令与数据、由芯片刷新</w:t>
       </w:r>
       <w:r>
+        <w:rPr>
+          <w:rFonts w:eastAsia="黑体"/>
+        </w:rPr>
         <w:t xml:space="preserve"> GDDRAM </w:t>
       </w:r>
       <w:r>
         <w:rPr>
-          <w:rFonts w:hint="eastAsia"/>
+          <w:rFonts w:hint="eastAsia" w:eastAsia="黑体"/>
         </w:rPr>
         <w:t xml:space="preserve">显存并驱动点阵显示的组态，用于显示字符与图形。</w:t>
       </w:r>
@@ -885,7 +1060,7 @@
       </w:pPr>
       <w:r>
         <w:rPr>
-          <w:rFonts w:hint="eastAsia"/>
+          <w:rFonts w:hint="eastAsia" w:eastAsia="黑体"/>
         </w:rPr>
         <w:t xml:space="preserve">工作原理</w:t>
       </w:r>
@@ -895,29 +1070,38 @@
         <w:pStyle w:val="FirstParagraph"/>
       </w:pPr>
       <w:r>
+        <w:rPr>
+          <w:rFonts w:eastAsia="黑体"/>
+        </w:rPr>
         <w:t xml:space="preserve">MCU </w:t>
       </w:r>
       <w:r>
         <w:rPr>
-          <w:rFonts w:hint="eastAsia"/>
+          <w:rFonts w:hint="eastAsia" w:eastAsia="黑体"/>
         </w:rPr>
         <w:t xml:space="preserve">通过总线向驱动芯片发送命令字节与数据字节；驱动芯片把收到的数据写入内部</w:t>
       </w:r>
       <w:r>
+        <w:rPr>
+          <w:rFonts w:eastAsia="黑体"/>
+        </w:rPr>
         <w:t xml:space="preserve"> GDDRAM </w:t>
       </w:r>
       <w:r>
         <w:rPr>
-          <w:rFonts w:hint="eastAsia"/>
+          <w:rFonts w:hint="eastAsia" w:eastAsia="黑体"/>
         </w:rPr>
         <w:t xml:space="preserve">显存，再由其内部时序逻辑逐行刷新</w:t>
       </w:r>
       <w:r>
+        <w:rPr>
+          <w:rFonts w:eastAsia="黑体"/>
+        </w:rPr>
         <w:t xml:space="preserve"> OLED </w:t>
       </w:r>
       <w:r>
         <w:rPr>
-          <w:rFonts w:hint="eastAsia"/>
+          <w:rFonts w:hint="eastAsia" w:eastAsia="黑体"/>
         </w:rPr>
         <w:t xml:space="preserve">像素，从而在屏幕上呈现文字与图像。</w:t>
       </w:r>
@@ -930,7 +1114,7 @@
       </w:pPr>
       <w:r>
         <w:rPr>
-          <w:rFonts w:hint="eastAsia"/>
+          <w:rFonts w:hint="eastAsia" w:eastAsia="黑体"/>
         </w:rPr>
         <w:t xml:space="preserve">关键计算公式</w:t>
       </w:r>
@@ -943,11 +1127,14 @@
         </w:numPr>
       </w:pPr>
       <w:r>
+        <w:rPr>
+          <w:rFonts w:eastAsia="黑体"/>
+        </w:rPr>
         <w:t xml:space="preserve">I²C </w:t>
       </w:r>
       <w:r>
         <w:rPr>
-          <w:rFonts w:hint="eastAsia"/>
+          <w:rFonts w:hint="eastAsia" w:eastAsia="黑体"/>
         </w:rPr>
         <w:t xml:space="preserve">上拉电阻取值范围（保证上升沿斜率与驱动能力）：</w:t>
       </w:r>
@@ -1129,11 +1316,14 @@
         </w:numPr>
       </w:pPr>
       <w:r>
+        <w:rPr>
+          <w:rFonts w:eastAsia="黑体"/>
+        </w:rPr>
         <w:t xml:space="preserve">I²C </w:t>
       </w:r>
       <w:r>
         <w:rPr>
-          <w:rFonts w:hint="eastAsia"/>
+          <w:rFonts w:hint="eastAsia" w:eastAsia="黑体"/>
         </w:rPr>
         <w:t xml:space="preserve">时钟（标准/快速模式）：</w:t>
       </w:r>
@@ -1197,16 +1387,19 @@
       </w:pPr>
       <w:r>
         <w:rPr>
-          <w:rFonts w:hint="eastAsia"/>
+          <w:rFonts w:hint="eastAsia" w:eastAsia="黑体"/>
         </w:rPr>
         <w:t xml:space="preserve">一帧刷新所需时间（N</w:t>
       </w:r>
       <w:r>
+        <w:rPr>
+          <w:rFonts w:eastAsia="黑体"/>
+        </w:rPr>
         <w:t xml:space="preserve"> </w:t>
       </w:r>
       <w:r>
         <w:rPr>
-          <w:rFonts w:hint="eastAsia"/>
+          <w:rFonts w:hint="eastAsia" w:eastAsia="黑体"/>
         </w:rPr>
         <w:t xml:space="preserve">为帧字节数）：</w:t>
       </w:r>
@@ -1324,7 +1517,7 @@
             </w:pPr>
             <w:r>
               <w:rPr>
-                <w:rFonts w:hint="eastAsia"/>
+                <w:rFonts w:hint="eastAsia" w:eastAsia="黑体"/>
               </w:rPr>
               <w:t xml:space="preserve">符号</w:t>
             </w:r>
@@ -1338,7 +1531,7 @@
             </w:pPr>
             <w:r>
               <w:rPr>
-                <w:rFonts w:hint="eastAsia"/>
+                <w:rFonts w:hint="eastAsia" w:eastAsia="黑体"/>
               </w:rPr>
               <w:t xml:space="preserve">含义</w:t>
             </w:r>
@@ -1352,7 +1545,7 @@
             </w:pPr>
             <w:r>
               <w:rPr>
-                <w:rFonts w:hint="eastAsia"/>
+                <w:rFonts w:hint="eastAsia" w:eastAsia="黑体"/>
               </w:rPr>
               <w:t xml:space="preserve">单位</w:t>
             </w:r>
@@ -1387,6 +1580,9 @@
               </m:sSub>
             </m:oMath>
             <w:r>
+              <w:rPr>
+                <w:rFonts w:eastAsia="黑体"/>
+              </w:rPr>
               <w:t xml:space="preserve">​</w:t>
             </w:r>
           </w:p>
@@ -1399,7 +1595,7 @@
             </w:pPr>
             <w:r>
               <w:rPr>
-                <w:rFonts w:hint="eastAsia"/>
+                <w:rFonts w:hint="eastAsia" w:eastAsia="黑体"/>
               </w:rPr>
               <w:t xml:space="preserve">上拉电阻下限</w:t>
             </w:r>
@@ -1412,6 +1608,9 @@
               <w:pStyle w:val="Compact"/>
             </w:pPr>
             <w:r>
+              <w:rPr>
+                <w:rFonts w:eastAsia="黑体"/>
+              </w:rPr>
               <w:t xml:space="preserve">Ω</w:t>
             </w:r>
           </w:p>
@@ -1445,6 +1644,9 @@
               </m:sSub>
             </m:oMath>
             <w:r>
+              <w:rPr>
+                <w:rFonts w:eastAsia="黑体"/>
+              </w:rPr>
               <w:t xml:space="preserve">​</w:t>
             </w:r>
           </w:p>
@@ -1457,7 +1659,7 @@
             </w:pPr>
             <w:r>
               <w:rPr>
-                <w:rFonts w:hint="eastAsia"/>
+                <w:rFonts w:hint="eastAsia" w:eastAsia="黑体"/>
               </w:rPr>
               <w:t xml:space="preserve">上拉电阻上限</w:t>
             </w:r>
@@ -1470,6 +1672,9 @@
               <w:pStyle w:val="Compact"/>
             </w:pPr>
             <w:r>
+              <w:rPr>
+                <w:rFonts w:eastAsia="黑体"/>
+              </w:rPr>
               <w:t xml:space="preserve">Ω</w:t>
             </w:r>
           </w:p>
@@ -1500,6 +1705,9 @@
               </m:sSub>
             </m:oMath>
             <w:r>
+              <w:rPr>
+                <w:rFonts w:eastAsia="黑体"/>
+              </w:rPr>
               <w:t xml:space="preserve">​</w:t>
             </w:r>
           </w:p>
@@ -1512,7 +1720,7 @@
             </w:pPr>
             <w:r>
               <w:rPr>
-                <w:rFonts w:hint="eastAsia"/>
+                <w:rFonts w:hint="eastAsia" w:eastAsia="黑体"/>
               </w:rPr>
               <w:t xml:space="preserve">电源电压</w:t>
             </w:r>
@@ -1525,6 +1733,9 @@
               <w:pStyle w:val="Compact"/>
             </w:pPr>
             <w:r>
+              <w:rPr>
+                <w:rFonts w:eastAsia="黑体"/>
+              </w:rPr>
               <w:t xml:space="preserve">V</w:t>
             </w:r>
           </w:p>
@@ -1555,6 +1766,9 @@
               </m:sSub>
             </m:oMath>
             <w:r>
+              <w:rPr>
+                <w:rFonts w:eastAsia="黑体"/>
+              </w:rPr>
               <w:t xml:space="preserve">​</w:t>
             </w:r>
           </w:p>
@@ -1567,7 +1781,7 @@
             </w:pPr>
             <w:r>
               <w:rPr>
-                <w:rFonts w:hint="eastAsia"/>
+                <w:rFonts w:hint="eastAsia" w:eastAsia="黑体"/>
               </w:rPr>
               <w:t xml:space="preserve">输出低电平</w:t>
             </w:r>
@@ -1580,6 +1794,9 @@
               <w:pStyle w:val="Compact"/>
             </w:pPr>
             <w:r>
+              <w:rPr>
+                <w:rFonts w:eastAsia="黑体"/>
+              </w:rPr>
               <w:t xml:space="preserve">V</w:t>
             </w:r>
           </w:p>
@@ -1610,6 +1827,9 @@
               </m:sSub>
             </m:oMath>
             <w:r>
+              <w:rPr>
+                <w:rFonts w:eastAsia="黑体"/>
+              </w:rPr>
               <w:t xml:space="preserve">​</w:t>
             </w:r>
           </w:p>
@@ -1622,7 +1842,7 @@
             </w:pPr>
             <w:r>
               <w:rPr>
-                <w:rFonts w:hint="eastAsia"/>
+                <w:rFonts w:hint="eastAsia" w:eastAsia="黑体"/>
               </w:rPr>
               <w:t xml:space="preserve">输出低电平灌电流</w:t>
             </w:r>
@@ -1635,6 +1855,9 @@
               <w:pStyle w:val="Compact"/>
             </w:pPr>
             <w:r>
+              <w:rPr>
+                <w:rFonts w:eastAsia="黑体"/>
+              </w:rPr>
               <w:t xml:space="preserve">A</w:t>
             </w:r>
           </w:p>
@@ -1662,6 +1885,9 @@
               </m:sSub>
             </m:oMath>
             <w:r>
+              <w:rPr>
+                <w:rFonts w:eastAsia="黑体"/>
+              </w:rPr>
               <w:t xml:space="preserve">​</w:t>
             </w:r>
           </w:p>
@@ -1674,7 +1900,7 @@
             </w:pPr>
             <w:r>
               <w:rPr>
-                <w:rFonts w:hint="eastAsia"/>
+                <w:rFonts w:hint="eastAsia" w:eastAsia="黑体"/>
               </w:rPr>
               <w:t xml:space="preserve">信号上升时间</w:t>
             </w:r>
@@ -1687,6 +1913,9 @@
               <w:pStyle w:val="Compact"/>
             </w:pPr>
             <w:r>
+              <w:rPr>
+                <w:rFonts w:eastAsia="黑体"/>
+              </w:rPr>
               <w:t xml:space="preserve">s</w:t>
             </w:r>
           </w:p>
@@ -1714,6 +1943,9 @@
               </m:sSub>
             </m:oMath>
             <w:r>
+              <w:rPr>
+                <w:rFonts w:eastAsia="黑体"/>
+              </w:rPr>
               <w:t xml:space="preserve">​</w:t>
             </w:r>
           </w:p>
@@ -1726,7 +1958,7 @@
             </w:pPr>
             <w:r>
               <w:rPr>
-                <w:rFonts w:hint="eastAsia"/>
+                <w:rFonts w:hint="eastAsia" w:eastAsia="黑体"/>
               </w:rPr>
               <w:t xml:space="preserve">总线寄生电容</w:t>
             </w:r>
@@ -1739,6 +1971,9 @@
               <w:pStyle w:val="Compact"/>
             </w:pPr>
             <w:r>
+              <w:rPr>
+                <w:rFonts w:eastAsia="黑体"/>
+              </w:rPr>
               <w:t xml:space="preserve">F</w:t>
             </w:r>
           </w:p>
@@ -1772,6 +2007,9 @@
               </m:sSub>
             </m:oMath>
             <w:r>
+              <w:rPr>
+                <w:rFonts w:eastAsia="黑体"/>
+              </w:rPr>
               <w:t xml:space="preserve">​</w:t>
             </w:r>
           </w:p>
@@ -1784,7 +2022,7 @@
             </w:pPr>
             <w:r>
               <w:rPr>
-                <w:rFonts w:hint="eastAsia"/>
+                <w:rFonts w:hint="eastAsia" w:eastAsia="黑体"/>
               </w:rPr>
               <w:t xml:space="preserve">串行时钟频率</w:t>
             </w:r>
@@ -1797,6 +2035,9 @@
               <w:pStyle w:val="Compact"/>
             </w:pPr>
             <w:r>
+              <w:rPr>
+                <w:rFonts w:eastAsia="黑体"/>
+              </w:rPr>
               <w:t xml:space="preserve">Hz</w:t>
             </w:r>
           </w:p>
@@ -1811,7 +2052,7 @@
       </w:pPr>
       <w:r>
         <w:rPr>
-          <w:rFonts w:hint="eastAsia"/>
+          <w:rFonts w:hint="eastAsia" w:eastAsia="黑体"/>
         </w:rPr>
         <w:t xml:space="preserve">元件调整影响</w:t>
       </w:r>
@@ -1826,7 +2067,7 @@
       </w:pPr>
       <w:r>
         <w:rPr>
-          <w:rFonts w:hint="eastAsia"/>
+          <w:rFonts w:hint="eastAsia" w:eastAsia="黑体"/>
           <w:b/>
           <w:bCs/>
         </w:rPr>
@@ -1834,20 +2075,27 @@
       </w:r>
       <w:r>
         <w:rPr>
+          <w:rFonts w:eastAsia="黑体"/>
           <w:b/>
           <w:bCs/>
         </w:rPr>
         <w:t xml:space="preserve"> R↑</w:t>
       </w:r>
       <w:r>
+        <w:rPr>
+          <w:rFonts w:eastAsia="黑体"/>
+        </w:rPr>
         <w:t xml:space="preserve"> </w:t>
       </w:r>
       <w:r>
+        <w:rPr>
+          <w:rFonts w:eastAsia="黑体"/>
+        </w:rPr>
         <w:t xml:space="preserve">→ </w:t>
       </w:r>
       <w:r>
         <w:rPr>
-          <w:rFonts w:hint="eastAsia"/>
+          <w:rFonts w:hint="eastAsia" w:eastAsia="黑体"/>
         </w:rPr>
         <w:t xml:space="preserve">上升沿变慢（</w:t>
       </w:r>
@@ -1866,11 +2114,14 @@
         </m:sSub>
       </m:oMath>
       <w:r>
+        <w:rPr>
+          <w:rFonts w:eastAsia="黑体"/>
+        </w:rPr>
         <w:t xml:space="preserve"> </w:t>
       </w:r>
       <w:r>
         <w:rPr>
-          <w:rFonts w:hint="eastAsia"/>
+          <w:rFonts w:hint="eastAsia" w:eastAsia="黑体"/>
         </w:rPr>
         <w:t xml:space="preserve">增大），高速模式下可能无法满足时序。</w:t>
       </w:r>
@@ -1885,7 +2136,7 @@
       </w:pPr>
       <w:r>
         <w:rPr>
-          <w:rFonts w:hint="eastAsia"/>
+          <w:rFonts w:hint="eastAsia" w:eastAsia="黑体"/>
           <w:b/>
           <w:bCs/>
         </w:rPr>
@@ -1893,24 +2144,34 @@
       </w:r>
       <w:r>
         <w:rPr>
+          <w:rFonts w:eastAsia="黑体"/>
           <w:b/>
           <w:bCs/>
         </w:rPr>
         <w:t xml:space="preserve"> R↓</w:t>
       </w:r>
       <w:r>
+        <w:rPr>
+          <w:rFonts w:eastAsia="黑体"/>
+        </w:rPr>
         <w:t xml:space="preserve"> </w:t>
       </w:r>
       <w:r>
+        <w:rPr>
+          <w:rFonts w:eastAsia="黑体"/>
+        </w:rPr>
         <w:t xml:space="preserve">→ </w:t>
       </w:r>
       <w:r>
         <w:rPr>
-          <w:rFonts w:hint="eastAsia"/>
+          <w:rFonts w:hint="eastAsia" w:eastAsia="黑体"/>
         </w:rPr>
         <w:t xml:space="preserve">低电平灌电流增大，功耗上升，过小可能超过器件</w:t>
       </w:r>
       <w:r>
+        <w:rPr>
+          <w:rFonts w:eastAsia="黑体"/>
+        </w:rPr>
         <w:t xml:space="preserve"> </w:t>
       </w:r>
       <m:oMath>
@@ -1931,11 +2192,14 @@
         </m:sSub>
       </m:oMath>
       <w:r>
+        <w:rPr>
+          <w:rFonts w:eastAsia="黑体"/>
+        </w:rPr>
         <w:t xml:space="preserve"> </w:t>
       </w:r>
       <w:r>
         <w:rPr>
-          <w:rFonts w:hint="eastAsia"/>
+          <w:rFonts w:hint="eastAsia" w:eastAsia="黑体"/>
         </w:rPr>
         <w:t xml:space="preserve">承受能力。</w:t>
       </w:r>
@@ -1950,7 +2214,7 @@
       </w:pPr>
       <w:r>
         <w:rPr>
-          <w:rFonts w:hint="eastAsia"/>
+          <w:rFonts w:hint="eastAsia" w:eastAsia="黑体"/>
           <w:b/>
           <w:bCs/>
         </w:rPr>
@@ -1958,20 +2222,27 @@
       </w:r>
       <w:r>
         <w:rPr>
+          <w:rFonts w:eastAsia="黑体"/>
           <w:b/>
           <w:bCs/>
         </w:rPr>
         <w:t xml:space="preserve"> C↑</w:t>
       </w:r>
       <w:r>
+        <w:rPr>
+          <w:rFonts w:eastAsia="黑体"/>
+        </w:rPr>
         <w:t xml:space="preserve"> </w:t>
       </w:r>
       <w:r>
+        <w:rPr>
+          <w:rFonts w:eastAsia="黑体"/>
+        </w:rPr>
         <w:t xml:space="preserve">→ </w:t>
       </w:r>
       <w:r>
         <w:rPr>
-          <w:rFonts w:hint="eastAsia"/>
+          <w:rFonts w:hint="eastAsia" w:eastAsia="黑体"/>
         </w:rPr>
         <w:t xml:space="preserve">上升时间增大，可用最大时钟频率下降。</w:t>
       </w:r>
@@ -2006,20 +2277,27 @@
       </m:oMath>
       <w:r>
         <w:rPr>
+          <w:rFonts w:eastAsia="黑体"/>
           <w:b/>
           <w:bCs/>
         </w:rPr>
         <w:t xml:space="preserve">↑</w:t>
       </w:r>
       <w:r>
+        <w:rPr>
+          <w:rFonts w:eastAsia="黑体"/>
+        </w:rPr>
         <w:t xml:space="preserve"> </w:t>
       </w:r>
       <w:r>
+        <w:rPr>
+          <w:rFonts w:eastAsia="黑体"/>
+        </w:rPr>
         <w:t xml:space="preserve">→ </w:t>
       </w:r>
       <w:r>
         <w:rPr>
-          <w:rFonts w:hint="eastAsia"/>
+          <w:rFonts w:hint="eastAsia" w:eastAsia="黑体"/>
         </w:rPr>
         <w:t xml:space="preserve">刷新更快，但对走线、上拉和主机时序要求更苛刻。</w:t>
       </w:r>
@@ -2032,7 +2310,7 @@
       </w:pPr>
       <w:r>
         <w:rPr>
-          <w:rFonts w:hint="eastAsia"/>
+          <w:rFonts w:hint="eastAsia" w:eastAsia="黑体"/>
         </w:rPr>
         <w:t xml:space="preserve">典型参数示例</w:t>
       </w:r>
@@ -2047,11 +2325,14 @@
       </w:pPr>
       <w:r>
         <w:rPr>
-          <w:rFonts w:hint="eastAsia"/>
+          <w:rFonts w:hint="eastAsia" w:eastAsia="黑体"/>
         </w:rPr>
         <w:t xml:space="preserve">取</w:t>
       </w:r>
       <w:r>
+        <w:rPr>
+          <w:rFonts w:eastAsia="黑体"/>
+        </w:rPr>
         <w:t xml:space="preserve"> </w:t>
       </w:r>
       <m:oMath>
@@ -2091,6 +2372,9 @@
         </m:r>
       </m:oMath>
       <w:r>
+        <w:rPr>
+          <w:rFonts w:eastAsia="黑体"/>
+        </w:rPr>
         <w:t xml:space="preserve">、</w:t>
       </w:r>
       <m:oMath>
@@ -2130,6 +2414,9 @@
         </m:r>
       </m:oMath>
       <w:r>
+        <w:rPr>
+          <w:rFonts w:eastAsia="黑体"/>
+        </w:rPr>
         <w:t xml:space="preserve">、</w:t>
       </w:r>
       <m:oMath>
@@ -2170,7 +2457,7 @@
       </m:oMath>
       <w:r>
         <w:rPr>
-          <w:rFonts w:hint="eastAsia"/>
+          <w:rFonts w:hint="eastAsia" w:eastAsia="黑体"/>
         </w:rPr>
         <w:t xml:space="preserve">：</w:t>
       </w:r>
@@ -2269,11 +2556,14 @@
       </m:oMath>
       <w:r>
         <w:rPr>
-          <w:rFonts w:hint="eastAsia"/>
+          <w:rFonts w:hint="eastAsia" w:eastAsia="黑体"/>
         </w:rPr>
         <w:t xml:space="preserve">，工程上常用</w:t>
       </w:r>
       <w:r>
+        <w:rPr>
+          <w:rFonts w:eastAsia="黑体"/>
+        </w:rPr>
         <w:t xml:space="preserve"> </w:t>
       </w:r>
       <m:oMath>
@@ -2292,11 +2582,14 @@
         </m:r>
       </m:oMath>
       <w:r>
+        <w:rPr>
+          <w:rFonts w:eastAsia="黑体"/>
+        </w:rPr>
         <w:t xml:space="preserve"> </w:t>
       </w:r>
       <w:r>
         <w:rPr>
-          <w:rFonts w:hint="eastAsia"/>
+          <w:rFonts w:hint="eastAsia" w:eastAsia="黑体"/>
         </w:rPr>
         <w:t xml:space="preserve">上拉。</w:t>
       </w:r>
@@ -2310,24 +2603,33 @@
         </w:numPr>
       </w:pPr>
       <w:r>
+        <w:rPr>
+          <w:rFonts w:eastAsia="黑体"/>
+        </w:rPr>
         <w:t xml:space="preserve">128×64 </w:t>
       </w:r>
       <w:r>
         <w:rPr>
-          <w:rFonts w:hint="eastAsia"/>
+          <w:rFonts w:hint="eastAsia" w:eastAsia="黑体"/>
         </w:rPr>
         <w:t xml:space="preserve">单色</w:t>
       </w:r>
       <w:r>
+        <w:rPr>
+          <w:rFonts w:eastAsia="黑体"/>
+        </w:rPr>
         <w:t xml:space="preserve"> </w:t>
       </w:r>
       <w:r>
         <w:rPr>
-          <w:rFonts w:hint="eastAsia"/>
+          <w:rFonts w:hint="eastAsia" w:eastAsia="黑体"/>
         </w:rPr>
         <w:t xml:space="preserve">OLED，一帧</w:t>
       </w:r>
       <w:r>
+        <w:rPr>
+          <w:rFonts w:eastAsia="黑体"/>
+        </w:rPr>
         <w:t xml:space="preserve"> </w:t>
       </w:r>
       <m:oMath>
@@ -2345,11 +2647,14 @@
         </m:r>
       </m:oMath>
       <w:r>
+        <w:rPr>
+          <w:rFonts w:eastAsia="黑体"/>
+        </w:rPr>
         <w:t xml:space="preserve"> </w:t>
       </w:r>
       <w:r>
         <w:rPr>
-          <w:rFonts w:hint="eastAsia"/>
+          <w:rFonts w:hint="eastAsia" w:eastAsia="黑体"/>
         </w:rPr>
         <w:t xml:space="preserve">字节，</w:t>
       </w:r>
@@ -2394,7 +2699,7 @@
       </m:oMath>
       <w:r>
         <w:rPr>
-          <w:rFonts w:hint="eastAsia"/>
+          <w:rFonts w:hint="eastAsia" w:eastAsia="黑体"/>
         </w:rPr>
         <w:t xml:space="preserve">：</w:t>
       </w:r>
@@ -2492,6 +2797,9 @@
         </m:r>
       </m:oMath>
       <w:r>
+        <w:rPr>
+          <w:rFonts w:eastAsia="黑体"/>
+        </w:rPr>
         <w:t xml:space="preserve">。</w:t>
       </w:r>
     </w:p>
@@ -2503,7 +2811,7 @@
       </w:pPr>
       <w:r>
         <w:rPr>
-          <w:rFonts w:hint="eastAsia"/>
+          <w:rFonts w:hint="eastAsia" w:eastAsia="黑体"/>
         </w:rPr>
         <w:t xml:space="preserve">常见器件型号</w:t>
       </w:r>
@@ -2518,7 +2826,7 @@
       </w:pPr>
       <w:r>
         <w:rPr>
-          <w:rFonts w:hint="eastAsia"/>
+          <w:rFonts w:hint="eastAsia" w:eastAsia="黑体"/>
         </w:rPr>
         <w:t xml:space="preserve">驱动芯片：SSD1306、SSD1315、SH1106。</w:t>
       </w:r>
@@ -2533,34 +2841,43 @@
       </w:pPr>
       <w:r>
         <w:rPr>
-          <w:rFonts w:hint="eastAsia"/>
+          <w:rFonts w:hint="eastAsia" w:eastAsia="黑体"/>
         </w:rPr>
         <w:t xml:space="preserve">模组：0.96</w:t>
       </w:r>
       <w:r>
+        <w:rPr>
+          <w:rFonts w:eastAsia="黑体"/>
+        </w:rPr>
         <w:t xml:space="preserve"> </w:t>
       </w:r>
       <w:r>
         <w:rPr>
-          <w:rFonts w:hint="eastAsia"/>
+          <w:rFonts w:hint="eastAsia" w:eastAsia="黑体"/>
         </w:rPr>
         <w:t xml:space="preserve">英寸</w:t>
       </w:r>
       <w:r>
+        <w:rPr>
+          <w:rFonts w:eastAsia="黑体"/>
+        </w:rPr>
         <w:t xml:space="preserve"> 128×64 </w:t>
       </w:r>
       <w:r>
         <w:rPr>
-          <w:rFonts w:hint="eastAsia"/>
+          <w:rFonts w:hint="eastAsia" w:eastAsia="黑体"/>
         </w:rPr>
         <w:t xml:space="preserve">OLED（I²C/SPI</w:t>
       </w:r>
       <w:r>
+        <w:rPr>
+          <w:rFonts w:eastAsia="黑体"/>
+        </w:rPr>
         <w:t xml:space="preserve"> </w:t>
       </w:r>
       <w:r>
         <w:rPr>
-          <w:rFonts w:hint="eastAsia"/>
+          <w:rFonts w:hint="eastAsia" w:eastAsia="黑体"/>
         </w:rPr>
         <w:t xml:space="preserve">版）。</w:t>
       </w:r>
@@ -2575,34 +2892,43 @@
       </w:pPr>
       <w:r>
         <w:rPr>
-          <w:rFonts w:hint="eastAsia"/>
+          <w:rFonts w:hint="eastAsia" w:eastAsia="黑体"/>
         </w:rPr>
         <w:t xml:space="preserve">上拉/外设电平：常用</w:t>
       </w:r>
       <w:r>
+        <w:rPr>
+          <w:rFonts w:eastAsia="黑体"/>
+        </w:rPr>
         <w:t xml:space="preserve"> 4.7 kΩ </w:t>
       </w:r>
       <w:r>
         <w:rPr>
-          <w:rFonts w:hint="eastAsia"/>
+          <w:rFonts w:hint="eastAsia" w:eastAsia="黑体"/>
         </w:rPr>
         <w:t xml:space="preserve">上拉；电平转换可用</w:t>
       </w:r>
       <w:r>
+        <w:rPr>
+          <w:rFonts w:eastAsia="黑体"/>
+        </w:rPr>
         <w:t xml:space="preserve"> </w:t>
       </w:r>
       <w:r>
         <w:rPr>
-          <w:rFonts w:hint="eastAsia"/>
+          <w:rFonts w:hint="eastAsia" w:eastAsia="黑体"/>
         </w:rPr>
         <w:t xml:space="preserve">TXS0102（I²C</w:t>
       </w:r>
       <w:r>
+        <w:rPr>
+          <w:rFonts w:eastAsia="黑体"/>
+        </w:rPr>
         <w:t xml:space="preserve"> 3.3 V↔5 </w:t>
       </w:r>
       <w:r>
         <w:rPr>
-          <w:rFonts w:hint="eastAsia"/>
+          <w:rFonts w:hint="eastAsia" w:eastAsia="黑体"/>
         </w:rPr>
         <w:t xml:space="preserve">V）。</w:t>
       </w:r>
@@ -2615,7 +2941,7 @@
       </w:pPr>
       <w:r>
         <w:rPr>
-          <w:rFonts w:hint="eastAsia"/>
+          <w:rFonts w:hint="eastAsia" w:eastAsia="黑体"/>
         </w:rPr>
         <w:t xml:space="preserve">注意事项</w:t>
       </w:r>
@@ -2629,29 +2955,38 @@
         </w:numPr>
       </w:pPr>
       <w:r>
+        <w:rPr>
+          <w:rFonts w:eastAsia="黑体"/>
+        </w:rPr>
         <w:t xml:space="preserve">OLED </w:t>
       </w:r>
       <w:r>
         <w:rPr>
-          <w:rFonts w:hint="eastAsia"/>
+          <w:rFonts w:hint="eastAsia" w:eastAsia="黑体"/>
         </w:rPr>
         <w:t xml:space="preserve">模组工作电压多为</w:t>
       </w:r>
       <w:r>
+        <w:rPr>
+          <w:rFonts w:eastAsia="黑体"/>
+        </w:rPr>
         <w:t xml:space="preserve"> 3.3 </w:t>
       </w:r>
       <w:r>
         <w:rPr>
-          <w:rFonts w:hint="eastAsia"/>
+          <w:rFonts w:hint="eastAsia" w:eastAsia="黑体"/>
         </w:rPr>
         <w:t xml:space="preserve">V，接</w:t>
       </w:r>
       <w:r>
+        <w:rPr>
+          <w:rFonts w:eastAsia="黑体"/>
+        </w:rPr>
         <w:t xml:space="preserve"> 5 V </w:t>
       </w:r>
       <w:r>
         <w:rPr>
-          <w:rFonts w:hint="eastAsia"/>
+          <w:rFonts w:hint="eastAsia" w:eastAsia="黑体"/>
         </w:rPr>
         <w:t xml:space="preserve">系统需确认容忍电平或加电平转换。</w:t>
       </w:r>
@@ -2665,20 +3000,26 @@
         </w:numPr>
       </w:pPr>
       <w:r>
+        <w:rPr>
+          <w:rFonts w:eastAsia="黑体"/>
+        </w:rPr>
         <w:t xml:space="preserve">I²C </w:t>
       </w:r>
       <w:r>
         <w:rPr>
-          <w:rFonts w:hint="eastAsia"/>
+          <w:rFonts w:hint="eastAsia" w:eastAsia="黑体"/>
         </w:rPr>
         <w:t xml:space="preserve">的</w:t>
       </w:r>
       <w:r>
+        <w:rPr>
+          <w:rFonts w:eastAsia="黑体"/>
+        </w:rPr>
         <w:t xml:space="preserve"> SDA/SCL </w:t>
       </w:r>
       <w:r>
         <w:rPr>
-          <w:rFonts w:hint="eastAsia"/>
+          <w:rFonts w:hint="eastAsia" w:eastAsia="黑体"/>
         </w:rPr>
         <w:t xml:space="preserve">必须接上拉电阻，否则总线无法输出高电平。</w:t>
       </w:r>
@@ -2693,7 +3034,7 @@
       </w:pPr>
       <w:r>
         <w:rPr>
-          <w:rFonts w:hint="eastAsia"/>
+          <w:rFonts w:hint="eastAsia" w:eastAsia="黑体"/>
         </w:rPr>
         <w:t xml:space="preserve">首次初始化需按驱动芯片手册发送完整的上电指令序列。</w:t>
       </w:r>
@@ -2708,16 +3049,19 @@
       </w:pPr>
       <w:r>
         <w:rPr>
-          <w:rFonts w:hint="eastAsia"/>
+          <w:rFonts w:hint="eastAsia" w:eastAsia="黑体"/>
         </w:rPr>
         <w:t xml:space="preserve">长时间静态高亮显示会加速</w:t>
       </w:r>
       <w:r>
+        <w:rPr>
+          <w:rFonts w:eastAsia="黑体"/>
+        </w:rPr>
         <w:t xml:space="preserve"> OLED </w:t>
       </w:r>
       <w:r>
         <w:rPr>
-          <w:rFonts w:hint="eastAsia"/>
+          <w:rFonts w:hint="eastAsia" w:eastAsia="黑体"/>
         </w:rPr>
         <w:t xml:space="preserve">老化，建议加入屏保或移位显示。</w:t>
       </w:r>
@@ -2730,7 +3074,7 @@
       </w:pPr>
       <w:r>
         <w:rPr>
-          <w:rFonts w:hint="eastAsia"/>
+          <w:rFonts w:hint="eastAsia" w:eastAsia="黑体"/>
         </w:rPr>
         <w:t xml:space="preserve">参考资料</w:t>
       </w:r>
@@ -2744,6 +3088,9 @@
         </w:numPr>
       </w:pPr>
       <w:r>
+        <w:rPr>
+          <w:rFonts w:eastAsia="黑体"/>
+        </w:rPr>
         <w:t xml:space="preserve">Wikipedia: OLED。</w:t>
       </w:r>
     </w:p>
@@ -2756,6 +3103,9 @@
         </w:numPr>
       </w:pPr>
       <w:r>
+        <w:rPr>
+          <w:rFonts w:eastAsia="黑体"/>
+        </w:rPr>
         <w:t xml:space="preserve">Wikipedia: I²C。</w:t>
       </w:r>
     </w:p>
@@ -2768,20 +3118,26 @@
         </w:numPr>
       </w:pPr>
       <w:r>
+        <w:rPr>
+          <w:rFonts w:eastAsia="黑体"/>
+        </w:rPr>
         <w:t xml:space="preserve">SSD1306 </w:t>
       </w:r>
       <w:r>
         <w:rPr>
-          <w:rFonts w:hint="eastAsia"/>
+          <w:rFonts w:hint="eastAsia" w:eastAsia="黑体"/>
         </w:rPr>
         <w:t xml:space="preserve">数据手册（Solomon</w:t>
       </w:r>
       <w:r>
+        <w:rPr>
+          <w:rFonts w:eastAsia="黑体"/>
+        </w:rPr>
         <w:t xml:space="preserve"> </w:t>
       </w:r>
       <w:r>
         <w:rPr>
-          <w:rFonts w:hint="eastAsia"/>
+          <w:rFonts w:hint="eastAsia" w:eastAsia="黑体"/>
         </w:rPr>
         <w:t xml:space="preserve">Systech）。</w:t>
       </w:r>
@@ -2796,7 +3152,7 @@
       </w:pPr>
       <w:r>
         <w:rPr>
-          <w:rFonts w:hint="eastAsia"/>
+          <w:rFonts w:hint="eastAsia" w:eastAsia="黑体"/>
         </w:rPr>
         <w:t xml:space="preserve">《嵌入式系统设计》相关章节。</w:t>
       </w:r>
@@ -2810,11 +3166,11 @@
       </w:pPr>
       <w:r>
         <w:rPr>
-          <w:rFonts w:ascii="Times New Roman" w:hAnsi="Times New Roman"/>
+          <w:rFonts w:ascii="Times New Roman" w:hAnsi="Times New Roman" w:eastAsia="黑体"/>
           <w:color w:val="555555"/>
           <w:sz w:val="21"/>
         </w:rPr>
-        <w:t>材料收集者：杜文杰</w:t>
+        <w:t>材料收集者：杜文杰，WX手机：19519196569，QQ:3478827729</w:t>
       </w:r>
     </w:p>
     <w:sectPr>
@@ -2834,7 +3190,7 @@
 </file>
 
 <file path=word/footer1.xml><?xml version="1.0" encoding="utf-8"?>
-<w:ftr xmlns:m="http://schemas.openxmlformats.org/officeDocument/2006/math" xmlns:mc="http://schemas.openxmlformats.org/markup-compatibility/2006" xmlns:mo="http://schemas.microsoft.com/office/mac/office/2008/main" xmlns:mv="urn:schemas-microsoft-com:mac:vml" xmlns:o="urn:schemas-microsoft-com:office:office" xmlns:r="http://schemas.openxmlformats.org/officeDocument/2006/relationships" xmlns:v="urn:schemas-microsoft-com:vml" xmlns:w10="urn:schemas-microsoft-com:office:word" xmlns:w14="http://schemas.microsoft.com/office/word/2010/wordml" xmlns:w="http://schemas.openxmlformats.org/wordprocessingml/2006/main" xmlns:wne="http://schemas.microsoft.com/office/word/2006/wordml" xmlns:wp14="http://schemas.microsoft.com/office/word/2010/wordprocessingDrawing" xmlns:wp="http://schemas.openxmlformats.org/drawingml/2006/wordprocessingDrawing" xmlns:wpc="http://schemas.microsoft.com/office/word/2010/wordprocessingCanvas" xmlns:wpg="http://schemas.microsoft.com/office/word/2010/wordprocessingGroup" xmlns:wpi="http://schemas.microsoft.com/office/word/2010/wordprocessingInk" xmlns:wps="http://schemas.microsoft.com/office/word/2010/wordprocessingShape" mc:Ignorable="w14 wp14">
+<w:ftr xmlns:mc="http://schemas.openxmlformats.org/markup-compatibility/2006" xmlns:w="http://schemas.openxmlformats.org/wordprocessingml/2006/main" xmlns:m="http://schemas.openxmlformats.org/officeDocument/2006/math" xmlns:mo="http://schemas.microsoft.com/office/mac/office/2008/main" xmlns:mv="urn:schemas-microsoft-com:mac:vml" xmlns:o="urn:schemas-microsoft-com:office:office" xmlns:r="http://schemas.openxmlformats.org/officeDocument/2006/relationships" xmlns:v="urn:schemas-microsoft-com:vml" xmlns:w10="urn:schemas-microsoft-com:office:word" xmlns:w14="http://schemas.microsoft.com/office/word/2010/wordml" xmlns:wne="http://schemas.microsoft.com/office/word/2006/wordml" xmlns:wp14="http://schemas.microsoft.com/office/word/2010/wordprocessingDrawing" xmlns:wp="http://schemas.openxmlformats.org/drawingml/2006/wordprocessingDrawing" xmlns:wpc="http://schemas.microsoft.com/office/word/2010/wordprocessingCanvas" xmlns:wpg="http://schemas.microsoft.com/office/word/2010/wordprocessingGroup" xmlns:wpi="http://schemas.microsoft.com/office/word/2010/wordprocessingInk" xmlns:wps="http://schemas.microsoft.com/office/word/2010/wordprocessingShape" mc:Ignorable="w14 wp14">
   <w:p>
     <w:pPr>
       <w:pStyle w:val="Footer"/>
@@ -2842,12 +3198,14 @@
     </w:pPr>
     <w:r>
       <w:rPr>
+        <w:rFonts w:eastAsia="黑体"/>
         <w:sz w:val="18"/>
       </w:rPr>
       <w:t xml:space="preserve">第 </w:t>
     </w:r>
     <w:r>
       <w:rPr>
+        <w:rFonts w:eastAsia="黑体"/>
         <w:sz w:val="18"/>
       </w:rPr>
       <w:fldChar w:fldCharType="begin"/>
@@ -2856,6 +3214,7 @@
     </w:r>
     <w:r>
       <w:rPr>
+        <w:rFonts w:eastAsia="黑体"/>
         <w:sz w:val="18"/>
       </w:rPr>
       <w:t xml:space="preserve"> 页</w:t>
@@ -2869,6 +3228,9 @@
   <w:footnote w:type="continuationSeparator" w:id="0">
     <w:p>
       <w:r>
+        <w:rPr>
+          <w:rFonts w:eastAsia="黑体"/>
+        </w:rPr>
         <w:continuationSeparator/>
       </w:r>
     </w:p>
@@ -2876,6 +3238,9 @@
   <w:footnote w:type="separator" w:id="-1">
     <w:p>
       <w:r>
+        <w:rPr>
+          <w:rFonts w:eastAsia="黑体"/>
+        </w:rPr>
         <w:separator/>
       </w:r>
     </w:p>
@@ -2884,7 +3249,7 @@
 </file>
 
 <file path=word/header1.xml><?xml version="1.0" encoding="utf-8"?>
-<w:hdr xmlns:m="http://schemas.openxmlformats.org/officeDocument/2006/math" xmlns:mc="http://schemas.openxmlformats.org/markup-compatibility/2006" xmlns:mo="http://schemas.microsoft.com/office/mac/office/2008/main" xmlns:mv="urn:schemas-microsoft-com:mac:vml" xmlns:o="urn:schemas-microsoft-com:office:office" xmlns:r="http://schemas.openxmlformats.org/officeDocument/2006/relationships" xmlns:v="urn:schemas-microsoft-com:vml" xmlns:w10="urn:schemas-microsoft-com:office:word" xmlns:w14="http://schemas.microsoft.com/office/word/2010/wordml" xmlns:w="http://schemas.openxmlformats.org/wordprocessingml/2006/main" xmlns:wne="http://schemas.microsoft.com/office/word/2006/wordml" xmlns:wp14="http://schemas.microsoft.com/office/word/2010/wordprocessingDrawing" xmlns:wp="http://schemas.openxmlformats.org/drawingml/2006/wordprocessingDrawing" xmlns:wpc="http://schemas.microsoft.com/office/word/2010/wordprocessingCanvas" xmlns:wpg="http://schemas.microsoft.com/office/word/2010/wordprocessingGroup" xmlns:wpi="http://schemas.microsoft.com/office/word/2010/wordprocessingInk" xmlns:wps="http://schemas.microsoft.com/office/word/2010/wordprocessingShape" mc:Ignorable="w14 wp14">
+<w:hdr xmlns:mc="http://schemas.openxmlformats.org/markup-compatibility/2006" xmlns:w="http://schemas.openxmlformats.org/wordprocessingml/2006/main" xmlns:m="http://schemas.openxmlformats.org/officeDocument/2006/math" xmlns:mo="http://schemas.microsoft.com/office/mac/office/2008/main" xmlns:mv="urn:schemas-microsoft-com:mac:vml" xmlns:o="urn:schemas-microsoft-com:office:office" xmlns:r="http://schemas.openxmlformats.org/officeDocument/2006/relationships" xmlns:v="urn:schemas-microsoft-com:vml" xmlns:w10="urn:schemas-microsoft-com:office:word" xmlns:w14="http://schemas.microsoft.com/office/word/2010/wordml" xmlns:wne="http://schemas.microsoft.com/office/word/2006/wordml" xmlns:wp14="http://schemas.microsoft.com/office/word/2010/wordprocessingDrawing" xmlns:wp="http://schemas.openxmlformats.org/drawingml/2006/wordprocessingDrawing" xmlns:wpc="http://schemas.microsoft.com/office/word/2010/wordprocessingCanvas" xmlns:wpg="http://schemas.microsoft.com/office/word/2010/wordprocessingGroup" xmlns:wpi="http://schemas.microsoft.com/office/word/2010/wordprocessingInk" xmlns:wps="http://schemas.microsoft.com/office/word/2010/wordprocessingShape" mc:Ignorable="w14 wp14">
   <w:p>
     <w:pPr>
       <w:pStyle w:val="Header"/>
@@ -2892,7 +3257,7 @@
     </w:pPr>
     <w:r>
       <w:rPr>
-        <w:rFonts w:ascii="Times New Roman" w:hAnsi="Times New Roman"/>
+        <w:rFonts w:ascii="Times New Roman" w:hAnsi="Times New Roman" w:eastAsia="黑体"/>
         <w:sz w:val="18"/>
         <w:rFonts w:eastAsia="黑体"/>
         <w:rFonts w:eastAsia="黑体"/>
@@ -2904,7 +3269,7 @@
 </file>
 
 <file path=word/numbering.xml><?xml version="1.0" encoding="utf-8"?>
-<w:numbering xmlns:m="http://schemas.openxmlformats.org/officeDocument/2006/math" xmlns:mc="http://schemas.openxmlformats.org/markup-compatibility/2006" xmlns:mo="http://schemas.microsoft.com/office/mac/office/2008/main" xmlns:mv="urn:schemas-microsoft-com:mac:vml" xmlns:o="urn:schemas-microsoft-com:office:office" xmlns:r="http://schemas.openxmlformats.org/officeDocument/2006/relationships" xmlns:v="urn:schemas-microsoft-com:vml" xmlns:w="http://schemas.openxmlformats.org/wordprocessingml/2006/main" xmlns:w10="urn:schemas-microsoft-com:office:word" xmlns:w14="http://schemas.microsoft.com/office/word/2010/wordml" xmlns:wne="http://schemas.microsoft.com/office/word/2006/wordml" xmlns:wp="http://schemas.openxmlformats.org/drawingml/2006/wordprocessingDrawing" xmlns:wp14="http://schemas.microsoft.com/office/word/2010/wordprocessingDrawing" xmlns:wpc="http://schemas.microsoft.com/office/word/2010/wordprocessingCanvas" xmlns:wpg="http://schemas.microsoft.com/office/word/2010/wordprocessingGroup" xmlns:wpi="http://schemas.microsoft.com/office/word/2010/wordprocessingInk" xmlns:wps="http://schemas.microsoft.com/office/word/2010/wordprocessingShape" mc:Ignorable="w14 wp14">
+<w:numbering xmlns:mc="http://schemas.openxmlformats.org/markup-compatibility/2006" xmlns:w="http://schemas.openxmlformats.org/wordprocessingml/2006/main" xmlns:m="http://schemas.openxmlformats.org/officeDocument/2006/math" xmlns:mo="http://schemas.microsoft.com/office/mac/office/2008/main" xmlns:mv="urn:schemas-microsoft-com:mac:vml" xmlns:o="urn:schemas-microsoft-com:office:office" xmlns:r="http://schemas.openxmlformats.org/officeDocument/2006/relationships" xmlns:v="urn:schemas-microsoft-com:vml" xmlns:w10="urn:schemas-microsoft-com:office:word" xmlns:w14="http://schemas.microsoft.com/office/word/2010/wordml" xmlns:wne="http://schemas.microsoft.com/office/word/2006/wordml" xmlns:wp="http://schemas.openxmlformats.org/drawingml/2006/wordprocessingDrawing" xmlns:wp14="http://schemas.microsoft.com/office/word/2010/wordprocessingDrawing" xmlns:wpc="http://schemas.microsoft.com/office/word/2010/wordprocessingCanvas" xmlns:wpg="http://schemas.microsoft.com/office/word/2010/wordprocessingGroup" xmlns:wpi="http://schemas.microsoft.com/office/word/2010/wordprocessingInk" xmlns:wps="http://schemas.microsoft.com/office/word/2010/wordprocessingShape" mc:Ignorable="w14 wp14">
   <w:abstractNum w:abstractNumId="0">
     <w:nsid w:val="FFFFFF7C"/>
     <w:multiLevelType w:val="singleLevel"/>
@@ -2991,7 +3356,7 @@
         <w:ind w:hanging="360" w:left="1440"/>
       </w:pPr>
       <w:rPr>
-        <w:rFonts w:ascii="Symbol" w:hAnsi="Symbol" w:hint="default"/>
+        <w:rFonts w:ascii="Symbol" w:hAnsi="Symbol" w:hint="default" w:eastAsia="黑体"/>
       </w:rPr>
     </w:lvl>
   </w:abstractNum>
@@ -3012,7 +3377,7 @@
         <w:ind w:hanging="360" w:left="1080"/>
       </w:pPr>
       <w:rPr>
-        <w:rFonts w:ascii="Symbol" w:hAnsi="Symbol" w:hint="default"/>
+        <w:rFonts w:ascii="Symbol" w:hAnsi="Symbol" w:hint="default" w:eastAsia="黑体"/>
       </w:rPr>
     </w:lvl>
   </w:abstractNum>
@@ -3033,7 +3398,7 @@
         <w:ind w:hanging="360" w:left="720"/>
       </w:pPr>
       <w:rPr>
-        <w:rFonts w:ascii="Symbol" w:hAnsi="Symbol" w:hint="default"/>
+        <w:rFonts w:ascii="Symbol" w:hAnsi="Symbol" w:hint="default" w:eastAsia="黑体"/>
       </w:rPr>
     </w:lvl>
   </w:abstractNum>
@@ -3072,7 +3437,7 @@
         <w:ind w:hanging="360" w:left="360"/>
       </w:pPr>
       <w:rPr>
-        <w:rFonts w:ascii="Symbol" w:hAnsi="Symbol" w:hint="default"/>
+        <w:rFonts w:ascii="Symbol" w:hAnsi="Symbol" w:hint="default" w:eastAsia="黑体"/>
       </w:rPr>
     </w:lvl>
   </w:abstractNum>
@@ -3163,7 +3528,7 @@
         <w:ind w:left="720" w:hanging="360"/>
       </w:pPr>
       <w:rPr>
-        <w:rFonts w:ascii="Symbol" w:hAnsi="Symbol" w:cs="Symbol" w:hint="default"/>
+        <w:rFonts w:ascii="Symbol" w:hAnsi="Symbol" w:cs="Symbol" w:hint="default" w:eastAsia="黑体"/>
       </w:rPr>
     </w:lvl>
     <w:lvl w:ilvl="1">
@@ -3174,7 +3539,7 @@
         <w:ind w:left="1440" w:hanging="360"/>
       </w:pPr>
       <w:rPr>
-        <w:rFonts w:ascii="Courier New" w:hAnsi="Courier New" w:cs="Courier New" w:hint="default"/>
+        <w:rFonts w:ascii="Courier New" w:hAnsi="Courier New" w:cs="Courier New" w:hint="default" w:eastAsia="黑体"/>
       </w:rPr>
     </w:lvl>
     <w:lvl w:ilvl="2">
@@ -3185,7 +3550,7 @@
         <w:ind w:left="2160" w:hanging="360"/>
       </w:pPr>
       <w:rPr>
-        <w:rFonts w:ascii="Wingdings" w:hAnsi="Wingdings" w:cs="Wingdings" w:hint="default"/>
+        <w:rFonts w:ascii="Wingdings" w:hAnsi="Wingdings" w:cs="Wingdings" w:hint="default" w:eastAsia="黑体"/>
       </w:rPr>
     </w:lvl>
     <w:lvl w:ilvl="3">
@@ -3196,7 +3561,7 @@
         <w:ind w:left="2880" w:hanging="360"/>
       </w:pPr>
       <w:rPr>
-        <w:rFonts w:ascii="Symbol" w:hAnsi="Symbol" w:cs="Symbol" w:hint="default"/>
+        <w:rFonts w:ascii="Symbol" w:hAnsi="Symbol" w:cs="Symbol" w:hint="default" w:eastAsia="黑体"/>
       </w:rPr>
     </w:lvl>
     <w:lvl w:ilvl="4">
@@ -3207,7 +3572,7 @@
         <w:ind w:left="3600" w:hanging="360"/>
       </w:pPr>
       <w:rPr>
-        <w:rFonts w:ascii="Courier New" w:hAnsi="Courier New" w:cs="Courier New" w:hint="default"/>
+        <w:rFonts w:ascii="Courier New" w:hAnsi="Courier New" w:cs="Courier New" w:hint="default" w:eastAsia="黑体"/>
       </w:rPr>
     </w:lvl>
     <w:lvl w:ilvl="5">
@@ -3218,7 +3583,7 @@
         <w:ind w:left="4320" w:hanging="360"/>
       </w:pPr>
       <w:rPr>
-        <w:rFonts w:ascii="Wingdings" w:hAnsi="Wingdings" w:cs="Wingdings" w:hint="default"/>
+        <w:rFonts w:ascii="Wingdings" w:hAnsi="Wingdings" w:cs="Wingdings" w:hint="default" w:eastAsia="黑体"/>
       </w:rPr>
     </w:lvl>
     <w:lvl w:ilvl="6">
@@ -3229,7 +3594,7 @@
         <w:ind w:left="5040" w:hanging="360"/>
       </w:pPr>
       <w:rPr>
-        <w:rFonts w:ascii="Symbol" w:hAnsi="Symbol" w:cs="Symbol" w:hint="default"/>
+        <w:rFonts w:ascii="Symbol" w:hAnsi="Symbol" w:cs="Symbol" w:hint="default" w:eastAsia="黑体"/>
       </w:rPr>
     </w:lvl>
     <w:lvl w:ilvl="7">
@@ -3240,7 +3605,7 @@
         <w:ind w:left="5760" w:hanging="360"/>
       </w:pPr>
       <w:rPr>
-        <w:rFonts w:ascii="Courier New" w:hAnsi="Courier New" w:cs="Courier New" w:hint="default"/>
+        <w:rFonts w:ascii="Courier New" w:hAnsi="Courier New" w:cs="Courier New" w:hint="default" w:eastAsia="黑体"/>
       </w:rPr>
     </w:lvl>
     <w:lvl w:ilvl="8">
@@ -3251,7 +3616,7 @@
         <w:ind w:left="6480" w:hanging="360"/>
       </w:pPr>
       <w:rPr>
-        <w:rFonts w:ascii="Wingdings" w:hAnsi="Wingdings" w:cs="Wingdings" w:hint="default"/>
+        <w:rFonts w:ascii="Wingdings" w:hAnsi="Wingdings" w:cs="Wingdings" w:hint="default" w:eastAsia="黑体"/>
       </w:rPr>
     </w:lvl>
   </w:abstractNum>
@@ -3307,11 +3672,11 @@
 </file>
 
 <file path=word/styles.xml><?xml version="1.0" encoding="utf-8"?>
-<w:styles xmlns:mc="http://schemas.openxmlformats.org/markup-compatibility/2006" xmlns:r="http://schemas.openxmlformats.org/officeDocument/2006/relationships" xmlns:w="http://schemas.openxmlformats.org/wordprocessingml/2006/main" xmlns:w14="http://schemas.microsoft.com/office/word/2010/wordml" mc:Ignorable="w14">
+<w:styles xmlns:mc="http://schemas.openxmlformats.org/markup-compatibility/2006" xmlns:w="http://schemas.openxmlformats.org/wordprocessingml/2006/main" xmlns:r="http://schemas.openxmlformats.org/officeDocument/2006/relationships" xmlns:w14="http://schemas.microsoft.com/office/word/2010/wordml" mc:Ignorable="w14">
   <w:docDefaults>
     <w:rPrDefault>
       <w:rPr>
-        <w:rFonts w:asciiTheme="minorHAnsi" w:cstheme="minorBidi" w:eastAsiaTheme="minorEastAsia" w:hAnsiTheme="minorHAnsi"/>
+        <w:rFonts w:asciiTheme="minorHAnsi" w:cstheme="minorBidi" w:hAnsiTheme="minorHAnsi" w:eastAsia="黑体"/>
         <w:sz w:val="22"/>
         <w:szCs w:val="22"/>
         <w:lang w:bidi="ar-SA" w:eastAsia="en-US" w:val="en-US"/>
@@ -3533,7 +3898,7 @@
       <w:outlineLvl w:val="0"/>
     </w:pPr>
     <w:rPr>
-      <w:rFonts w:ascii="Times New Roman" w:asciiTheme="majorHAnsi" w:cstheme="majorBidi" w:eastAsia="黑体" w:eastAsiaTheme="majorEastAsia" w:hAnsi="Times New Roman" w:hAnsiTheme="majorHAnsi"/>
+      <w:rFonts w:ascii="Times New Roman" w:asciiTheme="majorHAnsi" w:cstheme="majorBidi" w:eastAsia="黑体" w:hAnsi="Times New Roman" w:hAnsiTheme="majorHAnsi"/>
       <w:b/>
       <w:bCs/>
       <w:color w:val="1F3864"/>
@@ -3557,7 +3922,7 @@
       <w:outlineLvl w:val="1"/>
     </w:pPr>
     <w:rPr>
-      <w:rFonts w:ascii="Times New Roman" w:asciiTheme="majorHAnsi" w:cstheme="majorBidi" w:eastAsia="黑体" w:eastAsiaTheme="majorEastAsia" w:hAnsi="Times New Roman" w:hAnsiTheme="majorHAnsi"/>
+      <w:rFonts w:ascii="Times New Roman" w:asciiTheme="majorHAnsi" w:cstheme="majorBidi" w:eastAsia="黑体" w:hAnsi="Times New Roman" w:hAnsiTheme="majorHAnsi"/>
       <w:b/>
       <w:bCs/>
       <w:color w:val="2E4E7E"/>
@@ -3581,7 +3946,7 @@
       <w:outlineLvl w:val="2"/>
     </w:pPr>
     <w:rPr>
-      <w:rFonts w:ascii="Times New Roman" w:asciiTheme="majorHAnsi" w:cstheme="majorBidi" w:eastAsia="黑体" w:eastAsiaTheme="majorEastAsia" w:hAnsi="Times New Roman" w:hAnsiTheme="majorHAnsi"/>
+      <w:rFonts w:ascii="Times New Roman" w:asciiTheme="majorHAnsi" w:cstheme="majorBidi" w:eastAsia="黑体" w:hAnsi="Times New Roman" w:hAnsiTheme="majorHAnsi"/>
       <w:b/>
       <w:bCs/>
       <w:color w:val="2E4E7E"/>
@@ -3605,7 +3970,7 @@
       <w:outlineLvl w:val="3"/>
     </w:pPr>
     <w:rPr>
-      <w:rFonts w:ascii="Times New Roman" w:asciiTheme="majorHAnsi" w:cstheme="majorBidi" w:eastAsia="黑体" w:eastAsiaTheme="majorEastAsia" w:hAnsi="Times New Roman" w:hAnsiTheme="majorHAnsi"/>
+      <w:rFonts w:ascii="Times New Roman" w:asciiTheme="majorHAnsi" w:cstheme="majorBidi" w:eastAsia="黑体" w:hAnsi="Times New Roman" w:hAnsiTheme="majorHAnsi"/>
       <w:b/>
       <w:bCs/>
       <w:i/>
@@ -3631,7 +3996,7 @@
       <w:outlineLvl w:val="4"/>
     </w:pPr>
     <w:rPr>
-      <w:rFonts w:ascii="Times New Roman" w:asciiTheme="majorHAnsi" w:cstheme="majorBidi" w:eastAsia="黑体" w:eastAsiaTheme="majorEastAsia" w:hAnsi="Times New Roman" w:hAnsiTheme="majorHAnsi"/>
+      <w:rFonts w:ascii="Times New Roman" w:asciiTheme="majorHAnsi" w:cstheme="majorBidi" w:eastAsia="黑体" w:hAnsi="Times New Roman" w:hAnsiTheme="majorHAnsi"/>
       <w:b/>
       <w:color w:val="333333"/>
       <w:sz w:val="22"/>
@@ -3654,7 +4019,7 @@
       <w:outlineLvl w:val="5"/>
     </w:pPr>
     <w:rPr>
-      <w:rFonts w:asciiTheme="majorHAnsi" w:cstheme="majorBidi" w:eastAsiaTheme="majorEastAsia" w:hAnsiTheme="majorHAnsi"/>
+      <w:rFonts w:asciiTheme="majorHAnsi" w:cstheme="majorBidi" w:hAnsiTheme="majorHAnsi" w:eastAsia="黑体"/>
       <w:i/>
       <w:iCs/>
       <w:color w:themeColor="accent1" w:themeShade="7F" w:val="243F60"/>
@@ -3677,7 +4042,7 @@
       <w:outlineLvl w:val="6"/>
     </w:pPr>
     <w:rPr>
-      <w:rFonts w:asciiTheme="majorHAnsi" w:cstheme="majorBidi" w:eastAsiaTheme="majorEastAsia" w:hAnsiTheme="majorHAnsi"/>
+      <w:rFonts w:asciiTheme="majorHAnsi" w:cstheme="majorBidi" w:hAnsiTheme="majorHAnsi" w:eastAsia="黑体"/>
       <w:i/>
       <w:iCs/>
       <w:color w:themeColor="text1" w:themeTint="BF" w:val="404040"/>
@@ -3700,7 +4065,7 @@
       <w:outlineLvl w:val="7"/>
     </w:pPr>
     <w:rPr>
-      <w:rFonts w:asciiTheme="majorHAnsi" w:cstheme="majorBidi" w:eastAsiaTheme="majorEastAsia" w:hAnsiTheme="majorHAnsi"/>
+      <w:rFonts w:asciiTheme="majorHAnsi" w:cstheme="majorBidi" w:hAnsiTheme="majorHAnsi" w:eastAsia="黑体"/>
       <w:color w:themeColor="accent1" w:val="4F81BD"/>
       <w:sz w:val="20"/>
       <w:szCs w:val="20"/>
@@ -3723,7 +4088,7 @@
       <w:outlineLvl w:val="8"/>
     </w:pPr>
     <w:rPr>
-      <w:rFonts w:asciiTheme="majorHAnsi" w:cstheme="majorBidi" w:eastAsiaTheme="majorEastAsia" w:hAnsiTheme="majorHAnsi"/>
+      <w:rFonts w:asciiTheme="majorHAnsi" w:cstheme="majorBidi" w:hAnsiTheme="majorHAnsi" w:eastAsia="黑体"/>
       <w:i/>
       <w:iCs/>
       <w:color w:themeColor="text1" w:themeTint="BF" w:val="404040"/>
@@ -3774,7 +4139,7 @@
     <w:uiPriority w:val="9"/>
     <w:rsid w:val="00FC693F"/>
     <w:rPr>
-      <w:rFonts w:asciiTheme="majorHAnsi" w:cstheme="majorBidi" w:eastAsiaTheme="majorEastAsia" w:hAnsiTheme="majorHAnsi"/>
+      <w:rFonts w:asciiTheme="majorHAnsi" w:cstheme="majorBidi" w:hAnsiTheme="majorHAnsi" w:eastAsia="黑体"/>
       <w:b/>
       <w:bCs/>
       <w:color w:themeColor="accent1" w:themeShade="BF" w:val="365F91"/>
@@ -3789,7 +4154,7 @@
     <w:uiPriority w:val="9"/>
     <w:rsid w:val="00FC693F"/>
     <w:rPr>
-      <w:rFonts w:asciiTheme="majorHAnsi" w:cstheme="majorBidi" w:eastAsiaTheme="majorEastAsia" w:hAnsiTheme="majorHAnsi"/>
+      <w:rFonts w:asciiTheme="majorHAnsi" w:cstheme="majorBidi" w:hAnsiTheme="majorHAnsi" w:eastAsia="黑体"/>
       <w:b/>
       <w:bCs/>
       <w:color w:themeColor="accent1" w:val="4F81BD"/>
@@ -3804,7 +4169,7 @@
     <w:uiPriority w:val="9"/>
     <w:rsid w:val="00FC693F"/>
     <w:rPr>
-      <w:rFonts w:asciiTheme="majorHAnsi" w:cstheme="majorBidi" w:eastAsiaTheme="majorEastAsia" w:hAnsiTheme="majorHAnsi"/>
+      <w:rFonts w:asciiTheme="majorHAnsi" w:cstheme="majorBidi" w:hAnsiTheme="majorHAnsi" w:eastAsia="黑体"/>
       <w:b/>
       <w:bCs/>
       <w:color w:themeColor="accent1" w:val="4F81BD"/>
@@ -3827,7 +4192,7 @@
       <w:contextualSpacing/>
     </w:pPr>
     <w:rPr>
-      <w:rFonts w:ascii="Times New Roman" w:asciiTheme="majorHAnsi" w:cstheme="majorBidi" w:eastAsia="黑体" w:eastAsiaTheme="majorEastAsia" w:hAnsi="Times New Roman" w:hAnsiTheme="majorHAnsi"/>
+      <w:rFonts w:ascii="Times New Roman" w:asciiTheme="majorHAnsi" w:cstheme="majorBidi" w:eastAsia="黑体" w:hAnsi="Times New Roman" w:hAnsiTheme="majorHAnsi"/>
       <w:b/>
       <w:color w:val="1F3864"/>
       <w:spacing w:val="5"/>
@@ -3843,7 +4208,7 @@
     <w:uiPriority w:val="10"/>
     <w:rsid w:val="00FC693F"/>
     <w:rPr>
-      <w:rFonts w:asciiTheme="majorHAnsi" w:cstheme="majorBidi" w:eastAsiaTheme="majorEastAsia" w:hAnsiTheme="majorHAnsi"/>
+      <w:rFonts w:asciiTheme="majorHAnsi" w:cstheme="majorBidi" w:hAnsiTheme="majorHAnsi" w:eastAsia="黑体"/>
       <w:color w:themeColor="text2" w:themeShade="BF" w:val="17365D"/>
       <w:spacing w:val="5"/>
       <w:kern w:val="28"/>
@@ -3865,7 +4230,7 @@
       </w:numPr>
     </w:pPr>
     <w:rPr>
-      <w:rFonts w:asciiTheme="majorHAnsi" w:cstheme="majorBidi" w:eastAsiaTheme="majorEastAsia" w:hAnsiTheme="majorHAnsi"/>
+      <w:rFonts w:asciiTheme="majorHAnsi" w:cstheme="majorBidi" w:hAnsiTheme="majorHAnsi" w:eastAsia="黑体"/>
       <w:i/>
       <w:iCs/>
       <w:color w:themeColor="accent1" w:val="4F81BD"/>
@@ -3881,7 +4246,7 @@
     <w:uiPriority w:val="11"/>
     <w:rsid w:val="00FC693F"/>
     <w:rPr>
-      <w:rFonts w:asciiTheme="majorHAnsi" w:cstheme="majorBidi" w:eastAsiaTheme="majorEastAsia" w:hAnsiTheme="majorHAnsi"/>
+      <w:rFonts w:asciiTheme="majorHAnsi" w:cstheme="majorBidi" w:hAnsiTheme="majorHAnsi" w:eastAsia="黑体"/>
       <w:i/>
       <w:iCs/>
       <w:color w:themeColor="accent1" w:val="4F81BD"/>
@@ -3948,6 +4313,7 @@
       <w:spacing w:after="120"/>
     </w:pPr>
     <w:rPr>
+      <w:rFonts w:eastAsia="黑体"/>
       <w:sz w:val="16"/>
       <w:szCs w:val="16"/>
     </w:rPr>
@@ -3959,6 +4325,7 @@
     <w:uiPriority w:val="99"/>
     <w:rsid w:val="00AA1D8D"/>
     <w:rPr>
+      <w:rFonts w:eastAsia="黑体"/>
       <w:sz w:val="16"/>
       <w:szCs w:val="16"/>
     </w:rPr>
@@ -4128,7 +4495,7 @@
       </w:tabs>
     </w:pPr>
     <w:rPr>
-      <w:rFonts w:ascii="Courier" w:hAnsi="Courier"/>
+      <w:rFonts w:ascii="Courier" w:hAnsi="Courier" w:eastAsia="黑体"/>
       <w:sz w:val="20"/>
       <w:szCs w:val="20"/>
     </w:rPr>
@@ -4140,7 +4507,7 @@
     <w:uiPriority w:val="99"/>
     <w:rsid w:val="0029639D"/>
     <w:rPr>
-      <w:rFonts w:ascii="Courier" w:hAnsi="Courier"/>
+      <w:rFonts w:ascii="Courier" w:hAnsi="Courier" w:eastAsia="黑体"/>
       <w:sz w:val="20"/>
       <w:szCs w:val="20"/>
     </w:rPr>
@@ -4176,6 +4543,7 @@
     <w:uiPriority w:val="29"/>
     <w:rsid w:val="00FC693F"/>
     <w:rPr>
+      <w:rFonts w:eastAsia="黑体"/>
       <w:i/>
       <w:iCs/>
       <w:color w:themeColor="text1" w:val="000000"/>
@@ -4189,7 +4557,7 @@
     <w:semiHidden/>
     <w:rsid w:val="00FC693F"/>
     <w:rPr>
-      <w:rFonts w:asciiTheme="majorHAnsi" w:cstheme="majorBidi" w:eastAsiaTheme="majorEastAsia" w:hAnsiTheme="majorHAnsi"/>
+      <w:rFonts w:asciiTheme="majorHAnsi" w:cstheme="majorBidi" w:hAnsiTheme="majorHAnsi" w:eastAsia="黑体"/>
       <w:b/>
       <w:bCs/>
       <w:i/>
@@ -4205,7 +4573,7 @@
     <w:semiHidden/>
     <w:rsid w:val="00FC693F"/>
     <w:rPr>
-      <w:rFonts w:asciiTheme="majorHAnsi" w:cstheme="majorBidi" w:eastAsiaTheme="majorEastAsia" w:hAnsiTheme="majorHAnsi"/>
+      <w:rFonts w:asciiTheme="majorHAnsi" w:cstheme="majorBidi" w:hAnsiTheme="majorHAnsi" w:eastAsia="黑体"/>
       <w:color w:themeColor="accent1" w:themeShade="7F" w:val="243F60"/>
     </w:rPr>
   </w:style>
@@ -4217,7 +4585,7 @@
     <w:semiHidden/>
     <w:rsid w:val="00FC693F"/>
     <w:rPr>
-      <w:rFonts w:asciiTheme="majorHAnsi" w:cstheme="majorBidi" w:eastAsiaTheme="majorEastAsia" w:hAnsiTheme="majorHAnsi"/>
+      <w:rFonts w:asciiTheme="majorHAnsi" w:cstheme="majorBidi" w:hAnsiTheme="majorHAnsi" w:eastAsia="黑体"/>
       <w:i/>
       <w:iCs/>
       <w:color w:themeColor="accent1" w:themeShade="7F" w:val="243F60"/>
@@ -4231,7 +4599,7 @@
     <w:semiHidden/>
     <w:rsid w:val="00FC693F"/>
     <w:rPr>
-      <w:rFonts w:asciiTheme="majorHAnsi" w:cstheme="majorBidi" w:eastAsiaTheme="majorEastAsia" w:hAnsiTheme="majorHAnsi"/>
+      <w:rFonts w:asciiTheme="majorHAnsi" w:cstheme="majorBidi" w:hAnsiTheme="majorHAnsi" w:eastAsia="黑体"/>
       <w:i/>
       <w:iCs/>
       <w:color w:themeColor="text1" w:themeTint="BF" w:val="404040"/>
@@ -4245,7 +4613,7 @@
     <w:semiHidden/>
     <w:rsid w:val="00FC693F"/>
     <w:rPr>
-      <w:rFonts w:asciiTheme="majorHAnsi" w:cstheme="majorBidi" w:eastAsiaTheme="majorEastAsia" w:hAnsiTheme="majorHAnsi"/>
+      <w:rFonts w:asciiTheme="majorHAnsi" w:cstheme="majorBidi" w:hAnsiTheme="majorHAnsi" w:eastAsia="黑体"/>
       <w:color w:themeColor="accent1" w:val="4F81BD"/>
       <w:sz w:val="20"/>
       <w:szCs w:val="20"/>
@@ -4259,7 +4627,7 @@
     <w:semiHidden/>
     <w:rsid w:val="00FC693F"/>
     <w:rPr>
-      <w:rFonts w:asciiTheme="majorHAnsi" w:cstheme="majorBidi" w:eastAsiaTheme="majorEastAsia" w:hAnsiTheme="majorHAnsi"/>
+      <w:rFonts w:asciiTheme="majorHAnsi" w:cstheme="majorBidi" w:hAnsiTheme="majorHAnsi" w:eastAsia="黑体"/>
       <w:i/>
       <w:iCs/>
       <w:color w:themeColor="text1" w:themeTint="BF" w:val="404040"/>
@@ -4280,6 +4648,7 @@
       <w:spacing w:line="240" w:lineRule="auto"/>
     </w:pPr>
     <w:rPr>
+      <w:rFonts w:eastAsia="黑体"/>
       <w:b/>
       <w:bCs/>
       <w:color w:themeColor="accent1" w:val="4F81BD"/>
@@ -4294,6 +4663,7 @@
     <w:qFormat/>
     <w:rsid w:val="00FC693F"/>
     <w:rPr>
+      <w:rFonts w:eastAsia="黑体"/>
       <w:b/>
       <w:bCs/>
     </w:rPr>
@@ -4305,6 +4675,7 @@
     <w:qFormat/>
     <w:rsid w:val="00FC693F"/>
     <w:rPr>
+      <w:rFonts w:eastAsia="黑体"/>
       <w:i/>
       <w:iCs/>
     </w:rPr>
@@ -4325,6 +4696,7 @@
       <w:ind w:left="936" w:right="936"/>
     </w:pPr>
     <w:rPr>
+      <w:rFonts w:eastAsia="黑体"/>
       <w:b/>
       <w:bCs/>
       <w:i/>
@@ -4339,6 +4711,7 @@
     <w:uiPriority w:val="30"/>
     <w:rsid w:val="00FC693F"/>
     <w:rPr>
+      <w:rFonts w:eastAsia="黑体"/>
       <w:b/>
       <w:bCs/>
       <w:i/>
@@ -4353,6 +4726,7 @@
     <w:qFormat/>
     <w:rsid w:val="00FC693F"/>
     <w:rPr>
+      <w:rFonts w:eastAsia="黑体"/>
       <w:i/>
       <w:iCs/>
       <w:color w:themeColor="text1" w:themeTint="7F" w:val="808080"/>
@@ -4365,6 +4739,7 @@
     <w:qFormat/>
     <w:rsid w:val="00FC693F"/>
     <w:rPr>
+      <w:rFonts w:eastAsia="黑体"/>
       <w:b/>
       <w:bCs/>
       <w:i/>
@@ -4379,6 +4754,7 @@
     <w:qFormat/>
     <w:rsid w:val="00FC693F"/>
     <w:rPr>
+      <w:rFonts w:eastAsia="黑体"/>
       <w:smallCaps/>
       <w:color w:themeColor="accent2" w:val="C0504D"/>
       <w:u w:val="single"/>
@@ -4391,6 +4767,7 @@
     <w:qFormat/>
     <w:rsid w:val="00FC693F"/>
     <w:rPr>
+      <w:rFonts w:eastAsia="黑体"/>
       <w:b/>
       <w:bCs/>
       <w:smallCaps/>
@@ -4406,6 +4783,7 @@
     <w:qFormat/>
     <w:rsid w:val="00FC693F"/>
     <w:rPr>
+      <w:rFonts w:eastAsia="黑体"/>
       <w:b/>
       <w:bCs/>
       <w:smallCaps/>
@@ -4460,6 +4838,7 @@
       <w:spacing w:after="0" w:line="240" w:lineRule="auto"/>
     </w:pPr>
     <w:rPr>
+      <w:rFonts w:eastAsia="黑体"/>
       <w:color w:themeColor="text1" w:themeShade="BF" w:val="000000"/>
     </w:rPr>
     <w:tblPr>
@@ -4482,6 +4861,7 @@
         <w:spacing w:after="0" w:before="0" w:line="240" w:lineRule="auto"/>
       </w:pPr>
       <w:rPr>
+        <w:rFonts w:eastAsia="黑体"/>
         <w:b/>
         <w:bCs/>
       </w:rPr>
@@ -4502,6 +4882,7 @@
         <w:spacing w:after="0" w:before="0" w:line="240" w:lineRule="auto"/>
       </w:pPr>
       <w:rPr>
+        <w:rFonts w:eastAsia="黑体"/>
         <w:b/>
         <w:bCs/>
       </w:rPr>
@@ -4519,12 +4900,14 @@
     </w:tblStylePr>
     <w:tblStylePr w:type="firstCol">
       <w:rPr>
+        <w:rFonts w:eastAsia="黑体"/>
         <w:b/>
         <w:bCs/>
       </w:rPr>
     </w:tblStylePr>
     <w:tblStylePr w:type="lastCol">
       <w:rPr>
+        <w:rFonts w:eastAsia="黑体"/>
         <w:b/>
         <w:bCs/>
       </w:rPr>
@@ -4563,6 +4946,7 @@
       <w:spacing w:after="0" w:line="240" w:lineRule="auto"/>
     </w:pPr>
     <w:rPr>
+      <w:rFonts w:eastAsia="黑体"/>
       <w:color w:themeColor="accent1" w:themeShade="BF" w:val="365F91"/>
     </w:rPr>
     <w:tblPr>
@@ -4585,6 +4969,7 @@
         <w:spacing w:after="0" w:before="0" w:line="240" w:lineRule="auto"/>
       </w:pPr>
       <w:rPr>
+        <w:rFonts w:eastAsia="黑体"/>
         <w:b/>
         <w:bCs/>
       </w:rPr>
@@ -4605,6 +4990,7 @@
         <w:spacing w:after="0" w:before="0" w:line="240" w:lineRule="auto"/>
       </w:pPr>
       <w:rPr>
+        <w:rFonts w:eastAsia="黑体"/>
         <w:b/>
         <w:bCs/>
       </w:rPr>
@@ -4622,12 +5008,14 @@
     </w:tblStylePr>
     <w:tblStylePr w:type="firstCol">
       <w:rPr>
+        <w:rFonts w:eastAsia="黑体"/>
         <w:b/>
         <w:bCs/>
       </w:rPr>
     </w:tblStylePr>
     <w:tblStylePr w:type="lastCol">
       <w:rPr>
+        <w:rFonts w:eastAsia="黑体"/>
         <w:b/>
         <w:bCs/>
       </w:rPr>
@@ -4666,6 +5054,7 @@
       <w:spacing w:after="0" w:line="240" w:lineRule="auto"/>
     </w:pPr>
     <w:rPr>
+      <w:rFonts w:eastAsia="黑体"/>
       <w:color w:themeColor="accent2" w:themeShade="BF" w:val="943634"/>
     </w:rPr>
     <w:tblPr>
@@ -4688,6 +5077,7 @@
         <w:spacing w:after="0" w:before="0" w:line="240" w:lineRule="auto"/>
       </w:pPr>
       <w:rPr>
+        <w:rFonts w:eastAsia="黑体"/>
         <w:b/>
         <w:bCs/>
       </w:rPr>
@@ -4708,6 +5098,7 @@
         <w:spacing w:after="0" w:before="0" w:line="240" w:lineRule="auto"/>
       </w:pPr>
       <w:rPr>
+        <w:rFonts w:eastAsia="黑体"/>
         <w:b/>
         <w:bCs/>
       </w:rPr>
@@ -4725,12 +5116,14 @@
     </w:tblStylePr>
     <w:tblStylePr w:type="firstCol">
       <w:rPr>
+        <w:rFonts w:eastAsia="黑体"/>
         <w:b/>
         <w:bCs/>
       </w:rPr>
     </w:tblStylePr>
     <w:tblStylePr w:type="lastCol">
       <w:rPr>
+        <w:rFonts w:eastAsia="黑体"/>
         <w:b/>
         <w:bCs/>
       </w:rPr>
@@ -4769,6 +5162,7 @@
       <w:spacing w:after="0" w:line="240" w:lineRule="auto"/>
     </w:pPr>
     <w:rPr>
+      <w:rFonts w:eastAsia="黑体"/>
       <w:color w:themeColor="accent3" w:themeShade="BF" w:val="76923C"/>
     </w:rPr>
     <w:tblPr>
@@ -4791,6 +5185,7 @@
         <w:spacing w:after="0" w:before="0" w:line="240" w:lineRule="auto"/>
       </w:pPr>
       <w:rPr>
+        <w:rFonts w:eastAsia="黑体"/>
         <w:b/>
         <w:bCs/>
       </w:rPr>
@@ -4811,6 +5206,7 @@
         <w:spacing w:after="0" w:before="0" w:line="240" w:lineRule="auto"/>
       </w:pPr>
       <w:rPr>
+        <w:rFonts w:eastAsia="黑体"/>
         <w:b/>
         <w:bCs/>
       </w:rPr>
@@ -4828,12 +5224,14 @@
     </w:tblStylePr>
     <w:tblStylePr w:type="firstCol">
       <w:rPr>
+        <w:rFonts w:eastAsia="黑体"/>
         <w:b/>
         <w:bCs/>
       </w:rPr>
     </w:tblStylePr>
     <w:tblStylePr w:type="lastCol">
       <w:rPr>
+        <w:rFonts w:eastAsia="黑体"/>
         <w:b/>
         <w:bCs/>
       </w:rPr>
@@ -4872,6 +5270,7 @@
       <w:spacing w:after="0" w:line="240" w:lineRule="auto"/>
     </w:pPr>
     <w:rPr>
+      <w:rFonts w:eastAsia="黑体"/>
       <w:color w:themeColor="accent4" w:themeShade="BF" w:val="5F497A"/>
     </w:rPr>
     <w:tblPr>
@@ -4894,6 +5293,7 @@
         <w:spacing w:after="0" w:before="0" w:line="240" w:lineRule="auto"/>
       </w:pPr>
       <w:rPr>
+        <w:rFonts w:eastAsia="黑体"/>
         <w:b/>
         <w:bCs/>
       </w:rPr>
@@ -4914,6 +5314,7 @@
         <w:spacing w:after="0" w:before="0" w:line="240" w:lineRule="auto"/>
       </w:pPr>
       <w:rPr>
+        <w:rFonts w:eastAsia="黑体"/>
         <w:b/>
         <w:bCs/>
       </w:rPr>
@@ -4931,12 +5332,14 @@
     </w:tblStylePr>
     <w:tblStylePr w:type="firstCol">
       <w:rPr>
+        <w:rFonts w:eastAsia="黑体"/>
         <w:b/>
         <w:bCs/>
       </w:rPr>
     </w:tblStylePr>
     <w:tblStylePr w:type="lastCol">
       <w:rPr>
+        <w:rFonts w:eastAsia="黑体"/>
         <w:b/>
         <w:bCs/>
       </w:rPr>
@@ -4975,6 +5378,7 @@
       <w:spacing w:after="0" w:line="240" w:lineRule="auto"/>
     </w:pPr>
     <w:rPr>
+      <w:rFonts w:eastAsia="黑体"/>
       <w:color w:themeColor="accent5" w:themeShade="BF" w:val="31849B"/>
     </w:rPr>
     <w:tblPr>
@@ -4997,6 +5401,7 @@
         <w:spacing w:after="0" w:before="0" w:line="240" w:lineRule="auto"/>
       </w:pPr>
       <w:rPr>
+        <w:rFonts w:eastAsia="黑体"/>
         <w:b/>
         <w:bCs/>
       </w:rPr>
@@ -5017,6 +5422,7 @@
         <w:spacing w:after="0" w:before="0" w:line="240" w:lineRule="auto"/>
       </w:pPr>
       <w:rPr>
+        <w:rFonts w:eastAsia="黑体"/>
         <w:b/>
         <w:bCs/>
       </w:rPr>
@@ -5034,12 +5440,14 @@
     </w:tblStylePr>
     <w:tblStylePr w:type="firstCol">
       <w:rPr>
+        <w:rFonts w:eastAsia="黑体"/>
         <w:b/>
         <w:bCs/>
       </w:rPr>
     </w:tblStylePr>
     <w:tblStylePr w:type="lastCol">
       <w:rPr>
+        <w:rFonts w:eastAsia="黑体"/>
         <w:b/>
         <w:bCs/>
       </w:rPr>
@@ -5078,6 +5486,7 @@
       <w:spacing w:after="0" w:line="240" w:lineRule="auto"/>
     </w:pPr>
     <w:rPr>
+      <w:rFonts w:eastAsia="黑体"/>
       <w:color w:themeColor="accent6" w:themeShade="BF" w:val="E36C0A"/>
     </w:rPr>
     <w:tblPr>
@@ -5100,6 +5509,7 @@
         <w:spacing w:after="0" w:before="0" w:line="240" w:lineRule="auto"/>
       </w:pPr>
       <w:rPr>
+        <w:rFonts w:eastAsia="黑体"/>
         <w:b/>
         <w:bCs/>
       </w:rPr>
@@ -5120,6 +5530,7 @@
         <w:spacing w:after="0" w:before="0" w:line="240" w:lineRule="auto"/>
       </w:pPr>
       <w:rPr>
+        <w:rFonts w:eastAsia="黑体"/>
         <w:b/>
         <w:bCs/>
       </w:rPr>
@@ -5137,12 +5548,14 @@
     </w:tblStylePr>
     <w:tblStylePr w:type="firstCol">
       <w:rPr>
+        <w:rFonts w:eastAsia="黑体"/>
         <w:b/>
         <w:bCs/>
       </w:rPr>
     </w:tblStylePr>
     <w:tblStylePr w:type="lastCol">
       <w:rPr>
+        <w:rFonts w:eastAsia="黑体"/>
         <w:b/>
         <w:bCs/>
       </w:rPr>
@@ -5202,6 +5615,7 @@
         <w:spacing w:after="0" w:before="0" w:line="240" w:lineRule="auto"/>
       </w:pPr>
       <w:rPr>
+        <w:rFonts w:eastAsia="黑体"/>
         <w:b/>
         <w:bCs/>
         <w:color w:themeColor="background1" w:val="FFFFFF"/>
@@ -5216,6 +5630,7 @@
         <w:spacing w:after="0" w:before="0" w:line="240" w:lineRule="auto"/>
       </w:pPr>
       <w:rPr>
+        <w:rFonts w:eastAsia="黑体"/>
         <w:b/>
         <w:bCs/>
       </w:rPr>
@@ -5231,12 +5646,14 @@
     </w:tblStylePr>
     <w:tblStylePr w:type="firstCol">
       <w:rPr>
+        <w:rFonts w:eastAsia="黑体"/>
         <w:b/>
         <w:bCs/>
       </w:rPr>
     </w:tblStylePr>
     <w:tblStylePr w:type="lastCol">
       <w:rPr>
+        <w:rFonts w:eastAsia="黑体"/>
         <w:b/>
         <w:bCs/>
       </w:rPr>
@@ -5294,6 +5711,7 @@
         <w:spacing w:after="0" w:before="0" w:line="240" w:lineRule="auto"/>
       </w:pPr>
       <w:rPr>
+        <w:rFonts w:eastAsia="黑体"/>
         <w:b/>
         <w:bCs/>
         <w:color w:themeColor="background1" w:val="FFFFFF"/>
@@ -5308,6 +5726,7 @@
         <w:spacing w:after="0" w:before="0" w:line="240" w:lineRule="auto"/>
       </w:pPr>
       <w:rPr>
+        <w:rFonts w:eastAsia="黑体"/>
         <w:b/>
         <w:bCs/>
       </w:rPr>
@@ -5323,12 +5742,14 @@
     </w:tblStylePr>
     <w:tblStylePr w:type="firstCol">
       <w:rPr>
+        <w:rFonts w:eastAsia="黑体"/>
         <w:b/>
         <w:bCs/>
       </w:rPr>
     </w:tblStylePr>
     <w:tblStylePr w:type="lastCol">
       <w:rPr>
+        <w:rFonts w:eastAsia="黑体"/>
         <w:b/>
         <w:bCs/>
       </w:rPr>
@@ -5386,6 +5807,7 @@
         <w:spacing w:after="0" w:before="0" w:line="240" w:lineRule="auto"/>
       </w:pPr>
       <w:rPr>
+        <w:rFonts w:eastAsia="黑体"/>
         <w:b/>
         <w:bCs/>
         <w:color w:themeColor="background1" w:val="FFFFFF"/>
@@ -5400,6 +5822,7 @@
         <w:spacing w:after="0" w:before="0" w:line="240" w:lineRule="auto"/>
       </w:pPr>
       <w:rPr>
+        <w:rFonts w:eastAsia="黑体"/>
         <w:b/>
         <w:bCs/>
       </w:rPr>
@@ -5415,12 +5838,14 @@
     </w:tblStylePr>
     <w:tblStylePr w:type="firstCol">
       <w:rPr>
+        <w:rFonts w:eastAsia="黑体"/>
         <w:b/>
         <w:bCs/>
       </w:rPr>
     </w:tblStylePr>
     <w:tblStylePr w:type="lastCol">
       <w:rPr>
+        <w:rFonts w:eastAsia="黑体"/>
         <w:b/>
         <w:bCs/>
       </w:rPr>
@@ -5478,6 +5903,7 @@
         <w:spacing w:after="0" w:before="0" w:line="240" w:lineRule="auto"/>
       </w:pPr>
       <w:rPr>
+        <w:rFonts w:eastAsia="黑体"/>
         <w:b/>
         <w:bCs/>
         <w:color w:themeColor="background1" w:val="FFFFFF"/>
@@ -5492,6 +5918,7 @@
         <w:spacing w:after="0" w:before="0" w:line="240" w:lineRule="auto"/>
       </w:pPr>
       <w:rPr>
+        <w:rFonts w:eastAsia="黑体"/>
         <w:b/>
         <w:bCs/>
       </w:rPr>
@@ -5507,12 +5934,14 @@
     </w:tblStylePr>
     <w:tblStylePr w:type="firstCol">
       <w:rPr>
+        <w:rFonts w:eastAsia="黑体"/>
         <w:b/>
         <w:bCs/>
       </w:rPr>
     </w:tblStylePr>
     <w:tblStylePr w:type="lastCol">
       <w:rPr>
+        <w:rFonts w:eastAsia="黑体"/>
         <w:b/>
         <w:bCs/>
       </w:rPr>
@@ -5570,6 +5999,7 @@
         <w:spacing w:after="0" w:before="0" w:line="240" w:lineRule="auto"/>
       </w:pPr>
       <w:rPr>
+        <w:rFonts w:eastAsia="黑体"/>
         <w:b/>
         <w:bCs/>
         <w:color w:themeColor="background1" w:val="FFFFFF"/>
@@ -5584,6 +6014,7 @@
         <w:spacing w:after="0" w:before="0" w:line="240" w:lineRule="auto"/>
       </w:pPr>
       <w:rPr>
+        <w:rFonts w:eastAsia="黑体"/>
         <w:b/>
         <w:bCs/>
       </w:rPr>
@@ -5599,12 +6030,14 @@
     </w:tblStylePr>
     <w:tblStylePr w:type="firstCol">
       <w:rPr>
+        <w:rFonts w:eastAsia="黑体"/>
         <w:b/>
         <w:bCs/>
       </w:rPr>
     </w:tblStylePr>
     <w:tblStylePr w:type="lastCol">
       <w:rPr>
+        <w:rFonts w:eastAsia="黑体"/>
         <w:b/>
         <w:bCs/>
       </w:rPr>
@@ -5662,6 +6095,7 @@
         <w:spacing w:after="0" w:before="0" w:line="240" w:lineRule="auto"/>
       </w:pPr>
       <w:rPr>
+        <w:rFonts w:eastAsia="黑体"/>
         <w:b/>
         <w:bCs/>
         <w:color w:themeColor="background1" w:val="FFFFFF"/>
@@ -5676,6 +6110,7 @@
         <w:spacing w:after="0" w:before="0" w:line="240" w:lineRule="auto"/>
       </w:pPr>
       <w:rPr>
+        <w:rFonts w:eastAsia="黑体"/>
         <w:b/>
         <w:bCs/>
       </w:rPr>
@@ -5691,12 +6126,14 @@
     </w:tblStylePr>
     <w:tblStylePr w:type="firstCol">
       <w:rPr>
+        <w:rFonts w:eastAsia="黑体"/>
         <w:b/>
         <w:bCs/>
       </w:rPr>
     </w:tblStylePr>
     <w:tblStylePr w:type="lastCol">
       <w:rPr>
+        <w:rFonts w:eastAsia="黑体"/>
         <w:b/>
         <w:bCs/>
       </w:rPr>
@@ -5754,6 +6191,7 @@
         <w:spacing w:after="0" w:before="0" w:line="240" w:lineRule="auto"/>
       </w:pPr>
       <w:rPr>
+        <w:rFonts w:eastAsia="黑体"/>
         <w:b/>
         <w:bCs/>
         <w:color w:themeColor="background1" w:val="FFFFFF"/>
@@ -5768,6 +6206,7 @@
         <w:spacing w:after="0" w:before="0" w:line="240" w:lineRule="auto"/>
       </w:pPr>
       <w:rPr>
+        <w:rFonts w:eastAsia="黑体"/>
         <w:b/>
         <w:bCs/>
       </w:rPr>
@@ -5783,12 +6222,14 @@
     </w:tblStylePr>
     <w:tblStylePr w:type="firstCol">
       <w:rPr>
+        <w:rFonts w:eastAsia="黑体"/>
         <w:b/>
         <w:bCs/>
       </w:rPr>
     </w:tblStylePr>
     <w:tblStylePr w:type="lastCol">
       <w:rPr>
+        <w:rFonts w:eastAsia="黑体"/>
         <w:b/>
         <w:bCs/>
       </w:rPr>
@@ -5848,7 +6289,7 @@
         <w:spacing w:after="0" w:before="0" w:line="240" w:lineRule="auto"/>
       </w:pPr>
       <w:rPr>
-        <w:rFonts w:asciiTheme="majorHAnsi" w:cstheme="majorBidi" w:eastAsiaTheme="majorEastAsia" w:hAnsiTheme="majorHAnsi"/>
+        <w:rFonts w:asciiTheme="majorHAnsi" w:cstheme="majorBidi" w:hAnsiTheme="majorHAnsi" w:eastAsia="黑体"/>
         <w:b/>
         <w:bCs/>
       </w:rPr>
@@ -5869,7 +6310,7 @@
         <w:spacing w:after="0" w:before="0" w:line="240" w:lineRule="auto"/>
       </w:pPr>
       <w:rPr>
-        <w:rFonts w:asciiTheme="majorHAnsi" w:cstheme="majorBidi" w:eastAsiaTheme="majorEastAsia" w:hAnsiTheme="majorHAnsi"/>
+        <w:rFonts w:asciiTheme="majorHAnsi" w:cstheme="majorBidi" w:hAnsiTheme="majorHAnsi" w:eastAsia="黑体"/>
         <w:b/>
         <w:bCs/>
       </w:rPr>
@@ -5887,14 +6328,14 @@
     </w:tblStylePr>
     <w:tblStylePr w:type="firstCol">
       <w:rPr>
-        <w:rFonts w:asciiTheme="majorHAnsi" w:cstheme="majorBidi" w:eastAsiaTheme="majorEastAsia" w:hAnsiTheme="majorHAnsi"/>
+        <w:rFonts w:asciiTheme="majorHAnsi" w:cstheme="majorBidi" w:hAnsiTheme="majorHAnsi" w:eastAsia="黑体"/>
         <w:b/>
         <w:bCs/>
       </w:rPr>
     </w:tblStylePr>
     <w:tblStylePr w:type="lastCol">
       <w:rPr>
-        <w:rFonts w:asciiTheme="majorHAnsi" w:cstheme="majorBidi" w:eastAsiaTheme="majorEastAsia" w:hAnsiTheme="majorHAnsi"/>
+        <w:rFonts w:asciiTheme="majorHAnsi" w:cstheme="majorBidi" w:hAnsiTheme="majorHAnsi" w:eastAsia="黑体"/>
         <w:b/>
         <w:bCs/>
       </w:rPr>
@@ -5978,7 +6419,7 @@
         <w:spacing w:after="0" w:before="0" w:line="240" w:lineRule="auto"/>
       </w:pPr>
       <w:rPr>
-        <w:rFonts w:asciiTheme="majorHAnsi" w:cstheme="majorBidi" w:eastAsiaTheme="majorEastAsia" w:hAnsiTheme="majorHAnsi"/>
+        <w:rFonts w:asciiTheme="majorHAnsi" w:cstheme="majorBidi" w:hAnsiTheme="majorHAnsi" w:eastAsia="黑体"/>
         <w:b/>
         <w:bCs/>
       </w:rPr>
@@ -5999,7 +6440,7 @@
         <w:spacing w:after="0" w:before="0" w:line="240" w:lineRule="auto"/>
       </w:pPr>
       <w:rPr>
-        <w:rFonts w:asciiTheme="majorHAnsi" w:cstheme="majorBidi" w:eastAsiaTheme="majorEastAsia" w:hAnsiTheme="majorHAnsi"/>
+        <w:rFonts w:asciiTheme="majorHAnsi" w:cstheme="majorBidi" w:hAnsiTheme="majorHAnsi" w:eastAsia="黑体"/>
         <w:b/>
         <w:bCs/>
       </w:rPr>
@@ -6017,14 +6458,14 @@
     </w:tblStylePr>
     <w:tblStylePr w:type="firstCol">
       <w:rPr>
-        <w:rFonts w:asciiTheme="majorHAnsi" w:cstheme="majorBidi" w:eastAsiaTheme="majorEastAsia" w:hAnsiTheme="majorHAnsi"/>
+        <w:rFonts w:asciiTheme="majorHAnsi" w:cstheme="majorBidi" w:hAnsiTheme="majorHAnsi" w:eastAsia="黑体"/>
         <w:b/>
         <w:bCs/>
       </w:rPr>
     </w:tblStylePr>
     <w:tblStylePr w:type="lastCol">
       <w:rPr>
-        <w:rFonts w:asciiTheme="majorHAnsi" w:cstheme="majorBidi" w:eastAsiaTheme="majorEastAsia" w:hAnsiTheme="majorHAnsi"/>
+        <w:rFonts w:asciiTheme="majorHAnsi" w:cstheme="majorBidi" w:hAnsiTheme="majorHAnsi" w:eastAsia="黑体"/>
         <w:b/>
         <w:bCs/>
       </w:rPr>
@@ -6108,7 +6549,7 @@
         <w:spacing w:after="0" w:before="0" w:line="240" w:lineRule="auto"/>
       </w:pPr>
       <w:rPr>
-        <w:rFonts w:asciiTheme="majorHAnsi" w:cstheme="majorBidi" w:eastAsiaTheme="majorEastAsia" w:hAnsiTheme="majorHAnsi"/>
+        <w:rFonts w:asciiTheme="majorHAnsi" w:cstheme="majorBidi" w:hAnsiTheme="majorHAnsi" w:eastAsia="黑体"/>
         <w:b/>
         <w:bCs/>
       </w:rPr>
@@ -6129,7 +6570,7 @@
         <w:spacing w:after="0" w:before="0" w:line="240" w:lineRule="auto"/>
       </w:pPr>
       <w:rPr>
-        <w:rFonts w:asciiTheme="majorHAnsi" w:cstheme="majorBidi" w:eastAsiaTheme="majorEastAsia" w:hAnsiTheme="majorHAnsi"/>
+        <w:rFonts w:asciiTheme="majorHAnsi" w:cstheme="majorBidi" w:hAnsiTheme="majorHAnsi" w:eastAsia="黑体"/>
         <w:b/>
         <w:bCs/>
       </w:rPr>
@@ -6147,14 +6588,14 @@
     </w:tblStylePr>
     <w:tblStylePr w:type="firstCol">
       <w:rPr>
-        <w:rFonts w:asciiTheme="majorHAnsi" w:cstheme="majorBidi" w:eastAsiaTheme="majorEastAsia" w:hAnsiTheme="majorHAnsi"/>
+        <w:rFonts w:asciiTheme="majorHAnsi" w:cstheme="majorBidi" w:hAnsiTheme="majorHAnsi" w:eastAsia="黑体"/>
         <w:b/>
         <w:bCs/>
       </w:rPr>
     </w:tblStylePr>
     <w:tblStylePr w:type="lastCol">
       <w:rPr>
-        <w:rFonts w:asciiTheme="majorHAnsi" w:cstheme="majorBidi" w:eastAsiaTheme="majorEastAsia" w:hAnsiTheme="majorHAnsi"/>
+        <w:rFonts w:asciiTheme="majorHAnsi" w:cstheme="majorBidi" w:hAnsiTheme="majorHAnsi" w:eastAsia="黑体"/>
         <w:b/>
         <w:bCs/>
       </w:rPr>
@@ -6238,7 +6679,7 @@
         <w:spacing w:after="0" w:before="0" w:line="240" w:lineRule="auto"/>
       </w:pPr>
       <w:rPr>
-        <w:rFonts w:asciiTheme="majorHAnsi" w:cstheme="majorBidi" w:eastAsiaTheme="majorEastAsia" w:hAnsiTheme="majorHAnsi"/>
+        <w:rFonts w:asciiTheme="majorHAnsi" w:cstheme="majorBidi" w:hAnsiTheme="majorHAnsi" w:eastAsia="黑体"/>
         <w:b/>
         <w:bCs/>
       </w:rPr>
@@ -6259,7 +6700,7 @@
         <w:spacing w:after="0" w:before="0" w:line="240" w:lineRule="auto"/>
       </w:pPr>
       <w:rPr>
-        <w:rFonts w:asciiTheme="majorHAnsi" w:cstheme="majorBidi" w:eastAsiaTheme="majorEastAsia" w:hAnsiTheme="majorHAnsi"/>
+        <w:rFonts w:asciiTheme="majorHAnsi" w:cstheme="majorBidi" w:hAnsiTheme="majorHAnsi" w:eastAsia="黑体"/>
         <w:b/>
         <w:bCs/>
       </w:rPr>
@@ -6277,14 +6718,14 @@
     </w:tblStylePr>
     <w:tblStylePr w:type="firstCol">
       <w:rPr>
-        <w:rFonts w:asciiTheme="majorHAnsi" w:cstheme="majorBidi" w:eastAsiaTheme="majorEastAsia" w:hAnsiTheme="majorHAnsi"/>
+        <w:rFonts w:asciiTheme="majorHAnsi" w:cstheme="majorBidi" w:hAnsiTheme="majorHAnsi" w:eastAsia="黑体"/>
         <w:b/>
         <w:bCs/>
       </w:rPr>
     </w:tblStylePr>
     <w:tblStylePr w:type="lastCol">
       <w:rPr>
-        <w:rFonts w:asciiTheme="majorHAnsi" w:cstheme="majorBidi" w:eastAsiaTheme="majorEastAsia" w:hAnsiTheme="majorHAnsi"/>
+        <w:rFonts w:asciiTheme="majorHAnsi" w:cstheme="majorBidi" w:hAnsiTheme="majorHAnsi" w:eastAsia="黑体"/>
         <w:b/>
         <w:bCs/>
       </w:rPr>
@@ -6368,7 +6809,7 @@
         <w:spacing w:after="0" w:before="0" w:line="240" w:lineRule="auto"/>
       </w:pPr>
       <w:rPr>
-        <w:rFonts w:asciiTheme="majorHAnsi" w:cstheme="majorBidi" w:eastAsiaTheme="majorEastAsia" w:hAnsiTheme="majorHAnsi"/>
+        <w:rFonts w:asciiTheme="majorHAnsi" w:cstheme="majorBidi" w:hAnsiTheme="majorHAnsi" w:eastAsia="黑体"/>
         <w:b/>
         <w:bCs/>
       </w:rPr>
@@ -6389,7 +6830,7 @@
         <w:spacing w:after="0" w:before="0" w:line="240" w:lineRule="auto"/>
       </w:pPr>
       <w:rPr>
-        <w:rFonts w:asciiTheme="majorHAnsi" w:cstheme="majorBidi" w:eastAsiaTheme="majorEastAsia" w:hAnsiTheme="majorHAnsi"/>
+        <w:rFonts w:asciiTheme="majorHAnsi" w:cstheme="majorBidi" w:hAnsiTheme="majorHAnsi" w:eastAsia="黑体"/>
         <w:b/>
         <w:bCs/>
       </w:rPr>
@@ -6407,14 +6848,14 @@
     </w:tblStylePr>
     <w:tblStylePr w:type="firstCol">
       <w:rPr>
-        <w:rFonts w:asciiTheme="majorHAnsi" w:cstheme="majorBidi" w:eastAsiaTheme="majorEastAsia" w:hAnsiTheme="majorHAnsi"/>
+        <w:rFonts w:asciiTheme="majorHAnsi" w:cstheme="majorBidi" w:hAnsiTheme="majorHAnsi" w:eastAsia="黑体"/>
         <w:b/>
         <w:bCs/>
       </w:rPr>
     </w:tblStylePr>
     <w:tblStylePr w:type="lastCol">
       <w:rPr>
-        <w:rFonts w:asciiTheme="majorHAnsi" w:cstheme="majorBidi" w:eastAsiaTheme="majorEastAsia" w:hAnsiTheme="majorHAnsi"/>
+        <w:rFonts w:asciiTheme="majorHAnsi" w:cstheme="majorBidi" w:hAnsiTheme="majorHAnsi" w:eastAsia="黑体"/>
         <w:b/>
         <w:bCs/>
       </w:rPr>
@@ -6498,7 +6939,7 @@
         <w:spacing w:after="0" w:before="0" w:line="240" w:lineRule="auto"/>
       </w:pPr>
       <w:rPr>
-        <w:rFonts w:asciiTheme="majorHAnsi" w:cstheme="majorBidi" w:eastAsiaTheme="majorEastAsia" w:hAnsiTheme="majorHAnsi"/>
+        <w:rFonts w:asciiTheme="majorHAnsi" w:cstheme="majorBidi" w:hAnsiTheme="majorHAnsi" w:eastAsia="黑体"/>
         <w:b/>
         <w:bCs/>
       </w:rPr>
@@ -6519,7 +6960,7 @@
         <w:spacing w:after="0" w:before="0" w:line="240" w:lineRule="auto"/>
       </w:pPr>
       <w:rPr>
-        <w:rFonts w:asciiTheme="majorHAnsi" w:cstheme="majorBidi" w:eastAsiaTheme="majorEastAsia" w:hAnsiTheme="majorHAnsi"/>
+        <w:rFonts w:asciiTheme="majorHAnsi" w:cstheme="majorBidi" w:hAnsiTheme="majorHAnsi" w:eastAsia="黑体"/>
         <w:b/>
         <w:bCs/>
       </w:rPr>
@@ -6537,14 +6978,14 @@
     </w:tblStylePr>
     <w:tblStylePr w:type="firstCol">
       <w:rPr>
-        <w:rFonts w:asciiTheme="majorHAnsi" w:cstheme="majorBidi" w:eastAsiaTheme="majorEastAsia" w:hAnsiTheme="majorHAnsi"/>
+        <w:rFonts w:asciiTheme="majorHAnsi" w:cstheme="majorBidi" w:hAnsiTheme="majorHAnsi" w:eastAsia="黑体"/>
         <w:b/>
         <w:bCs/>
       </w:rPr>
     </w:tblStylePr>
     <w:tblStylePr w:type="lastCol">
       <w:rPr>
-        <w:rFonts w:asciiTheme="majorHAnsi" w:cstheme="majorBidi" w:eastAsiaTheme="majorEastAsia" w:hAnsiTheme="majorHAnsi"/>
+        <w:rFonts w:asciiTheme="majorHAnsi" w:cstheme="majorBidi" w:hAnsiTheme="majorHAnsi" w:eastAsia="黑体"/>
         <w:b/>
         <w:bCs/>
       </w:rPr>
@@ -6628,7 +7069,7 @@
         <w:spacing w:after="0" w:before="0" w:line="240" w:lineRule="auto"/>
       </w:pPr>
       <w:rPr>
-        <w:rFonts w:asciiTheme="majorHAnsi" w:cstheme="majorBidi" w:eastAsiaTheme="majorEastAsia" w:hAnsiTheme="majorHAnsi"/>
+        <w:rFonts w:asciiTheme="majorHAnsi" w:cstheme="majorBidi" w:hAnsiTheme="majorHAnsi" w:eastAsia="黑体"/>
         <w:b/>
         <w:bCs/>
       </w:rPr>
@@ -6649,7 +7090,7 @@
         <w:spacing w:after="0" w:before="0" w:line="240" w:lineRule="auto"/>
       </w:pPr>
       <w:rPr>
-        <w:rFonts w:asciiTheme="majorHAnsi" w:cstheme="majorBidi" w:eastAsiaTheme="majorEastAsia" w:hAnsiTheme="majorHAnsi"/>
+        <w:rFonts w:asciiTheme="majorHAnsi" w:cstheme="majorBidi" w:hAnsiTheme="majorHAnsi" w:eastAsia="黑体"/>
         <w:b/>
         <w:bCs/>
       </w:rPr>
@@ -6667,14 +7108,14 @@
     </w:tblStylePr>
     <w:tblStylePr w:type="firstCol">
       <w:rPr>
-        <w:rFonts w:asciiTheme="majorHAnsi" w:cstheme="majorBidi" w:eastAsiaTheme="majorEastAsia" w:hAnsiTheme="majorHAnsi"/>
+        <w:rFonts w:asciiTheme="majorHAnsi" w:cstheme="majorBidi" w:hAnsiTheme="majorHAnsi" w:eastAsia="黑体"/>
         <w:b/>
         <w:bCs/>
       </w:rPr>
     </w:tblStylePr>
     <w:tblStylePr w:type="lastCol">
       <w:rPr>
-        <w:rFonts w:asciiTheme="majorHAnsi" w:cstheme="majorBidi" w:eastAsiaTheme="majorEastAsia" w:hAnsiTheme="majorHAnsi"/>
+        <w:rFonts w:asciiTheme="majorHAnsi" w:cstheme="majorBidi" w:hAnsiTheme="majorHAnsi" w:eastAsia="黑体"/>
         <w:b/>
         <w:bCs/>
       </w:rPr>
@@ -6757,6 +7198,7 @@
         <w:spacing w:after="0" w:before="0" w:line="240" w:lineRule="auto"/>
       </w:pPr>
       <w:rPr>
+        <w:rFonts w:eastAsia="黑体"/>
         <w:b/>
         <w:bCs/>
         <w:color w:themeColor="background1" w:val="FFFFFF"/>
@@ -6779,6 +7221,7 @@
         <w:spacing w:after="0" w:before="0" w:line="240" w:lineRule="auto"/>
       </w:pPr>
       <w:rPr>
+        <w:rFonts w:eastAsia="黑体"/>
         <w:b/>
         <w:bCs/>
       </w:rPr>
@@ -6796,12 +7239,14 @@
     </w:tblStylePr>
     <w:tblStylePr w:type="firstCol">
       <w:rPr>
+        <w:rFonts w:eastAsia="黑体"/>
         <w:b/>
         <w:bCs/>
       </w:rPr>
     </w:tblStylePr>
     <w:tblStylePr w:type="lastCol">
       <w:rPr>
+        <w:rFonts w:eastAsia="黑体"/>
         <w:b/>
         <w:bCs/>
       </w:rPr>
@@ -6863,6 +7308,7 @@
         <w:spacing w:after="0" w:before="0" w:line="240" w:lineRule="auto"/>
       </w:pPr>
       <w:rPr>
+        <w:rFonts w:eastAsia="黑体"/>
         <w:b/>
         <w:bCs/>
         <w:color w:themeColor="background1" w:val="FFFFFF"/>
@@ -6885,6 +7331,7 @@
         <w:spacing w:after="0" w:before="0" w:line="240" w:lineRule="auto"/>
       </w:pPr>
       <w:rPr>
+        <w:rFonts w:eastAsia="黑体"/>
         <w:b/>
         <w:bCs/>
       </w:rPr>
@@ -6902,12 +7349,14 @@
     </w:tblStylePr>
     <w:tblStylePr w:type="firstCol">
       <w:rPr>
+        <w:rFonts w:eastAsia="黑体"/>
         <w:b/>
         <w:bCs/>
       </w:rPr>
     </w:tblStylePr>
     <w:tblStylePr w:type="lastCol">
       <w:rPr>
+        <w:rFonts w:eastAsia="黑体"/>
         <w:b/>
         <w:bCs/>
       </w:rPr>
@@ -6969,6 +7418,7 @@
         <w:spacing w:after="0" w:before="0" w:line="240" w:lineRule="auto"/>
       </w:pPr>
       <w:rPr>
+        <w:rFonts w:eastAsia="黑体"/>
         <w:b/>
         <w:bCs/>
         <w:color w:themeColor="background1" w:val="FFFFFF"/>
@@ -6991,6 +7441,7 @@
         <w:spacing w:after="0" w:before="0" w:line="240" w:lineRule="auto"/>
       </w:pPr>
       <w:rPr>
+        <w:rFonts w:eastAsia="黑体"/>
         <w:b/>
         <w:bCs/>
       </w:rPr>
@@ -7008,12 +7459,14 @@
     </w:tblStylePr>
     <w:tblStylePr w:type="firstCol">
       <w:rPr>
+        <w:rFonts w:eastAsia="黑体"/>
         <w:b/>
         <w:bCs/>
       </w:rPr>
     </w:tblStylePr>
     <w:tblStylePr w:type="lastCol">
       <w:rPr>
+        <w:rFonts w:eastAsia="黑体"/>
         <w:b/>
         <w:bCs/>
       </w:rPr>
@@ -7075,6 +7528,7 @@
         <w:spacing w:after="0" w:before="0" w:line="240" w:lineRule="auto"/>
       </w:pPr>
       <w:rPr>
+        <w:rFonts w:eastAsia="黑体"/>
         <w:b/>
         <w:bCs/>
         <w:color w:themeColor="background1" w:val="FFFFFF"/>
@@ -7097,6 +7551,7 @@
         <w:spacing w:after="0" w:before="0" w:line="240" w:lineRule="auto"/>
       </w:pPr>
       <w:rPr>
+        <w:rFonts w:eastAsia="黑体"/>
         <w:b/>
         <w:bCs/>
       </w:rPr>
@@ -7114,12 +7569,14 @@
     </w:tblStylePr>
     <w:tblStylePr w:type="firstCol">
       <w:rPr>
+        <w:rFonts w:eastAsia="黑体"/>
         <w:b/>
         <w:bCs/>
       </w:rPr>
     </w:tblStylePr>
     <w:tblStylePr w:type="lastCol">
       <w:rPr>
+        <w:rFonts w:eastAsia="黑体"/>
         <w:b/>
         <w:bCs/>
       </w:rPr>
@@ -7181,6 +7638,7 @@
         <w:spacing w:after="0" w:before="0" w:line="240" w:lineRule="auto"/>
       </w:pPr>
       <w:rPr>
+        <w:rFonts w:eastAsia="黑体"/>
         <w:b/>
         <w:bCs/>
         <w:color w:themeColor="background1" w:val="FFFFFF"/>
@@ -7203,6 +7661,7 @@
         <w:spacing w:after="0" w:before="0" w:line="240" w:lineRule="auto"/>
       </w:pPr>
       <w:rPr>
+        <w:rFonts w:eastAsia="黑体"/>
         <w:b/>
         <w:bCs/>
       </w:rPr>
@@ -7220,12 +7679,14 @@
     </w:tblStylePr>
     <w:tblStylePr w:type="firstCol">
       <w:rPr>
+        <w:rFonts w:eastAsia="黑体"/>
         <w:b/>
         <w:bCs/>
       </w:rPr>
     </w:tblStylePr>
     <w:tblStylePr w:type="lastCol">
       <w:rPr>
+        <w:rFonts w:eastAsia="黑体"/>
         <w:b/>
         <w:bCs/>
       </w:rPr>
@@ -7287,6 +7748,7 @@
         <w:spacing w:after="0" w:before="0" w:line="240" w:lineRule="auto"/>
       </w:pPr>
       <w:rPr>
+        <w:rFonts w:eastAsia="黑体"/>
         <w:b/>
         <w:bCs/>
         <w:color w:themeColor="background1" w:val="FFFFFF"/>
@@ -7309,6 +7771,7 @@
         <w:spacing w:after="0" w:before="0" w:line="240" w:lineRule="auto"/>
       </w:pPr>
       <w:rPr>
+        <w:rFonts w:eastAsia="黑体"/>
         <w:b/>
         <w:bCs/>
       </w:rPr>
@@ -7326,12 +7789,14 @@
     </w:tblStylePr>
     <w:tblStylePr w:type="firstCol">
       <w:rPr>
+        <w:rFonts w:eastAsia="黑体"/>
         <w:b/>
         <w:bCs/>
       </w:rPr>
     </w:tblStylePr>
     <w:tblStylePr w:type="lastCol">
       <w:rPr>
+        <w:rFonts w:eastAsia="黑体"/>
         <w:b/>
         <w:bCs/>
       </w:rPr>
@@ -7393,6 +7858,7 @@
         <w:spacing w:after="0" w:before="0" w:line="240" w:lineRule="auto"/>
       </w:pPr>
       <w:rPr>
+        <w:rFonts w:eastAsia="黑体"/>
         <w:b/>
         <w:bCs/>
         <w:color w:themeColor="background1" w:val="FFFFFF"/>
@@ -7415,6 +7881,7 @@
         <w:spacing w:after="0" w:before="0" w:line="240" w:lineRule="auto"/>
       </w:pPr>
       <w:rPr>
+        <w:rFonts w:eastAsia="黑体"/>
         <w:b/>
         <w:bCs/>
       </w:rPr>
@@ -7432,12 +7899,14 @@
     </w:tblStylePr>
     <w:tblStylePr w:type="firstCol">
       <w:rPr>
+        <w:rFonts w:eastAsia="黑体"/>
         <w:b/>
         <w:bCs/>
       </w:rPr>
     </w:tblStylePr>
     <w:tblStylePr w:type="lastCol">
       <w:rPr>
+        <w:rFonts w:eastAsia="黑体"/>
         <w:b/>
         <w:bCs/>
       </w:rPr>
@@ -7496,6 +7965,7 @@
         <w:spacing w:after="0" w:before="0" w:line="240" w:lineRule="auto"/>
       </w:pPr>
       <w:rPr>
+        <w:rFonts w:eastAsia="黑体"/>
         <w:b/>
         <w:bCs/>
         <w:color w:themeColor="background1" w:val="FFFFFF"/>
@@ -7518,6 +7988,7 @@
         <w:spacing w:after="0" w:before="0" w:line="240" w:lineRule="auto"/>
       </w:pPr>
       <w:rPr>
+        <w:rFonts w:eastAsia="黑体"/>
         <w:color w:val="auto"/>
       </w:rPr>
       <w:tblPr/>
@@ -7535,6 +8006,7 @@
     </w:tblStylePr>
     <w:tblStylePr w:type="firstCol">
       <w:rPr>
+        <w:rFonts w:eastAsia="黑体"/>
         <w:b/>
         <w:bCs/>
         <w:color w:themeColor="background1" w:val="FFFFFF"/>
@@ -7554,6 +8026,7 @@
     </w:tblStylePr>
     <w:tblStylePr w:type="lastCol">
       <w:rPr>
+        <w:rFonts w:eastAsia="黑体"/>
         <w:b/>
         <w:bCs/>
         <w:color w:themeColor="background1" w:val="FFFFFF"/>
@@ -7602,6 +8075,7 @@
     </w:tblStylePr>
     <w:tblStylePr w:type="nwCell">
       <w:rPr>
+        <w:rFonts w:eastAsia="黑体"/>
         <w:color w:themeColor="background1" w:val="FFFFFF"/>
       </w:rPr>
       <w:tblPr/>
@@ -7645,6 +8119,7 @@
         <w:spacing w:after="0" w:before="0" w:line="240" w:lineRule="auto"/>
       </w:pPr>
       <w:rPr>
+        <w:rFonts w:eastAsia="黑体"/>
         <w:b/>
         <w:bCs/>
         <w:color w:themeColor="background1" w:val="FFFFFF"/>
@@ -7667,6 +8142,7 @@
         <w:spacing w:after="0" w:before="0" w:line="240" w:lineRule="auto"/>
       </w:pPr>
       <w:rPr>
+        <w:rFonts w:eastAsia="黑体"/>
         <w:color w:val="auto"/>
       </w:rPr>
       <w:tblPr/>
@@ -7684,6 +8160,7 @@
     </w:tblStylePr>
     <w:tblStylePr w:type="firstCol">
       <w:rPr>
+        <w:rFonts w:eastAsia="黑体"/>
         <w:b/>
         <w:bCs/>
         <w:color w:themeColor="background1" w:val="FFFFFF"/>
@@ -7703,6 +8180,7 @@
     </w:tblStylePr>
     <w:tblStylePr w:type="lastCol">
       <w:rPr>
+        <w:rFonts w:eastAsia="黑体"/>
         <w:b/>
         <w:bCs/>
         <w:color w:themeColor="background1" w:val="FFFFFF"/>
@@ -7751,6 +8229,7 @@
     </w:tblStylePr>
     <w:tblStylePr w:type="nwCell">
       <w:rPr>
+        <w:rFonts w:eastAsia="黑体"/>
         <w:color w:themeColor="background1" w:val="FFFFFF"/>
       </w:rPr>
       <w:tblPr/>
@@ -7794,6 +8273,7 @@
         <w:spacing w:after="0" w:before="0" w:line="240" w:lineRule="auto"/>
       </w:pPr>
       <w:rPr>
+        <w:rFonts w:eastAsia="黑体"/>
         <w:b/>
         <w:bCs/>
         <w:color w:themeColor="background1" w:val="FFFFFF"/>
@@ -7816,6 +8296,7 @@
         <w:spacing w:after="0" w:before="0" w:line="240" w:lineRule="auto"/>
       </w:pPr>
       <w:rPr>
+        <w:rFonts w:eastAsia="黑体"/>
         <w:color w:val="auto"/>
       </w:rPr>
       <w:tblPr/>
@@ -7833,6 +8314,7 @@
     </w:tblStylePr>
     <w:tblStylePr w:type="firstCol">
       <w:rPr>
+        <w:rFonts w:eastAsia="黑体"/>
         <w:b/>
         <w:bCs/>
         <w:color w:themeColor="background1" w:val="FFFFFF"/>
@@ -7852,6 +8334,7 @@
     </w:tblStylePr>
     <w:tblStylePr w:type="lastCol">
       <w:rPr>
+        <w:rFonts w:eastAsia="黑体"/>
         <w:b/>
         <w:bCs/>
         <w:color w:themeColor="background1" w:val="FFFFFF"/>
@@ -7900,6 +8383,7 @@
     </w:tblStylePr>
     <w:tblStylePr w:type="nwCell">
       <w:rPr>
+        <w:rFonts w:eastAsia="黑体"/>
         <w:color w:themeColor="background1" w:val="FFFFFF"/>
       </w:rPr>
       <w:tblPr/>
@@ -7943,6 +8427,7 @@
         <w:spacing w:after="0" w:before="0" w:line="240" w:lineRule="auto"/>
       </w:pPr>
       <w:rPr>
+        <w:rFonts w:eastAsia="黑体"/>
         <w:b/>
         <w:bCs/>
         <w:color w:themeColor="background1" w:val="FFFFFF"/>
@@ -7965,6 +8450,7 @@
         <w:spacing w:after="0" w:before="0" w:line="240" w:lineRule="auto"/>
       </w:pPr>
       <w:rPr>
+        <w:rFonts w:eastAsia="黑体"/>
         <w:color w:val="auto"/>
       </w:rPr>
       <w:tblPr/>
@@ -7982,6 +8468,7 @@
     </w:tblStylePr>
     <w:tblStylePr w:type="firstCol">
       <w:rPr>
+        <w:rFonts w:eastAsia="黑体"/>
         <w:b/>
         <w:bCs/>
         <w:color w:themeColor="background1" w:val="FFFFFF"/>
@@ -8001,6 +8488,7 @@
     </w:tblStylePr>
     <w:tblStylePr w:type="lastCol">
       <w:rPr>
+        <w:rFonts w:eastAsia="黑体"/>
         <w:b/>
         <w:bCs/>
         <w:color w:themeColor="background1" w:val="FFFFFF"/>
@@ -8049,6 +8537,7 @@
     </w:tblStylePr>
     <w:tblStylePr w:type="nwCell">
       <w:rPr>
+        <w:rFonts w:eastAsia="黑体"/>
         <w:color w:themeColor="background1" w:val="FFFFFF"/>
       </w:rPr>
       <w:tblPr/>
@@ -8092,6 +8581,7 @@
         <w:spacing w:after="0" w:before="0" w:line="240" w:lineRule="auto"/>
       </w:pPr>
       <w:rPr>
+        <w:rFonts w:eastAsia="黑体"/>
         <w:b/>
         <w:bCs/>
         <w:color w:themeColor="background1" w:val="FFFFFF"/>
@@ -8114,6 +8604,7 @@
         <w:spacing w:after="0" w:before="0" w:line="240" w:lineRule="auto"/>
       </w:pPr>
       <w:rPr>
+        <w:rFonts w:eastAsia="黑体"/>
         <w:color w:val="auto"/>
       </w:rPr>
       <w:tblPr/>
@@ -8131,6 +8622,7 @@
     </w:tblStylePr>
     <w:tblStylePr w:type="firstCol">
       <w:rPr>
+        <w:rFonts w:eastAsia="黑体"/>
         <w:b/>
         <w:bCs/>
         <w:color w:themeColor="background1" w:val="FFFFFF"/>
@@ -8150,6 +8642,7 @@
     </w:tblStylePr>
     <w:tblStylePr w:type="lastCol">
       <w:rPr>
+        <w:rFonts w:eastAsia="黑体"/>
         <w:b/>
         <w:bCs/>
         <w:color w:themeColor="background1" w:val="FFFFFF"/>
@@ -8198,6 +8691,7 @@
     </w:tblStylePr>
     <w:tblStylePr w:type="nwCell">
       <w:rPr>
+        <w:rFonts w:eastAsia="黑体"/>
         <w:color w:themeColor="background1" w:val="FFFFFF"/>
       </w:rPr>
       <w:tblPr/>
@@ -8241,6 +8735,7 @@
         <w:spacing w:after="0" w:before="0" w:line="240" w:lineRule="auto"/>
       </w:pPr>
       <w:rPr>
+        <w:rFonts w:eastAsia="黑体"/>
         <w:b/>
         <w:bCs/>
         <w:color w:themeColor="background1" w:val="FFFFFF"/>
@@ -8263,6 +8758,7 @@
         <w:spacing w:after="0" w:before="0" w:line="240" w:lineRule="auto"/>
       </w:pPr>
       <w:rPr>
+        <w:rFonts w:eastAsia="黑体"/>
         <w:color w:val="auto"/>
       </w:rPr>
       <w:tblPr/>
@@ -8280,6 +8776,7 @@
     </w:tblStylePr>
     <w:tblStylePr w:type="firstCol">
       <w:rPr>
+        <w:rFonts w:eastAsia="黑体"/>
         <w:b/>
         <w:bCs/>
         <w:color w:themeColor="background1" w:val="FFFFFF"/>
@@ -8299,6 +8796,7 @@
     </w:tblStylePr>
     <w:tblStylePr w:type="lastCol">
       <w:rPr>
+        <w:rFonts w:eastAsia="黑体"/>
         <w:b/>
         <w:bCs/>
         <w:color w:themeColor="background1" w:val="FFFFFF"/>
@@ -8347,6 +8845,7 @@
     </w:tblStylePr>
     <w:tblStylePr w:type="nwCell">
       <w:rPr>
+        <w:rFonts w:eastAsia="黑体"/>
         <w:color w:themeColor="background1" w:val="FFFFFF"/>
       </w:rPr>
       <w:tblPr/>
@@ -8390,6 +8889,7 @@
         <w:spacing w:after="0" w:before="0" w:line="240" w:lineRule="auto"/>
       </w:pPr>
       <w:rPr>
+        <w:rFonts w:eastAsia="黑体"/>
         <w:b/>
         <w:bCs/>
         <w:color w:themeColor="background1" w:val="FFFFFF"/>
@@ -8412,6 +8912,7 @@
         <w:spacing w:after="0" w:before="0" w:line="240" w:lineRule="auto"/>
       </w:pPr>
       <w:rPr>
+        <w:rFonts w:eastAsia="黑体"/>
         <w:color w:val="auto"/>
       </w:rPr>
       <w:tblPr/>
@@ -8429,6 +8930,7 @@
     </w:tblStylePr>
     <w:tblStylePr w:type="firstCol">
       <w:rPr>
+        <w:rFonts w:eastAsia="黑体"/>
         <w:b/>
         <w:bCs/>
         <w:color w:themeColor="background1" w:val="FFFFFF"/>
@@ -8448,6 +8950,7 @@
     </w:tblStylePr>
     <w:tblStylePr w:type="lastCol">
       <w:rPr>
+        <w:rFonts w:eastAsia="黑体"/>
         <w:b/>
         <w:bCs/>
         <w:color w:themeColor="background1" w:val="FFFFFF"/>
@@ -8496,6 +8999,7 @@
     </w:tblStylePr>
     <w:tblStylePr w:type="nwCell">
       <w:rPr>
+        <w:rFonts w:eastAsia="黑体"/>
         <w:color w:themeColor="background1" w:val="FFFFFF"/>
       </w:rPr>
       <w:tblPr/>
@@ -8520,6 +9024,7 @@
       <w:spacing w:after="0" w:line="240" w:lineRule="auto"/>
     </w:pPr>
     <w:rPr>
+      <w:rFonts w:eastAsia="黑体"/>
       <w:color w:themeColor="text1" w:val="000000"/>
     </w:rPr>
     <w:tblPr>
@@ -8539,7 +9044,7 @@
     </w:tblPr>
     <w:tblStylePr w:type="firstRow">
       <w:rPr>
-        <w:rFonts w:asciiTheme="majorHAnsi" w:cstheme="majorBidi" w:eastAsiaTheme="majorEastAsia" w:hAnsiTheme="majorHAnsi"/>
+        <w:rFonts w:asciiTheme="majorHAnsi" w:cstheme="majorBidi" w:hAnsiTheme="majorHAnsi" w:eastAsia="黑体"/>
       </w:rPr>
       <w:tblPr/>
       <w:tcPr>
@@ -8551,6 +9056,7 @@
     </w:tblStylePr>
     <w:tblStylePr w:type="lastRow">
       <w:rPr>
+        <w:rFonts w:eastAsia="黑体"/>
         <w:b/>
         <w:bCs/>
         <w:color w:themeColor="text2" w:val="1F497D"/>
@@ -8565,12 +9071,14 @@
     </w:tblStylePr>
     <w:tblStylePr w:type="firstCol">
       <w:rPr>
+        <w:rFonts w:eastAsia="黑体"/>
         <w:b/>
         <w:bCs/>
       </w:rPr>
     </w:tblStylePr>
     <w:tblStylePr w:type="lastCol">
       <w:rPr>
+        <w:rFonts w:eastAsia="黑体"/>
         <w:b/>
         <w:bCs/>
       </w:rPr>
@@ -8604,6 +9112,7 @@
       <w:spacing w:after="0" w:line="240" w:lineRule="auto"/>
     </w:pPr>
     <w:rPr>
+      <w:rFonts w:eastAsia="黑体"/>
       <w:color w:themeColor="text1" w:val="000000"/>
     </w:rPr>
     <w:tblPr>
@@ -8623,7 +9132,7 @@
     </w:tblPr>
     <w:tblStylePr w:type="firstRow">
       <w:rPr>
-        <w:rFonts w:asciiTheme="majorHAnsi" w:cstheme="majorBidi" w:eastAsiaTheme="majorEastAsia" w:hAnsiTheme="majorHAnsi"/>
+        <w:rFonts w:asciiTheme="majorHAnsi" w:cstheme="majorBidi" w:hAnsiTheme="majorHAnsi" w:eastAsia="黑体"/>
       </w:rPr>
       <w:tblPr/>
       <w:tcPr>
@@ -8635,6 +9144,7 @@
     </w:tblStylePr>
     <w:tblStylePr w:type="lastRow">
       <w:rPr>
+        <w:rFonts w:eastAsia="黑体"/>
         <w:b/>
         <w:bCs/>
         <w:color w:themeColor="text2" w:val="1F497D"/>
@@ -8649,12 +9159,14 @@
     </w:tblStylePr>
     <w:tblStylePr w:type="firstCol">
       <w:rPr>
+        <w:rFonts w:eastAsia="黑体"/>
         <w:b/>
         <w:bCs/>
       </w:rPr>
     </w:tblStylePr>
     <w:tblStylePr w:type="lastCol">
       <w:rPr>
+        <w:rFonts w:eastAsia="黑体"/>
         <w:b/>
         <w:bCs/>
       </w:rPr>
@@ -8688,6 +9200,7 @@
       <w:spacing w:after="0" w:line="240" w:lineRule="auto"/>
     </w:pPr>
     <w:rPr>
+      <w:rFonts w:eastAsia="黑体"/>
       <w:color w:themeColor="text1" w:val="000000"/>
     </w:rPr>
     <w:tblPr>
@@ -8707,7 +9220,7 @@
     </w:tblPr>
     <w:tblStylePr w:type="firstRow">
       <w:rPr>
-        <w:rFonts w:asciiTheme="majorHAnsi" w:cstheme="majorBidi" w:eastAsiaTheme="majorEastAsia" w:hAnsiTheme="majorHAnsi"/>
+        <w:rFonts w:asciiTheme="majorHAnsi" w:cstheme="majorBidi" w:hAnsiTheme="majorHAnsi" w:eastAsia="黑体"/>
       </w:rPr>
       <w:tblPr/>
       <w:tcPr>
@@ -8719,6 +9232,7 @@
     </w:tblStylePr>
     <w:tblStylePr w:type="lastRow">
       <w:rPr>
+        <w:rFonts w:eastAsia="黑体"/>
         <w:b/>
         <w:bCs/>
         <w:color w:themeColor="text2" w:val="1F497D"/>
@@ -8733,12 +9247,14 @@
     </w:tblStylePr>
     <w:tblStylePr w:type="firstCol">
       <w:rPr>
+        <w:rFonts w:eastAsia="黑体"/>
         <w:b/>
         <w:bCs/>
       </w:rPr>
     </w:tblStylePr>
     <w:tblStylePr w:type="lastCol">
       <w:rPr>
+        <w:rFonts w:eastAsia="黑体"/>
         <w:b/>
         <w:bCs/>
       </w:rPr>
@@ -8772,6 +9288,7 @@
       <w:spacing w:after="0" w:line="240" w:lineRule="auto"/>
     </w:pPr>
     <w:rPr>
+      <w:rFonts w:eastAsia="黑体"/>
       <w:color w:themeColor="text1" w:val="000000"/>
     </w:rPr>
     <w:tblPr>
@@ -8791,7 +9308,7 @@
     </w:tblPr>
     <w:tblStylePr w:type="firstRow">
       <w:rPr>
-        <w:rFonts w:asciiTheme="majorHAnsi" w:cstheme="majorBidi" w:eastAsiaTheme="majorEastAsia" w:hAnsiTheme="majorHAnsi"/>
+        <w:rFonts w:asciiTheme="majorHAnsi" w:cstheme="majorBidi" w:hAnsiTheme="majorHAnsi" w:eastAsia="黑体"/>
       </w:rPr>
       <w:tblPr/>
       <w:tcPr>
@@ -8803,6 +9320,7 @@
     </w:tblStylePr>
     <w:tblStylePr w:type="lastRow">
       <w:rPr>
+        <w:rFonts w:eastAsia="黑体"/>
         <w:b/>
         <w:bCs/>
         <w:color w:themeColor="text2" w:val="1F497D"/>
@@ -8817,12 +9335,14 @@
     </w:tblStylePr>
     <w:tblStylePr w:type="firstCol">
       <w:rPr>
+        <w:rFonts w:eastAsia="黑体"/>
         <w:b/>
         <w:bCs/>
       </w:rPr>
     </w:tblStylePr>
     <w:tblStylePr w:type="lastCol">
       <w:rPr>
+        <w:rFonts w:eastAsia="黑体"/>
         <w:b/>
         <w:bCs/>
       </w:rPr>
@@ -8856,6 +9376,7 @@
       <w:spacing w:after="0" w:line="240" w:lineRule="auto"/>
     </w:pPr>
     <w:rPr>
+      <w:rFonts w:eastAsia="黑体"/>
       <w:color w:themeColor="text1" w:val="000000"/>
     </w:rPr>
     <w:tblPr>
@@ -8875,7 +9396,7 @@
     </w:tblPr>
     <w:tblStylePr w:type="firstRow">
       <w:rPr>
-        <w:rFonts w:asciiTheme="majorHAnsi" w:cstheme="majorBidi" w:eastAsiaTheme="majorEastAsia" w:hAnsiTheme="majorHAnsi"/>
+        <w:rFonts w:asciiTheme="majorHAnsi" w:cstheme="majorBidi" w:hAnsiTheme="majorHAnsi" w:eastAsia="黑体"/>
       </w:rPr>
       <w:tblPr/>
       <w:tcPr>
@@ -8887,6 +9408,7 @@
     </w:tblStylePr>
     <w:tblStylePr w:type="lastRow">
       <w:rPr>
+        <w:rFonts w:eastAsia="黑体"/>
         <w:b/>
         <w:bCs/>
         <w:color w:themeColor="text2" w:val="1F497D"/>
@@ -8901,12 +9423,14 @@
     </w:tblStylePr>
     <w:tblStylePr w:type="firstCol">
       <w:rPr>
+        <w:rFonts w:eastAsia="黑体"/>
         <w:b/>
         <w:bCs/>
       </w:rPr>
     </w:tblStylePr>
     <w:tblStylePr w:type="lastCol">
       <w:rPr>
+        <w:rFonts w:eastAsia="黑体"/>
         <w:b/>
         <w:bCs/>
       </w:rPr>
@@ -8940,6 +9464,7 @@
       <w:spacing w:after="0" w:line="240" w:lineRule="auto"/>
     </w:pPr>
     <w:rPr>
+      <w:rFonts w:eastAsia="黑体"/>
       <w:color w:themeColor="text1" w:val="000000"/>
     </w:rPr>
     <w:tblPr>
@@ -8959,7 +9484,7 @@
     </w:tblPr>
     <w:tblStylePr w:type="firstRow">
       <w:rPr>
-        <w:rFonts w:asciiTheme="majorHAnsi" w:cstheme="majorBidi" w:eastAsiaTheme="majorEastAsia" w:hAnsiTheme="majorHAnsi"/>
+        <w:rFonts w:asciiTheme="majorHAnsi" w:cstheme="majorBidi" w:hAnsiTheme="majorHAnsi" w:eastAsia="黑体"/>
       </w:rPr>
       <w:tblPr/>
       <w:tcPr>
@@ -8971,6 +9496,7 @@
     </w:tblStylePr>
     <w:tblStylePr w:type="lastRow">
       <w:rPr>
+        <w:rFonts w:eastAsia="黑体"/>
         <w:b/>
         <w:bCs/>
         <w:color w:themeColor="text2" w:val="1F497D"/>
@@ -8985,12 +9511,14 @@
     </w:tblStylePr>
     <w:tblStylePr w:type="firstCol">
       <w:rPr>
+        <w:rFonts w:eastAsia="黑体"/>
         <w:b/>
         <w:bCs/>
       </w:rPr>
     </w:tblStylePr>
     <w:tblStylePr w:type="lastCol">
       <w:rPr>
+        <w:rFonts w:eastAsia="黑体"/>
         <w:b/>
         <w:bCs/>
       </w:rPr>
@@ -9024,6 +9552,7 @@
       <w:spacing w:after="0" w:line="240" w:lineRule="auto"/>
     </w:pPr>
     <w:rPr>
+      <w:rFonts w:eastAsia="黑体"/>
       <w:color w:themeColor="text1" w:val="000000"/>
     </w:rPr>
     <w:tblPr>
@@ -9043,7 +9572,7 @@
     </w:tblPr>
     <w:tblStylePr w:type="firstRow">
       <w:rPr>
-        <w:rFonts w:asciiTheme="majorHAnsi" w:cstheme="majorBidi" w:eastAsiaTheme="majorEastAsia" w:hAnsiTheme="majorHAnsi"/>
+        <w:rFonts w:asciiTheme="majorHAnsi" w:cstheme="majorBidi" w:hAnsiTheme="majorHAnsi" w:eastAsia="黑体"/>
       </w:rPr>
       <w:tblPr/>
       <w:tcPr>
@@ -9055,6 +9584,7 @@
     </w:tblStylePr>
     <w:tblStylePr w:type="lastRow">
       <w:rPr>
+        <w:rFonts w:eastAsia="黑体"/>
         <w:b/>
         <w:bCs/>
         <w:color w:themeColor="text2" w:val="1F497D"/>
@@ -9069,12 +9599,14 @@
     </w:tblStylePr>
     <w:tblStylePr w:type="firstCol">
       <w:rPr>
+        <w:rFonts w:eastAsia="黑体"/>
         <w:b/>
         <w:bCs/>
       </w:rPr>
     </w:tblStylePr>
     <w:tblStylePr w:type="lastCol">
       <w:rPr>
+        <w:rFonts w:eastAsia="黑体"/>
         <w:b/>
         <w:bCs/>
       </w:rPr>
@@ -9108,7 +9640,7 @@
       <w:spacing w:after="0" w:line="240" w:lineRule="auto"/>
     </w:pPr>
     <w:rPr>
-      <w:rFonts w:asciiTheme="majorHAnsi" w:cstheme="majorBidi" w:eastAsiaTheme="majorEastAsia" w:hAnsiTheme="majorHAnsi"/>
+      <w:rFonts w:asciiTheme="majorHAnsi" w:cstheme="majorBidi" w:hAnsiTheme="majorHAnsi" w:eastAsia="黑体"/>
       <w:color w:themeColor="text1" w:val="000000"/>
     </w:rPr>
     <w:tblPr>
@@ -9130,6 +9662,7 @@
     </w:tblPr>
     <w:tblStylePr w:type="firstRow">
       <w:rPr>
+        <w:rFonts w:eastAsia="黑体"/>
         <w:sz w:val="24"/>
         <w:szCs w:val="24"/>
       </w:rPr>
@@ -9236,7 +9769,7 @@
       <w:spacing w:after="0" w:line="240" w:lineRule="auto"/>
     </w:pPr>
     <w:rPr>
-      <w:rFonts w:asciiTheme="majorHAnsi" w:cstheme="majorBidi" w:eastAsiaTheme="majorEastAsia" w:hAnsiTheme="majorHAnsi"/>
+      <w:rFonts w:asciiTheme="majorHAnsi" w:cstheme="majorBidi" w:hAnsiTheme="majorHAnsi" w:eastAsia="黑体"/>
       <w:color w:themeColor="text1" w:val="000000"/>
     </w:rPr>
     <w:tblPr>
@@ -9258,6 +9791,7 @@
     </w:tblPr>
     <w:tblStylePr w:type="firstRow">
       <w:rPr>
+        <w:rFonts w:eastAsia="黑体"/>
         <w:sz w:val="24"/>
         <w:szCs w:val="24"/>
       </w:rPr>
@@ -9364,7 +9898,7 @@
       <w:spacing w:after="0" w:line="240" w:lineRule="auto"/>
     </w:pPr>
     <w:rPr>
-      <w:rFonts w:asciiTheme="majorHAnsi" w:cstheme="majorBidi" w:eastAsiaTheme="majorEastAsia" w:hAnsiTheme="majorHAnsi"/>
+      <w:rFonts w:asciiTheme="majorHAnsi" w:cstheme="majorBidi" w:hAnsiTheme="majorHAnsi" w:eastAsia="黑体"/>
       <w:color w:themeColor="text1" w:val="000000"/>
     </w:rPr>
     <w:tblPr>
@@ -9386,6 +9920,7 @@
     </w:tblPr>
     <w:tblStylePr w:type="firstRow">
       <w:rPr>
+        <w:rFonts w:eastAsia="黑体"/>
         <w:sz w:val="24"/>
         <w:szCs w:val="24"/>
       </w:rPr>
@@ -9492,7 +10027,7 @@
       <w:spacing w:after="0" w:line="240" w:lineRule="auto"/>
     </w:pPr>
     <w:rPr>
-      <w:rFonts w:asciiTheme="majorHAnsi" w:cstheme="majorBidi" w:eastAsiaTheme="majorEastAsia" w:hAnsiTheme="majorHAnsi"/>
+      <w:rFonts w:asciiTheme="majorHAnsi" w:cstheme="majorBidi" w:hAnsiTheme="majorHAnsi" w:eastAsia="黑体"/>
       <w:color w:themeColor="text1" w:val="000000"/>
     </w:rPr>
     <w:tblPr>
@@ -9514,6 +10049,7 @@
     </w:tblPr>
     <w:tblStylePr w:type="firstRow">
       <w:rPr>
+        <w:rFonts w:eastAsia="黑体"/>
         <w:sz w:val="24"/>
         <w:szCs w:val="24"/>
       </w:rPr>
@@ -9620,7 +10156,7 @@
       <w:spacing w:after="0" w:line="240" w:lineRule="auto"/>
     </w:pPr>
     <w:rPr>
-      <w:rFonts w:asciiTheme="majorHAnsi" w:cstheme="majorBidi" w:eastAsiaTheme="majorEastAsia" w:hAnsiTheme="majorHAnsi"/>
+      <w:rFonts w:asciiTheme="majorHAnsi" w:cstheme="majorBidi" w:hAnsiTheme="majorHAnsi" w:eastAsia="黑体"/>
       <w:color w:themeColor="text1" w:val="000000"/>
     </w:rPr>
     <w:tblPr>
@@ -9642,6 +10178,7 @@
     </w:tblPr>
     <w:tblStylePr w:type="firstRow">
       <w:rPr>
+        <w:rFonts w:eastAsia="黑体"/>
         <w:sz w:val="24"/>
         <w:szCs w:val="24"/>
       </w:rPr>
@@ -9748,7 +10285,7 @@
       <w:spacing w:after="0" w:line="240" w:lineRule="auto"/>
     </w:pPr>
     <w:rPr>
-      <w:rFonts w:asciiTheme="majorHAnsi" w:cstheme="majorBidi" w:eastAsiaTheme="majorEastAsia" w:hAnsiTheme="majorHAnsi"/>
+      <w:rFonts w:asciiTheme="majorHAnsi" w:cstheme="majorBidi" w:hAnsiTheme="majorHAnsi" w:eastAsia="黑体"/>
       <w:color w:themeColor="text1" w:val="000000"/>
     </w:rPr>
     <w:tblPr>
@@ -9770,6 +10307,7 @@
     </w:tblPr>
     <w:tblStylePr w:type="firstRow">
       <w:rPr>
+        <w:rFonts w:eastAsia="黑体"/>
         <w:sz w:val="24"/>
         <w:szCs w:val="24"/>
       </w:rPr>
@@ -9876,7 +10414,7 @@
       <w:spacing w:after="0" w:line="240" w:lineRule="auto"/>
     </w:pPr>
     <w:rPr>
-      <w:rFonts w:asciiTheme="majorHAnsi" w:cstheme="majorBidi" w:eastAsiaTheme="majorEastAsia" w:hAnsiTheme="majorHAnsi"/>
+      <w:rFonts w:asciiTheme="majorHAnsi" w:cstheme="majorBidi" w:hAnsiTheme="majorHAnsi" w:eastAsia="黑体"/>
       <w:color w:themeColor="text1" w:val="000000"/>
     </w:rPr>
     <w:tblPr>
@@ -9898,6 +10436,7 @@
     </w:tblPr>
     <w:tblStylePr w:type="firstRow">
       <w:rPr>
+        <w:rFonts w:eastAsia="黑体"/>
         <w:sz w:val="24"/>
         <w:szCs w:val="24"/>
       </w:rPr>
@@ -10027,12 +10566,14 @@
     </w:tcPr>
     <w:tblStylePr w:type="firstRow">
       <w:rPr>
+        <w:rFonts w:eastAsia="黑体"/>
         <w:b/>
         <w:bCs/>
       </w:rPr>
     </w:tblStylePr>
     <w:tblStylePr w:type="lastRow">
       <w:rPr>
+        <w:rFonts w:eastAsia="黑体"/>
         <w:b/>
         <w:bCs/>
       </w:rPr>
@@ -10045,12 +10586,14 @@
     </w:tblStylePr>
     <w:tblStylePr w:type="firstCol">
       <w:rPr>
+        <w:rFonts w:eastAsia="黑体"/>
         <w:b/>
         <w:bCs/>
       </w:rPr>
     </w:tblStylePr>
     <w:tblStylePr w:type="lastCol">
       <w:rPr>
+        <w:rFonts w:eastAsia="黑体"/>
         <w:b/>
         <w:bCs/>
       </w:rPr>
@@ -10100,12 +10643,14 @@
     </w:tcPr>
     <w:tblStylePr w:type="firstRow">
       <w:rPr>
+        <w:rFonts w:eastAsia="黑体"/>
         <w:b/>
         <w:bCs/>
       </w:rPr>
     </w:tblStylePr>
     <w:tblStylePr w:type="lastRow">
       <w:rPr>
+        <w:rFonts w:eastAsia="黑体"/>
         <w:b/>
         <w:bCs/>
       </w:rPr>
@@ -10118,12 +10663,14 @@
     </w:tblStylePr>
     <w:tblStylePr w:type="firstCol">
       <w:rPr>
+        <w:rFonts w:eastAsia="黑体"/>
         <w:b/>
         <w:bCs/>
       </w:rPr>
     </w:tblStylePr>
     <w:tblStylePr w:type="lastCol">
       <w:rPr>
+        <w:rFonts w:eastAsia="黑体"/>
         <w:b/>
         <w:bCs/>
       </w:rPr>
@@ -10173,12 +10720,14 @@
     </w:tcPr>
     <w:tblStylePr w:type="firstRow">
       <w:rPr>
+        <w:rFonts w:eastAsia="黑体"/>
         <w:b/>
         <w:bCs/>
       </w:rPr>
     </w:tblStylePr>
     <w:tblStylePr w:type="lastRow">
       <w:rPr>
+        <w:rFonts w:eastAsia="黑体"/>
         <w:b/>
         <w:bCs/>
       </w:rPr>
@@ -10191,12 +10740,14 @@
     </w:tblStylePr>
     <w:tblStylePr w:type="firstCol">
       <w:rPr>
+        <w:rFonts w:eastAsia="黑体"/>
         <w:b/>
         <w:bCs/>
       </w:rPr>
     </w:tblStylePr>
     <w:tblStylePr w:type="lastCol">
       <w:rPr>
+        <w:rFonts w:eastAsia="黑体"/>
         <w:b/>
         <w:bCs/>
       </w:rPr>
@@ -10246,12 +10797,14 @@
     </w:tcPr>
     <w:tblStylePr w:type="firstRow">
       <w:rPr>
+        <w:rFonts w:eastAsia="黑体"/>
         <w:b/>
         <w:bCs/>
       </w:rPr>
     </w:tblStylePr>
     <w:tblStylePr w:type="lastRow">
       <w:rPr>
+        <w:rFonts w:eastAsia="黑体"/>
         <w:b/>
         <w:bCs/>
       </w:rPr>
@@ -10264,12 +10817,14 @@
     </w:tblStylePr>
     <w:tblStylePr w:type="firstCol">
       <w:rPr>
+        <w:rFonts w:eastAsia="黑体"/>
         <w:b/>
         <w:bCs/>
       </w:rPr>
     </w:tblStylePr>
     <w:tblStylePr w:type="lastCol">
       <w:rPr>
+        <w:rFonts w:eastAsia="黑体"/>
         <w:b/>
         <w:bCs/>
       </w:rPr>
@@ -10319,12 +10874,14 @@
     </w:tcPr>
     <w:tblStylePr w:type="firstRow">
       <w:rPr>
+        <w:rFonts w:eastAsia="黑体"/>
         <w:b/>
         <w:bCs/>
       </w:rPr>
     </w:tblStylePr>
     <w:tblStylePr w:type="lastRow">
       <w:rPr>
+        <w:rFonts w:eastAsia="黑体"/>
         <w:b/>
         <w:bCs/>
       </w:rPr>
@@ -10337,12 +10894,14 @@
     </w:tblStylePr>
     <w:tblStylePr w:type="firstCol">
       <w:rPr>
+        <w:rFonts w:eastAsia="黑体"/>
         <w:b/>
         <w:bCs/>
       </w:rPr>
     </w:tblStylePr>
     <w:tblStylePr w:type="lastCol">
       <w:rPr>
+        <w:rFonts w:eastAsia="黑体"/>
         <w:b/>
         <w:bCs/>
       </w:rPr>
@@ -10392,12 +10951,14 @@
     </w:tcPr>
     <w:tblStylePr w:type="firstRow">
       <w:rPr>
+        <w:rFonts w:eastAsia="黑体"/>
         <w:b/>
         <w:bCs/>
       </w:rPr>
     </w:tblStylePr>
     <w:tblStylePr w:type="lastRow">
       <w:rPr>
+        <w:rFonts w:eastAsia="黑体"/>
         <w:b/>
         <w:bCs/>
       </w:rPr>
@@ -10410,12 +10971,14 @@
     </w:tblStylePr>
     <w:tblStylePr w:type="firstCol">
       <w:rPr>
+        <w:rFonts w:eastAsia="黑体"/>
         <w:b/>
         <w:bCs/>
       </w:rPr>
     </w:tblStylePr>
     <w:tblStylePr w:type="lastCol">
       <w:rPr>
+        <w:rFonts w:eastAsia="黑体"/>
         <w:b/>
         <w:bCs/>
       </w:rPr>
@@ -10465,12 +11028,14 @@
     </w:tcPr>
     <w:tblStylePr w:type="firstRow">
       <w:rPr>
+        <w:rFonts w:eastAsia="黑体"/>
         <w:b/>
         <w:bCs/>
       </w:rPr>
     </w:tblStylePr>
     <w:tblStylePr w:type="lastRow">
       <w:rPr>
+        <w:rFonts w:eastAsia="黑体"/>
         <w:b/>
         <w:bCs/>
       </w:rPr>
@@ -10483,12 +11048,14 @@
     </w:tblStylePr>
     <w:tblStylePr w:type="firstCol">
       <w:rPr>
+        <w:rFonts w:eastAsia="黑体"/>
         <w:b/>
         <w:bCs/>
       </w:rPr>
     </w:tblStylePr>
     <w:tblStylePr w:type="lastCol">
       <w:rPr>
+        <w:rFonts w:eastAsia="黑体"/>
         <w:b/>
         <w:bCs/>
       </w:rPr>
@@ -10515,7 +11082,7 @@
       <w:spacing w:after="0" w:line="240" w:lineRule="auto"/>
     </w:pPr>
     <w:rPr>
-      <w:rFonts w:asciiTheme="majorHAnsi" w:cstheme="majorBidi" w:eastAsiaTheme="majorEastAsia" w:hAnsiTheme="majorHAnsi"/>
+      <w:rFonts w:asciiTheme="majorHAnsi" w:cstheme="majorBidi" w:hAnsiTheme="majorHAnsi" w:eastAsia="黑体"/>
       <w:color w:themeColor="text1" w:val="000000"/>
     </w:rPr>
     <w:tblPr>
@@ -10542,6 +11109,7 @@
     </w:tcPr>
     <w:tblStylePr w:type="firstRow">
       <w:rPr>
+        <w:rFonts w:eastAsia="黑体"/>
         <w:b/>
         <w:bCs/>
         <w:color w:themeColor="text1" w:val="000000"/>
@@ -10553,6 +11121,7 @@
     </w:tblStylePr>
     <w:tblStylePr w:type="lastRow">
       <w:rPr>
+        <w:rFonts w:eastAsia="黑体"/>
         <w:b/>
         <w:bCs/>
         <w:color w:themeColor="text1" w:val="000000"/>
@@ -10572,6 +11141,7 @@
     </w:tblStylePr>
     <w:tblStylePr w:type="firstCol">
       <w:rPr>
+        <w:rFonts w:eastAsia="黑体"/>
         <w:b/>
         <w:bCs/>
         <w:color w:themeColor="text1" w:val="000000"/>
@@ -10591,6 +11161,7 @@
     </w:tblStylePr>
     <w:tblStylePr w:type="lastCol">
       <w:rPr>
+        <w:rFonts w:eastAsia="黑体"/>
         <w:b w:val="0"/>
         <w:bCs w:val="0"/>
         <w:color w:themeColor="text1" w:val="000000"/>
@@ -10640,7 +11211,7 @@
       <w:spacing w:after="0" w:line="240" w:lineRule="auto"/>
     </w:pPr>
     <w:rPr>
-      <w:rFonts w:asciiTheme="majorHAnsi" w:cstheme="majorBidi" w:eastAsiaTheme="majorEastAsia" w:hAnsiTheme="majorHAnsi"/>
+      <w:rFonts w:asciiTheme="majorHAnsi" w:cstheme="majorBidi" w:hAnsiTheme="majorHAnsi" w:eastAsia="黑体"/>
       <w:color w:themeColor="text1" w:val="000000"/>
     </w:rPr>
     <w:tblPr>
@@ -10667,6 +11238,7 @@
     </w:tcPr>
     <w:tblStylePr w:type="firstRow">
       <w:rPr>
+        <w:rFonts w:eastAsia="黑体"/>
         <w:b/>
         <w:bCs/>
         <w:color w:themeColor="text1" w:val="000000"/>
@@ -10678,6 +11250,7 @@
     </w:tblStylePr>
     <w:tblStylePr w:type="lastRow">
       <w:rPr>
+        <w:rFonts w:eastAsia="黑体"/>
         <w:b/>
         <w:bCs/>
         <w:color w:themeColor="text1" w:val="000000"/>
@@ -10697,6 +11270,7 @@
     </w:tblStylePr>
     <w:tblStylePr w:type="firstCol">
       <w:rPr>
+        <w:rFonts w:eastAsia="黑体"/>
         <w:b/>
         <w:bCs/>
         <w:color w:themeColor="text1" w:val="000000"/>
@@ -10716,6 +11290,7 @@
     </w:tblStylePr>
     <w:tblStylePr w:type="lastCol">
       <w:rPr>
+        <w:rFonts w:eastAsia="黑体"/>
         <w:b w:val="0"/>
         <w:bCs w:val="0"/>
         <w:color w:themeColor="text1" w:val="000000"/>
@@ -10765,7 +11340,7 @@
       <w:spacing w:after="0" w:line="240" w:lineRule="auto"/>
     </w:pPr>
     <w:rPr>
-      <w:rFonts w:asciiTheme="majorHAnsi" w:cstheme="majorBidi" w:eastAsiaTheme="majorEastAsia" w:hAnsiTheme="majorHAnsi"/>
+      <w:rFonts w:asciiTheme="majorHAnsi" w:cstheme="majorBidi" w:hAnsiTheme="majorHAnsi" w:eastAsia="黑体"/>
       <w:color w:themeColor="text1" w:val="000000"/>
     </w:rPr>
     <w:tblPr>
@@ -10792,6 +11367,7 @@
     </w:tcPr>
     <w:tblStylePr w:type="firstRow">
       <w:rPr>
+        <w:rFonts w:eastAsia="黑体"/>
         <w:b/>
         <w:bCs/>
         <w:color w:themeColor="text1" w:val="000000"/>
@@ -10803,6 +11379,7 @@
     </w:tblStylePr>
     <w:tblStylePr w:type="lastRow">
       <w:rPr>
+        <w:rFonts w:eastAsia="黑体"/>
         <w:b/>
         <w:bCs/>
         <w:color w:themeColor="text1" w:val="000000"/>
@@ -10822,6 +11399,7 @@
     </w:tblStylePr>
     <w:tblStylePr w:type="firstCol">
       <w:rPr>
+        <w:rFonts w:eastAsia="黑体"/>
         <w:b/>
         <w:bCs/>
         <w:color w:themeColor="text1" w:val="000000"/>
@@ -10841,6 +11419,7 @@
     </w:tblStylePr>
     <w:tblStylePr w:type="lastCol">
       <w:rPr>
+        <w:rFonts w:eastAsia="黑体"/>
         <w:b w:val="0"/>
         <w:bCs w:val="0"/>
         <w:color w:themeColor="text1" w:val="000000"/>
@@ -10890,7 +11469,7 @@
       <w:spacing w:after="0" w:line="240" w:lineRule="auto"/>
     </w:pPr>
     <w:rPr>
-      <w:rFonts w:asciiTheme="majorHAnsi" w:cstheme="majorBidi" w:eastAsiaTheme="majorEastAsia" w:hAnsiTheme="majorHAnsi"/>
+      <w:rFonts w:asciiTheme="majorHAnsi" w:cstheme="majorBidi" w:hAnsiTheme="majorHAnsi" w:eastAsia="黑体"/>
       <w:color w:themeColor="text1" w:val="000000"/>
     </w:rPr>
     <w:tblPr>
@@ -10917,6 +11496,7 @@
     </w:tcPr>
     <w:tblStylePr w:type="firstRow">
       <w:rPr>
+        <w:rFonts w:eastAsia="黑体"/>
         <w:b/>
         <w:bCs/>
         <w:color w:themeColor="text1" w:val="000000"/>
@@ -10928,6 +11508,7 @@
     </w:tblStylePr>
     <w:tblStylePr w:type="lastRow">
       <w:rPr>
+        <w:rFonts w:eastAsia="黑体"/>
         <w:b/>
         <w:bCs/>
         <w:color w:themeColor="text1" w:val="000000"/>
@@ -10947,6 +11528,7 @@
     </w:tblStylePr>
     <w:tblStylePr w:type="firstCol">
       <w:rPr>
+        <w:rFonts w:eastAsia="黑体"/>
         <w:b/>
         <w:bCs/>
         <w:color w:themeColor="text1" w:val="000000"/>
@@ -10966,6 +11548,7 @@
     </w:tblStylePr>
     <w:tblStylePr w:type="lastCol">
       <w:rPr>
+        <w:rFonts w:eastAsia="黑体"/>
         <w:b w:val="0"/>
         <w:bCs w:val="0"/>
         <w:color w:themeColor="text1" w:val="000000"/>
@@ -11015,7 +11598,7 @@
       <w:spacing w:after="0" w:line="240" w:lineRule="auto"/>
     </w:pPr>
     <w:rPr>
-      <w:rFonts w:asciiTheme="majorHAnsi" w:cstheme="majorBidi" w:eastAsiaTheme="majorEastAsia" w:hAnsiTheme="majorHAnsi"/>
+      <w:rFonts w:asciiTheme="majorHAnsi" w:cstheme="majorBidi" w:hAnsiTheme="majorHAnsi" w:eastAsia="黑体"/>
       <w:color w:themeColor="text1" w:val="000000"/>
     </w:rPr>
     <w:tblPr>
@@ -11042,6 +11625,7 @@
     </w:tcPr>
     <w:tblStylePr w:type="firstRow">
       <w:rPr>
+        <w:rFonts w:eastAsia="黑体"/>
         <w:b/>
         <w:bCs/>
         <w:color w:themeColor="text1" w:val="000000"/>
@@ -11053,6 +11637,7 @@
     </w:tblStylePr>
     <w:tblStylePr w:type="lastRow">
       <w:rPr>
+        <w:rFonts w:eastAsia="黑体"/>
         <w:b/>
         <w:bCs/>
         <w:color w:themeColor="text1" w:val="000000"/>
@@ -11072,6 +11657,7 @@
     </w:tblStylePr>
     <w:tblStylePr w:type="firstCol">
       <w:rPr>
+        <w:rFonts w:eastAsia="黑体"/>
         <w:b/>
         <w:bCs/>
         <w:color w:themeColor="text1" w:val="000000"/>
@@ -11091,6 +11677,7 @@
     </w:tblStylePr>
     <w:tblStylePr w:type="lastCol">
       <w:rPr>
+        <w:rFonts w:eastAsia="黑体"/>
         <w:b w:val="0"/>
         <w:bCs w:val="0"/>
         <w:color w:themeColor="text1" w:val="000000"/>
@@ -11140,7 +11727,7 @@
       <w:spacing w:after="0" w:line="240" w:lineRule="auto"/>
     </w:pPr>
     <w:rPr>
-      <w:rFonts w:asciiTheme="majorHAnsi" w:cstheme="majorBidi" w:eastAsiaTheme="majorEastAsia" w:hAnsiTheme="majorHAnsi"/>
+      <w:rFonts w:asciiTheme="majorHAnsi" w:cstheme="majorBidi" w:hAnsiTheme="majorHAnsi" w:eastAsia="黑体"/>
       <w:color w:themeColor="text1" w:val="000000"/>
     </w:rPr>
     <w:tblPr>
@@ -11167,6 +11754,7 @@
     </w:tcPr>
     <w:tblStylePr w:type="firstRow">
       <w:rPr>
+        <w:rFonts w:eastAsia="黑体"/>
         <w:b/>
         <w:bCs/>
         <w:color w:themeColor="text1" w:val="000000"/>
@@ -11178,6 +11766,7 @@
     </w:tblStylePr>
     <w:tblStylePr w:type="lastRow">
       <w:rPr>
+        <w:rFonts w:eastAsia="黑体"/>
         <w:b/>
         <w:bCs/>
         <w:color w:themeColor="text1" w:val="000000"/>
@@ -11197,6 +11786,7 @@
     </w:tblStylePr>
     <w:tblStylePr w:type="firstCol">
       <w:rPr>
+        <w:rFonts w:eastAsia="黑体"/>
         <w:b/>
         <w:bCs/>
         <w:color w:themeColor="text1" w:val="000000"/>
@@ -11216,6 +11806,7 @@
     </w:tblStylePr>
     <w:tblStylePr w:type="lastCol">
       <w:rPr>
+        <w:rFonts w:eastAsia="黑体"/>
         <w:b w:val="0"/>
         <w:bCs w:val="0"/>
         <w:color w:themeColor="text1" w:val="000000"/>
@@ -11265,7 +11856,7 @@
       <w:spacing w:after="0" w:line="240" w:lineRule="auto"/>
     </w:pPr>
     <w:rPr>
-      <w:rFonts w:asciiTheme="majorHAnsi" w:cstheme="majorBidi" w:eastAsiaTheme="majorEastAsia" w:hAnsiTheme="majorHAnsi"/>
+      <w:rFonts w:asciiTheme="majorHAnsi" w:cstheme="majorBidi" w:hAnsiTheme="majorHAnsi" w:eastAsia="黑体"/>
       <w:color w:themeColor="text1" w:val="000000"/>
     </w:rPr>
     <w:tblPr>
@@ -11292,6 +11883,7 @@
     </w:tcPr>
     <w:tblStylePr w:type="firstRow">
       <w:rPr>
+        <w:rFonts w:eastAsia="黑体"/>
         <w:b/>
         <w:bCs/>
         <w:color w:themeColor="text1" w:val="000000"/>
@@ -11303,6 +11895,7 @@
     </w:tblStylePr>
     <w:tblStylePr w:type="lastRow">
       <w:rPr>
+        <w:rFonts w:eastAsia="黑体"/>
         <w:b/>
         <w:bCs/>
         <w:color w:themeColor="text1" w:val="000000"/>
@@ -11322,6 +11915,7 @@
     </w:tblStylePr>
     <w:tblStylePr w:type="firstCol">
       <w:rPr>
+        <w:rFonts w:eastAsia="黑体"/>
         <w:b/>
         <w:bCs/>
         <w:color w:themeColor="text1" w:val="000000"/>
@@ -11341,6 +11935,7 @@
     </w:tblStylePr>
     <w:tblStylePr w:type="lastCol">
       <w:rPr>
+        <w:rFonts w:eastAsia="黑体"/>
         <w:b w:val="0"/>
         <w:bCs w:val="0"/>
         <w:color w:themeColor="text1" w:val="000000"/>
@@ -11413,6 +12008,7 @@
     </w:tcPr>
     <w:tblStylePr w:type="firstRow">
       <w:rPr>
+        <w:rFonts w:eastAsia="黑体"/>
         <w:b/>
         <w:bCs/>
         <w:i w:val="0"/>
@@ -11434,6 +12030,7 @@
     </w:tblStylePr>
     <w:tblStylePr w:type="lastRow">
       <w:rPr>
+        <w:rFonts w:eastAsia="黑体"/>
         <w:b/>
         <w:bCs/>
         <w:i w:val="0"/>
@@ -11455,6 +12052,7 @@
     </w:tblStylePr>
     <w:tblStylePr w:type="firstCol">
       <w:rPr>
+        <w:rFonts w:eastAsia="黑体"/>
         <w:b/>
         <w:bCs/>
         <w:i w:val="0"/>
@@ -11474,6 +12072,7 @@
     </w:tblStylePr>
     <w:tblStylePr w:type="lastCol">
       <w:rPr>
+        <w:rFonts w:eastAsia="黑体"/>
         <w:b/>
         <w:bCs/>
         <w:i w:val="0"/>
@@ -11554,6 +12153,7 @@
     </w:tcPr>
     <w:tblStylePr w:type="firstRow">
       <w:rPr>
+        <w:rFonts w:eastAsia="黑体"/>
         <w:b/>
         <w:bCs/>
         <w:i w:val="0"/>
@@ -11575,6 +12175,7 @@
     </w:tblStylePr>
     <w:tblStylePr w:type="lastRow">
       <w:rPr>
+        <w:rFonts w:eastAsia="黑体"/>
         <w:b/>
         <w:bCs/>
         <w:i w:val="0"/>
@@ -11596,6 +12197,7 @@
     </w:tblStylePr>
     <w:tblStylePr w:type="firstCol">
       <w:rPr>
+        <w:rFonts w:eastAsia="黑体"/>
         <w:b/>
         <w:bCs/>
         <w:i w:val="0"/>
@@ -11615,6 +12217,7 @@
     </w:tblStylePr>
     <w:tblStylePr w:type="lastCol">
       <w:rPr>
+        <w:rFonts w:eastAsia="黑体"/>
         <w:b/>
         <w:bCs/>
         <w:i w:val="0"/>
@@ -11695,6 +12298,7 @@
     </w:tcPr>
     <w:tblStylePr w:type="firstRow">
       <w:rPr>
+        <w:rFonts w:eastAsia="黑体"/>
         <w:b/>
         <w:bCs/>
         <w:i w:val="0"/>
@@ -11716,6 +12320,7 @@
     </w:tblStylePr>
     <w:tblStylePr w:type="lastRow">
       <w:rPr>
+        <w:rFonts w:eastAsia="黑体"/>
         <w:b/>
         <w:bCs/>
         <w:i w:val="0"/>
@@ -11737,6 +12342,7 @@
     </w:tblStylePr>
     <w:tblStylePr w:type="firstCol">
       <w:rPr>
+        <w:rFonts w:eastAsia="黑体"/>
         <w:b/>
         <w:bCs/>
         <w:i w:val="0"/>
@@ -11756,6 +12362,7 @@
     </w:tblStylePr>
     <w:tblStylePr w:type="lastCol">
       <w:rPr>
+        <w:rFonts w:eastAsia="黑体"/>
         <w:b/>
         <w:bCs/>
         <w:i w:val="0"/>
@@ -11836,6 +12443,7 @@
     </w:tcPr>
     <w:tblStylePr w:type="firstRow">
       <w:rPr>
+        <w:rFonts w:eastAsia="黑体"/>
         <w:b/>
         <w:bCs/>
         <w:i w:val="0"/>
@@ -11857,6 +12465,7 @@
     </w:tblStylePr>
     <w:tblStylePr w:type="lastRow">
       <w:rPr>
+        <w:rFonts w:eastAsia="黑体"/>
         <w:b/>
         <w:bCs/>
         <w:i w:val="0"/>
@@ -11878,6 +12487,7 @@
     </w:tblStylePr>
     <w:tblStylePr w:type="firstCol">
       <w:rPr>
+        <w:rFonts w:eastAsia="黑体"/>
         <w:b/>
         <w:bCs/>
         <w:i w:val="0"/>
@@ -11897,6 +12507,7 @@
     </w:tblStylePr>
     <w:tblStylePr w:type="lastCol">
       <w:rPr>
+        <w:rFonts w:eastAsia="黑体"/>
         <w:b/>
         <w:bCs/>
         <w:i w:val="0"/>
@@ -11977,6 +12588,7 @@
     </w:tcPr>
     <w:tblStylePr w:type="firstRow">
       <w:rPr>
+        <w:rFonts w:eastAsia="黑体"/>
         <w:b/>
         <w:bCs/>
         <w:i w:val="0"/>
@@ -11998,6 +12610,7 @@
     </w:tblStylePr>
     <w:tblStylePr w:type="lastRow">
       <w:rPr>
+        <w:rFonts w:eastAsia="黑体"/>
         <w:b/>
         <w:bCs/>
         <w:i w:val="0"/>
@@ -12019,6 +12632,7 @@
     </w:tblStylePr>
     <w:tblStylePr w:type="firstCol">
       <w:rPr>
+        <w:rFonts w:eastAsia="黑体"/>
         <w:b/>
         <w:bCs/>
         <w:i w:val="0"/>
@@ -12038,6 +12652,7 @@
     </w:tblStylePr>
     <w:tblStylePr w:type="lastCol">
       <w:rPr>
+        <w:rFonts w:eastAsia="黑体"/>
         <w:b/>
         <w:bCs/>
         <w:i w:val="0"/>
@@ -12118,6 +12733,7 @@
     </w:tcPr>
     <w:tblStylePr w:type="firstRow">
       <w:rPr>
+        <w:rFonts w:eastAsia="黑体"/>
         <w:b/>
         <w:bCs/>
         <w:i w:val="0"/>
@@ -12139,6 +12755,7 @@
     </w:tblStylePr>
     <w:tblStylePr w:type="lastRow">
       <w:rPr>
+        <w:rFonts w:eastAsia="黑体"/>
         <w:b/>
         <w:bCs/>
         <w:i w:val="0"/>
@@ -12160,6 +12777,7 @@
     </w:tblStylePr>
     <w:tblStylePr w:type="firstCol">
       <w:rPr>
+        <w:rFonts w:eastAsia="黑体"/>
         <w:b/>
         <w:bCs/>
         <w:i w:val="0"/>
@@ -12179,6 +12797,7 @@
     </w:tblStylePr>
     <w:tblStylePr w:type="lastCol">
       <w:rPr>
+        <w:rFonts w:eastAsia="黑体"/>
         <w:b/>
         <w:bCs/>
         <w:i w:val="0"/>
@@ -12259,6 +12878,7 @@
     </w:tcPr>
     <w:tblStylePr w:type="firstRow">
       <w:rPr>
+        <w:rFonts w:eastAsia="黑体"/>
         <w:b/>
         <w:bCs/>
         <w:i w:val="0"/>
@@ -12280,6 +12900,7 @@
     </w:tblStylePr>
     <w:tblStylePr w:type="lastRow">
       <w:rPr>
+        <w:rFonts w:eastAsia="黑体"/>
         <w:b/>
         <w:bCs/>
         <w:i w:val="0"/>
@@ -12301,6 +12922,7 @@
     </w:tblStylePr>
     <w:tblStylePr w:type="firstCol">
       <w:rPr>
+        <w:rFonts w:eastAsia="黑体"/>
         <w:b/>
         <w:bCs/>
         <w:i w:val="0"/>
@@ -12320,6 +12942,7 @@
     </w:tblStylePr>
     <w:tblStylePr w:type="lastCol">
       <w:rPr>
+        <w:rFonts w:eastAsia="黑体"/>
         <w:b/>
         <w:bCs/>
         <w:i w:val="0"/>
@@ -12377,6 +13000,7 @@
       <w:spacing w:after="0" w:line="240" w:lineRule="auto"/>
     </w:pPr>
     <w:rPr>
+      <w:rFonts w:eastAsia="黑体"/>
       <w:color w:themeColor="background1" w:val="FFFFFF"/>
     </w:rPr>
     <w:tblPr>
@@ -12395,6 +13019,7 @@
     </w:tcPr>
     <w:tblStylePr w:type="firstRow">
       <w:rPr>
+        <w:rFonts w:eastAsia="黑体"/>
         <w:b/>
         <w:bCs/>
       </w:rPr>
@@ -12491,6 +13116,7 @@
       <w:spacing w:after="0" w:line="240" w:lineRule="auto"/>
     </w:pPr>
     <w:rPr>
+      <w:rFonts w:eastAsia="黑体"/>
       <w:color w:themeColor="background1" w:val="FFFFFF"/>
     </w:rPr>
     <w:tblPr>
@@ -12509,6 +13135,7 @@
     </w:tcPr>
     <w:tblStylePr w:type="firstRow">
       <w:rPr>
+        <w:rFonts w:eastAsia="黑体"/>
         <w:b/>
         <w:bCs/>
       </w:rPr>
@@ -12605,6 +13232,7 @@
       <w:spacing w:after="0" w:line="240" w:lineRule="auto"/>
     </w:pPr>
     <w:rPr>
+      <w:rFonts w:eastAsia="黑体"/>
       <w:color w:themeColor="background1" w:val="FFFFFF"/>
     </w:rPr>
     <w:tblPr>
@@ -12623,6 +13251,7 @@
     </w:tcPr>
     <w:tblStylePr w:type="firstRow">
       <w:rPr>
+        <w:rFonts w:eastAsia="黑体"/>
         <w:b/>
         <w:bCs/>
       </w:rPr>
@@ -12719,6 +13348,7 @@
       <w:spacing w:after="0" w:line="240" w:lineRule="auto"/>
     </w:pPr>
     <w:rPr>
+      <w:rFonts w:eastAsia="黑体"/>
       <w:color w:themeColor="background1" w:val="FFFFFF"/>
     </w:rPr>
     <w:tblPr>
@@ -12737,6 +13367,7 @@
     </w:tcPr>
     <w:tblStylePr w:type="firstRow">
       <w:rPr>
+        <w:rFonts w:eastAsia="黑体"/>
         <w:b/>
         <w:bCs/>
       </w:rPr>
@@ -12833,6 +13464,7 @@
       <w:spacing w:after="0" w:line="240" w:lineRule="auto"/>
     </w:pPr>
     <w:rPr>
+      <w:rFonts w:eastAsia="黑体"/>
       <w:color w:themeColor="background1" w:val="FFFFFF"/>
     </w:rPr>
     <w:tblPr>
@@ -12851,6 +13483,7 @@
     </w:tcPr>
     <w:tblStylePr w:type="firstRow">
       <w:rPr>
+        <w:rFonts w:eastAsia="黑体"/>
         <w:b/>
         <w:bCs/>
       </w:rPr>
@@ -12947,6 +13580,7 @@
       <w:spacing w:after="0" w:line="240" w:lineRule="auto"/>
     </w:pPr>
     <w:rPr>
+      <w:rFonts w:eastAsia="黑体"/>
       <w:color w:themeColor="background1" w:val="FFFFFF"/>
     </w:rPr>
     <w:tblPr>
@@ -12965,6 +13599,7 @@
     </w:tcPr>
     <w:tblStylePr w:type="firstRow">
       <w:rPr>
+        <w:rFonts w:eastAsia="黑体"/>
         <w:b/>
         <w:bCs/>
       </w:rPr>
@@ -13061,6 +13696,7 @@
       <w:spacing w:after="0" w:line="240" w:lineRule="auto"/>
     </w:pPr>
     <w:rPr>
+      <w:rFonts w:eastAsia="黑体"/>
       <w:color w:themeColor="background1" w:val="FFFFFF"/>
     </w:rPr>
     <w:tblPr>
@@ -13079,6 +13715,7 @@
     </w:tcPr>
     <w:tblStylePr w:type="firstRow">
       <w:rPr>
+        <w:rFonts w:eastAsia="黑体"/>
         <w:b/>
         <w:bCs/>
       </w:rPr>
@@ -13175,6 +13812,7 @@
       <w:spacing w:after="0" w:line="240" w:lineRule="auto"/>
     </w:pPr>
     <w:rPr>
+      <w:rFonts w:eastAsia="黑体"/>
       <w:color w:themeColor="text1" w:val="000000"/>
     </w:rPr>
     <w:tblPr>
@@ -13201,6 +13839,7 @@
     </w:tcPr>
     <w:tblStylePr w:type="firstRow">
       <w:rPr>
+        <w:rFonts w:eastAsia="黑体"/>
         <w:b/>
         <w:bCs/>
       </w:rPr>
@@ -13219,6 +13858,7 @@
     </w:tblStylePr>
     <w:tblStylePr w:type="lastRow">
       <w:rPr>
+        <w:rFonts w:eastAsia="黑体"/>
         <w:b/>
         <w:bCs/>
         <w:color w:themeColor="background1" w:val="FFFFFF"/>
@@ -13233,6 +13873,7 @@
     </w:tblStylePr>
     <w:tblStylePr w:type="firstCol">
       <w:rPr>
+        <w:rFonts w:eastAsia="黑体"/>
         <w:color w:themeColor="background1" w:val="FFFFFF"/>
       </w:rPr>
       <w:tblPr/>
@@ -13250,6 +13891,7 @@
     </w:tblStylePr>
     <w:tblStylePr w:type="lastCol">
       <w:rPr>
+        <w:rFonts w:eastAsia="黑体"/>
         <w:color w:themeColor="background1" w:val="FFFFFF"/>
       </w:rPr>
       <w:tblPr/>
@@ -13279,11 +13921,13 @@
     </w:tblStylePr>
     <w:tblStylePr w:type="neCell">
       <w:rPr>
+        <w:rFonts w:eastAsia="黑体"/>
         <w:color w:themeColor="text1" w:val="000000"/>
       </w:rPr>
     </w:tblStylePr>
     <w:tblStylePr w:type="nwCell">
       <w:rPr>
+        <w:rFonts w:eastAsia="黑体"/>
         <w:color w:themeColor="text1" w:val="000000"/>
       </w:rPr>
     </w:tblStylePr>
@@ -13297,6 +13941,7 @@
       <w:spacing w:after="0" w:line="240" w:lineRule="auto"/>
     </w:pPr>
     <w:rPr>
+      <w:rFonts w:eastAsia="黑体"/>
       <w:color w:themeColor="text1" w:val="000000"/>
     </w:rPr>
     <w:tblPr>
@@ -13323,6 +13968,7 @@
     </w:tcPr>
     <w:tblStylePr w:type="firstRow">
       <w:rPr>
+        <w:rFonts w:eastAsia="黑体"/>
         <w:b/>
         <w:bCs/>
       </w:rPr>
@@ -13341,6 +13987,7 @@
     </w:tblStylePr>
     <w:tblStylePr w:type="lastRow">
       <w:rPr>
+        <w:rFonts w:eastAsia="黑体"/>
         <w:b/>
         <w:bCs/>
         <w:color w:themeColor="background1" w:val="FFFFFF"/>
@@ -13355,6 +14002,7 @@
     </w:tblStylePr>
     <w:tblStylePr w:type="firstCol">
       <w:rPr>
+        <w:rFonts w:eastAsia="黑体"/>
         <w:color w:themeColor="background1" w:val="FFFFFF"/>
       </w:rPr>
       <w:tblPr/>
@@ -13372,6 +14020,7 @@
     </w:tblStylePr>
     <w:tblStylePr w:type="lastCol">
       <w:rPr>
+        <w:rFonts w:eastAsia="黑体"/>
         <w:color w:themeColor="background1" w:val="FFFFFF"/>
       </w:rPr>
       <w:tblPr/>
@@ -13401,11 +14050,13 @@
     </w:tblStylePr>
     <w:tblStylePr w:type="neCell">
       <w:rPr>
+        <w:rFonts w:eastAsia="黑体"/>
         <w:color w:themeColor="text1" w:val="000000"/>
       </w:rPr>
     </w:tblStylePr>
     <w:tblStylePr w:type="nwCell">
       <w:rPr>
+        <w:rFonts w:eastAsia="黑体"/>
         <w:color w:themeColor="text1" w:val="000000"/>
       </w:rPr>
     </w:tblStylePr>
@@ -13419,6 +14070,7 @@
       <w:spacing w:after="0" w:line="240" w:lineRule="auto"/>
     </w:pPr>
     <w:rPr>
+      <w:rFonts w:eastAsia="黑体"/>
       <w:color w:themeColor="text1" w:val="000000"/>
     </w:rPr>
     <w:tblPr>
@@ -13445,6 +14097,7 @@
     </w:tcPr>
     <w:tblStylePr w:type="firstRow">
       <w:rPr>
+        <w:rFonts w:eastAsia="黑体"/>
         <w:b/>
         <w:bCs/>
       </w:rPr>
@@ -13463,6 +14116,7 @@
     </w:tblStylePr>
     <w:tblStylePr w:type="lastRow">
       <w:rPr>
+        <w:rFonts w:eastAsia="黑体"/>
         <w:b/>
         <w:bCs/>
         <w:color w:themeColor="background1" w:val="FFFFFF"/>
@@ -13477,6 +14131,7 @@
     </w:tblStylePr>
     <w:tblStylePr w:type="firstCol">
       <w:rPr>
+        <w:rFonts w:eastAsia="黑体"/>
         <w:color w:themeColor="background1" w:val="FFFFFF"/>
       </w:rPr>
       <w:tblPr/>
@@ -13494,6 +14149,7 @@
     </w:tblStylePr>
     <w:tblStylePr w:type="lastCol">
       <w:rPr>
+        <w:rFonts w:eastAsia="黑体"/>
         <w:color w:themeColor="background1" w:val="FFFFFF"/>
       </w:rPr>
       <w:tblPr/>
@@ -13523,11 +14179,13 @@
     </w:tblStylePr>
     <w:tblStylePr w:type="neCell">
       <w:rPr>
+        <w:rFonts w:eastAsia="黑体"/>
         <w:color w:themeColor="text1" w:val="000000"/>
       </w:rPr>
     </w:tblStylePr>
     <w:tblStylePr w:type="nwCell">
       <w:rPr>
+        <w:rFonts w:eastAsia="黑体"/>
         <w:color w:themeColor="text1" w:val="000000"/>
       </w:rPr>
     </w:tblStylePr>
@@ -13541,6 +14199,7 @@
       <w:spacing w:after="0" w:line="240" w:lineRule="auto"/>
     </w:pPr>
     <w:rPr>
+      <w:rFonts w:eastAsia="黑体"/>
       <w:color w:themeColor="text1" w:val="000000"/>
     </w:rPr>
     <w:tblPr>
@@ -13567,6 +14226,7 @@
     </w:tcPr>
     <w:tblStylePr w:type="firstRow">
       <w:rPr>
+        <w:rFonts w:eastAsia="黑体"/>
         <w:b/>
         <w:bCs/>
       </w:rPr>
@@ -13585,6 +14245,7 @@
     </w:tblStylePr>
     <w:tblStylePr w:type="lastRow">
       <w:rPr>
+        <w:rFonts w:eastAsia="黑体"/>
         <w:b/>
         <w:bCs/>
         <w:color w:themeColor="background1" w:val="FFFFFF"/>
@@ -13599,6 +14260,7 @@
     </w:tblStylePr>
     <w:tblStylePr w:type="firstCol">
       <w:rPr>
+        <w:rFonts w:eastAsia="黑体"/>
         <w:color w:themeColor="background1" w:val="FFFFFF"/>
       </w:rPr>
       <w:tblPr/>
@@ -13616,6 +14278,7 @@
     </w:tblStylePr>
     <w:tblStylePr w:type="lastCol">
       <w:rPr>
+        <w:rFonts w:eastAsia="黑体"/>
         <w:color w:themeColor="background1" w:val="FFFFFF"/>
       </w:rPr>
       <w:tblPr/>
@@ -13653,6 +14316,7 @@
       <w:spacing w:after="0" w:line="240" w:lineRule="auto"/>
     </w:pPr>
     <w:rPr>
+      <w:rFonts w:eastAsia="黑体"/>
       <w:color w:themeColor="text1" w:val="000000"/>
     </w:rPr>
     <w:tblPr>
@@ -13679,6 +14343,7 @@
     </w:tcPr>
     <w:tblStylePr w:type="firstRow">
       <w:rPr>
+        <w:rFonts w:eastAsia="黑体"/>
         <w:b/>
         <w:bCs/>
       </w:rPr>
@@ -13697,6 +14362,7 @@
     </w:tblStylePr>
     <w:tblStylePr w:type="lastRow">
       <w:rPr>
+        <w:rFonts w:eastAsia="黑体"/>
         <w:b/>
         <w:bCs/>
         <w:color w:themeColor="background1" w:val="FFFFFF"/>
@@ -13711,6 +14377,7 @@
     </w:tblStylePr>
     <w:tblStylePr w:type="firstCol">
       <w:rPr>
+        <w:rFonts w:eastAsia="黑体"/>
         <w:color w:themeColor="background1" w:val="FFFFFF"/>
       </w:rPr>
       <w:tblPr/>
@@ -13728,6 +14395,7 @@
     </w:tblStylePr>
     <w:tblStylePr w:type="lastCol">
       <w:rPr>
+        <w:rFonts w:eastAsia="黑体"/>
         <w:color w:themeColor="background1" w:val="FFFFFF"/>
       </w:rPr>
       <w:tblPr/>
@@ -13757,11 +14425,13 @@
     </w:tblStylePr>
     <w:tblStylePr w:type="neCell">
       <w:rPr>
+        <w:rFonts w:eastAsia="黑体"/>
         <w:color w:themeColor="text1" w:val="000000"/>
       </w:rPr>
     </w:tblStylePr>
     <w:tblStylePr w:type="nwCell">
       <w:rPr>
+        <w:rFonts w:eastAsia="黑体"/>
         <w:color w:themeColor="text1" w:val="000000"/>
       </w:rPr>
     </w:tblStylePr>
@@ -13775,6 +14445,7 @@
       <w:spacing w:after="0" w:line="240" w:lineRule="auto"/>
     </w:pPr>
     <w:rPr>
+      <w:rFonts w:eastAsia="黑体"/>
       <w:color w:themeColor="text1" w:val="000000"/>
     </w:rPr>
     <w:tblPr>
@@ -13801,6 +14472,7 @@
     </w:tcPr>
     <w:tblStylePr w:type="firstRow">
       <w:rPr>
+        <w:rFonts w:eastAsia="黑体"/>
         <w:b/>
         <w:bCs/>
       </w:rPr>
@@ -13819,6 +14491,7 @@
     </w:tblStylePr>
     <w:tblStylePr w:type="lastRow">
       <w:rPr>
+        <w:rFonts w:eastAsia="黑体"/>
         <w:b/>
         <w:bCs/>
         <w:color w:themeColor="background1" w:val="FFFFFF"/>
@@ -13833,6 +14506,7 @@
     </w:tblStylePr>
     <w:tblStylePr w:type="firstCol">
       <w:rPr>
+        <w:rFonts w:eastAsia="黑体"/>
         <w:color w:themeColor="background1" w:val="FFFFFF"/>
       </w:rPr>
       <w:tblPr/>
@@ -13850,6 +14524,7 @@
     </w:tblStylePr>
     <w:tblStylePr w:type="lastCol">
       <w:rPr>
+        <w:rFonts w:eastAsia="黑体"/>
         <w:color w:themeColor="background1" w:val="FFFFFF"/>
       </w:rPr>
       <w:tblPr/>
@@ -13879,11 +14554,13 @@
     </w:tblStylePr>
     <w:tblStylePr w:type="neCell">
       <w:rPr>
+        <w:rFonts w:eastAsia="黑体"/>
         <w:color w:themeColor="text1" w:val="000000"/>
       </w:rPr>
     </w:tblStylePr>
     <w:tblStylePr w:type="nwCell">
       <w:rPr>
+        <w:rFonts w:eastAsia="黑体"/>
         <w:color w:themeColor="text1" w:val="000000"/>
       </w:rPr>
     </w:tblStylePr>
@@ -13897,6 +14574,7 @@
       <w:spacing w:after="0" w:line="240" w:lineRule="auto"/>
     </w:pPr>
     <w:rPr>
+      <w:rFonts w:eastAsia="黑体"/>
       <w:color w:themeColor="text1" w:val="000000"/>
     </w:rPr>
     <w:tblPr>
@@ -13923,6 +14601,7 @@
     </w:tcPr>
     <w:tblStylePr w:type="firstRow">
       <w:rPr>
+        <w:rFonts w:eastAsia="黑体"/>
         <w:b/>
         <w:bCs/>
       </w:rPr>
@@ -13941,6 +14620,7 @@
     </w:tblStylePr>
     <w:tblStylePr w:type="lastRow">
       <w:rPr>
+        <w:rFonts w:eastAsia="黑体"/>
         <w:b/>
         <w:bCs/>
         <w:color w:themeColor="background1" w:val="FFFFFF"/>
@@ -13955,6 +14635,7 @@
     </w:tblStylePr>
     <w:tblStylePr w:type="firstCol">
       <w:rPr>
+        <w:rFonts w:eastAsia="黑体"/>
         <w:color w:themeColor="background1" w:val="FFFFFF"/>
       </w:rPr>
       <w:tblPr/>
@@ -13972,6 +14653,7 @@
     </w:tblStylePr>
     <w:tblStylePr w:type="lastCol">
       <w:rPr>
+        <w:rFonts w:eastAsia="黑体"/>
         <w:color w:themeColor="background1" w:val="FFFFFF"/>
       </w:rPr>
       <w:tblPr/>
@@ -14001,11 +14683,13 @@
     </w:tblStylePr>
     <w:tblStylePr w:type="neCell">
       <w:rPr>
+        <w:rFonts w:eastAsia="黑体"/>
         <w:color w:themeColor="text1" w:val="000000"/>
       </w:rPr>
     </w:tblStylePr>
     <w:tblStylePr w:type="nwCell">
       <w:rPr>
+        <w:rFonts w:eastAsia="黑体"/>
         <w:color w:themeColor="text1" w:val="000000"/>
       </w:rPr>
     </w:tblStylePr>
@@ -14019,6 +14703,7 @@
       <w:spacing w:after="0" w:line="240" w:lineRule="auto"/>
     </w:pPr>
     <w:rPr>
+      <w:rFonts w:eastAsia="黑体"/>
       <w:color w:themeColor="text1" w:val="000000"/>
     </w:rPr>
     <w:tblPr>
@@ -14037,6 +14722,7 @@
     </w:tcPr>
     <w:tblStylePr w:type="firstRow">
       <w:rPr>
+        <w:rFonts w:eastAsia="黑体"/>
         <w:b/>
         <w:bCs/>
         <w:color w:themeColor="background1" w:val="FFFFFF"/>
@@ -14051,6 +14737,7 @@
     </w:tblStylePr>
     <w:tblStylePr w:type="lastRow">
       <w:rPr>
+        <w:rFonts w:eastAsia="黑体"/>
         <w:b/>
         <w:bCs/>
         <w:color w:themeColor="accent2" w:themeShade="CC" w:val="9E3A38"/>
@@ -14065,12 +14752,14 @@
     </w:tblStylePr>
     <w:tblStylePr w:type="firstCol">
       <w:rPr>
+        <w:rFonts w:eastAsia="黑体"/>
         <w:b/>
         <w:bCs/>
       </w:rPr>
     </w:tblStylePr>
     <w:tblStylePr w:type="lastCol">
       <w:rPr>
+        <w:rFonts w:eastAsia="黑体"/>
         <w:b/>
         <w:bCs/>
       </w:rPr>
@@ -14105,6 +14794,7 @@
       <w:spacing w:after="0" w:line="240" w:lineRule="auto"/>
     </w:pPr>
     <w:rPr>
+      <w:rFonts w:eastAsia="黑体"/>
       <w:color w:themeColor="text1" w:val="000000"/>
     </w:rPr>
     <w:tblPr>
@@ -14123,6 +14813,7 @@
     </w:tcPr>
     <w:tblStylePr w:type="firstRow">
       <w:rPr>
+        <w:rFonts w:eastAsia="黑体"/>
         <w:b/>
         <w:bCs/>
         <w:color w:themeColor="background1" w:val="FFFFFF"/>
@@ -14137,6 +14828,7 @@
     </w:tblStylePr>
     <w:tblStylePr w:type="lastRow">
       <w:rPr>
+        <w:rFonts w:eastAsia="黑体"/>
         <w:b/>
         <w:bCs/>
         <w:color w:themeColor="accent2" w:themeShade="CC" w:val="9E3A38"/>
@@ -14151,12 +14843,14 @@
     </w:tblStylePr>
     <w:tblStylePr w:type="firstCol">
       <w:rPr>
+        <w:rFonts w:eastAsia="黑体"/>
         <w:b/>
         <w:bCs/>
       </w:rPr>
     </w:tblStylePr>
     <w:tblStylePr w:type="lastCol">
       <w:rPr>
+        <w:rFonts w:eastAsia="黑体"/>
         <w:b/>
         <w:bCs/>
       </w:rPr>
@@ -14191,6 +14885,7 @@
       <w:spacing w:after="0" w:line="240" w:lineRule="auto"/>
     </w:pPr>
     <w:rPr>
+      <w:rFonts w:eastAsia="黑体"/>
       <w:color w:themeColor="text1" w:val="000000"/>
     </w:rPr>
     <w:tblPr>
@@ -14209,6 +14904,7 @@
     </w:tcPr>
     <w:tblStylePr w:type="firstRow">
       <w:rPr>
+        <w:rFonts w:eastAsia="黑体"/>
         <w:b/>
         <w:bCs/>
         <w:color w:themeColor="background1" w:val="FFFFFF"/>
@@ -14223,6 +14919,7 @@
     </w:tblStylePr>
     <w:tblStylePr w:type="lastRow">
       <w:rPr>
+        <w:rFonts w:eastAsia="黑体"/>
         <w:b/>
         <w:bCs/>
         <w:color w:themeColor="accent2" w:themeShade="CC" w:val="9E3A38"/>
@@ -14237,12 +14934,14 @@
     </w:tblStylePr>
     <w:tblStylePr w:type="firstCol">
       <w:rPr>
+        <w:rFonts w:eastAsia="黑体"/>
         <w:b/>
         <w:bCs/>
       </w:rPr>
     </w:tblStylePr>
     <w:tblStylePr w:type="lastCol">
       <w:rPr>
+        <w:rFonts w:eastAsia="黑体"/>
         <w:b/>
         <w:bCs/>
       </w:rPr>
@@ -14277,6 +14976,7 @@
       <w:spacing w:after="0" w:line="240" w:lineRule="auto"/>
     </w:pPr>
     <w:rPr>
+      <w:rFonts w:eastAsia="黑体"/>
       <w:color w:themeColor="text1" w:val="000000"/>
     </w:rPr>
     <w:tblPr>
@@ -14295,6 +14995,7 @@
     </w:tcPr>
     <w:tblStylePr w:type="firstRow">
       <w:rPr>
+        <w:rFonts w:eastAsia="黑体"/>
         <w:b/>
         <w:bCs/>
         <w:color w:themeColor="background1" w:val="FFFFFF"/>
@@ -14309,6 +15010,7 @@
     </w:tblStylePr>
     <w:tblStylePr w:type="lastRow">
       <w:rPr>
+        <w:rFonts w:eastAsia="黑体"/>
         <w:b/>
         <w:bCs/>
         <w:color w:themeColor="accent4" w:themeShade="CC" w:val="664E82"/>
@@ -14323,12 +15025,14 @@
     </w:tblStylePr>
     <w:tblStylePr w:type="firstCol">
       <w:rPr>
+        <w:rFonts w:eastAsia="黑体"/>
         <w:b/>
         <w:bCs/>
       </w:rPr>
     </w:tblStylePr>
     <w:tblStylePr w:type="lastCol">
       <w:rPr>
+        <w:rFonts w:eastAsia="黑体"/>
         <w:b/>
         <w:bCs/>
       </w:rPr>
@@ -14363,6 +15067,7 @@
       <w:spacing w:after="0" w:line="240" w:lineRule="auto"/>
     </w:pPr>
     <w:rPr>
+      <w:rFonts w:eastAsia="黑体"/>
       <w:color w:themeColor="text1" w:val="000000"/>
     </w:rPr>
     <w:tblPr>
@@ -14381,6 +15086,7 @@
     </w:tcPr>
     <w:tblStylePr w:type="firstRow">
       <w:rPr>
+        <w:rFonts w:eastAsia="黑体"/>
         <w:b/>
         <w:bCs/>
         <w:color w:themeColor="background1" w:val="FFFFFF"/>
@@ -14395,6 +15101,7 @@
     </w:tblStylePr>
     <w:tblStylePr w:type="lastRow">
       <w:rPr>
+        <w:rFonts w:eastAsia="黑体"/>
         <w:b/>
         <w:bCs/>
         <w:color w:themeColor="accent3" w:themeShade="CC" w:val="7E9C40"/>
@@ -14409,12 +15116,14 @@
     </w:tblStylePr>
     <w:tblStylePr w:type="firstCol">
       <w:rPr>
+        <w:rFonts w:eastAsia="黑体"/>
         <w:b/>
         <w:bCs/>
       </w:rPr>
     </w:tblStylePr>
     <w:tblStylePr w:type="lastCol">
       <w:rPr>
+        <w:rFonts w:eastAsia="黑体"/>
         <w:b/>
         <w:bCs/>
       </w:rPr>
@@ -14449,6 +15158,7 @@
       <w:spacing w:after="0" w:line="240" w:lineRule="auto"/>
     </w:pPr>
     <w:rPr>
+      <w:rFonts w:eastAsia="黑体"/>
       <w:color w:themeColor="text1" w:val="000000"/>
     </w:rPr>
     <w:tblPr>
@@ -14467,6 +15177,7 @@
     </w:tcPr>
     <w:tblStylePr w:type="firstRow">
       <w:rPr>
+        <w:rFonts w:eastAsia="黑体"/>
         <w:b/>
         <w:bCs/>
         <w:color w:themeColor="background1" w:val="FFFFFF"/>
@@ -14481,6 +15192,7 @@
     </w:tblStylePr>
     <w:tblStylePr w:type="lastRow">
       <w:rPr>
+        <w:rFonts w:eastAsia="黑体"/>
         <w:b/>
         <w:bCs/>
         <w:color w:themeColor="accent6" w:themeShade="CC" w:val="F2730A"/>
@@ -14495,12 +15207,14 @@
     </w:tblStylePr>
     <w:tblStylePr w:type="firstCol">
       <w:rPr>
+        <w:rFonts w:eastAsia="黑体"/>
         <w:b/>
         <w:bCs/>
       </w:rPr>
     </w:tblStylePr>
     <w:tblStylePr w:type="lastCol">
       <w:rPr>
+        <w:rFonts w:eastAsia="黑体"/>
         <w:b/>
         <w:bCs/>
       </w:rPr>
@@ -14535,6 +15249,7 @@
       <w:spacing w:after="0" w:line="240" w:lineRule="auto"/>
     </w:pPr>
     <w:rPr>
+      <w:rFonts w:eastAsia="黑体"/>
       <w:color w:themeColor="text1" w:val="000000"/>
     </w:rPr>
     <w:tblPr>
@@ -14553,6 +15268,7 @@
     </w:tcPr>
     <w:tblStylePr w:type="firstRow">
       <w:rPr>
+        <w:rFonts w:eastAsia="黑体"/>
         <w:b/>
         <w:bCs/>
         <w:color w:themeColor="background1" w:val="FFFFFF"/>
@@ -14567,6 +15283,7 @@
     </w:tblStylePr>
     <w:tblStylePr w:type="lastRow">
       <w:rPr>
+        <w:rFonts w:eastAsia="黑体"/>
         <w:b/>
         <w:bCs/>
         <w:color w:themeColor="accent5" w:themeShade="CC" w:val="348DA5"/>
@@ -14581,12 +15298,14 @@
     </w:tblStylePr>
     <w:tblStylePr w:type="firstCol">
       <w:rPr>
+        <w:rFonts w:eastAsia="黑体"/>
         <w:b/>
         <w:bCs/>
       </w:rPr>
     </w:tblStylePr>
     <w:tblStylePr w:type="lastCol">
       <w:rPr>
+        <w:rFonts w:eastAsia="黑体"/>
         <w:b/>
         <w:bCs/>
       </w:rPr>
@@ -14621,6 +15340,7 @@
       <w:spacing w:after="0" w:line="240" w:lineRule="auto"/>
     </w:pPr>
     <w:rPr>
+      <w:rFonts w:eastAsia="黑体"/>
       <w:color w:themeColor="text1" w:val="000000"/>
     </w:rPr>
     <w:tblPr>
@@ -14642,6 +15362,7 @@
     </w:tcPr>
     <w:tblStylePr w:type="firstRow">
       <w:rPr>
+        <w:rFonts w:eastAsia="黑体"/>
         <w:b/>
         <w:bCs/>
       </w:rPr>
@@ -14652,6 +15373,7 @@
     </w:tblStylePr>
     <w:tblStylePr w:type="lastRow">
       <w:rPr>
+        <w:rFonts w:eastAsia="黑体"/>
         <w:b/>
         <w:bCs/>
         <w:color w:themeColor="text1" w:val="000000"/>
@@ -14663,6 +15385,7 @@
     </w:tblStylePr>
     <w:tblStylePr w:type="firstCol">
       <w:rPr>
+        <w:rFonts w:eastAsia="黑体"/>
         <w:color w:themeColor="background1" w:val="FFFFFF"/>
       </w:rPr>
       <w:tblPr/>
@@ -14672,6 +15395,7 @@
     </w:tblStylePr>
     <w:tblStylePr w:type="lastCol">
       <w:rPr>
+        <w:rFonts w:eastAsia="黑体"/>
         <w:color w:themeColor="background1" w:val="FFFFFF"/>
       </w:rPr>
       <w:tblPr/>
@@ -14701,6 +15425,7 @@
       <w:spacing w:after="0" w:line="240" w:lineRule="auto"/>
     </w:pPr>
     <w:rPr>
+      <w:rFonts w:eastAsia="黑体"/>
       <w:color w:themeColor="text1" w:val="000000"/>
     </w:rPr>
     <w:tblPr>
@@ -14722,6 +15447,7 @@
     </w:tcPr>
     <w:tblStylePr w:type="firstRow">
       <w:rPr>
+        <w:rFonts w:eastAsia="黑体"/>
         <w:b/>
         <w:bCs/>
       </w:rPr>
@@ -14732,6 +15458,7 @@
     </w:tblStylePr>
     <w:tblStylePr w:type="lastRow">
       <w:rPr>
+        <w:rFonts w:eastAsia="黑体"/>
         <w:b/>
         <w:bCs/>
         <w:color w:themeColor="text1" w:val="000000"/>
@@ -14743,6 +15470,7 @@
     </w:tblStylePr>
     <w:tblStylePr w:type="firstCol">
       <w:rPr>
+        <w:rFonts w:eastAsia="黑体"/>
         <w:color w:themeColor="background1" w:val="FFFFFF"/>
       </w:rPr>
       <w:tblPr/>
@@ -14752,6 +15480,7 @@
     </w:tblStylePr>
     <w:tblStylePr w:type="lastCol">
       <w:rPr>
+        <w:rFonts w:eastAsia="黑体"/>
         <w:color w:themeColor="background1" w:val="FFFFFF"/>
       </w:rPr>
       <w:tblPr/>
@@ -14781,6 +15510,7 @@
       <w:spacing w:after="0" w:line="240" w:lineRule="auto"/>
     </w:pPr>
     <w:rPr>
+      <w:rFonts w:eastAsia="黑体"/>
       <w:color w:themeColor="text1" w:val="000000"/>
     </w:rPr>
     <w:tblPr>
@@ -14802,6 +15532,7 @@
     </w:tcPr>
     <w:tblStylePr w:type="firstRow">
       <w:rPr>
+        <w:rFonts w:eastAsia="黑体"/>
         <w:b/>
         <w:bCs/>
       </w:rPr>
@@ -14812,6 +15543,7 @@
     </w:tblStylePr>
     <w:tblStylePr w:type="lastRow">
       <w:rPr>
+        <w:rFonts w:eastAsia="黑体"/>
         <w:b/>
         <w:bCs/>
         <w:color w:themeColor="text1" w:val="000000"/>
@@ -14823,6 +15555,7 @@
     </w:tblStylePr>
     <w:tblStylePr w:type="firstCol">
       <w:rPr>
+        <w:rFonts w:eastAsia="黑体"/>
         <w:color w:themeColor="background1" w:val="FFFFFF"/>
       </w:rPr>
       <w:tblPr/>
@@ -14832,6 +15565,7 @@
     </w:tblStylePr>
     <w:tblStylePr w:type="lastCol">
       <w:rPr>
+        <w:rFonts w:eastAsia="黑体"/>
         <w:color w:themeColor="background1" w:val="FFFFFF"/>
       </w:rPr>
       <w:tblPr/>
@@ -14861,6 +15595,7 @@
       <w:spacing w:after="0" w:line="240" w:lineRule="auto"/>
     </w:pPr>
     <w:rPr>
+      <w:rFonts w:eastAsia="黑体"/>
       <w:color w:themeColor="text1" w:val="000000"/>
     </w:rPr>
     <w:tblPr>
@@ -14882,6 +15617,7 @@
     </w:tcPr>
     <w:tblStylePr w:type="firstRow">
       <w:rPr>
+        <w:rFonts w:eastAsia="黑体"/>
         <w:b/>
         <w:bCs/>
       </w:rPr>
@@ -14892,6 +15628,7 @@
     </w:tblStylePr>
     <w:tblStylePr w:type="lastRow">
       <w:rPr>
+        <w:rFonts w:eastAsia="黑体"/>
         <w:b/>
         <w:bCs/>
         <w:color w:themeColor="text1" w:val="000000"/>
@@ -14903,6 +15640,7 @@
     </w:tblStylePr>
     <w:tblStylePr w:type="firstCol">
       <w:rPr>
+        <w:rFonts w:eastAsia="黑体"/>
         <w:color w:themeColor="background1" w:val="FFFFFF"/>
       </w:rPr>
       <w:tblPr/>
@@ -14912,6 +15650,7 @@
     </w:tblStylePr>
     <w:tblStylePr w:type="lastCol">
       <w:rPr>
+        <w:rFonts w:eastAsia="黑体"/>
         <w:color w:themeColor="background1" w:val="FFFFFF"/>
       </w:rPr>
       <w:tblPr/>
@@ -14941,6 +15680,7 @@
       <w:spacing w:after="0" w:line="240" w:lineRule="auto"/>
     </w:pPr>
     <w:rPr>
+      <w:rFonts w:eastAsia="黑体"/>
       <w:color w:themeColor="text1" w:val="000000"/>
     </w:rPr>
     <w:tblPr>
@@ -14962,6 +15702,7 @@
     </w:tcPr>
     <w:tblStylePr w:type="firstRow">
       <w:rPr>
+        <w:rFonts w:eastAsia="黑体"/>
         <w:b/>
         <w:bCs/>
       </w:rPr>
@@ -14972,6 +15713,7 @@
     </w:tblStylePr>
     <w:tblStylePr w:type="lastRow">
       <w:rPr>
+        <w:rFonts w:eastAsia="黑体"/>
         <w:b/>
         <w:bCs/>
         <w:color w:themeColor="text1" w:val="000000"/>
@@ -14983,6 +15725,7 @@
     </w:tblStylePr>
     <w:tblStylePr w:type="firstCol">
       <w:rPr>
+        <w:rFonts w:eastAsia="黑体"/>
         <w:color w:themeColor="background1" w:val="FFFFFF"/>
       </w:rPr>
       <w:tblPr/>
@@ -14992,6 +15735,7 @@
     </w:tblStylePr>
     <w:tblStylePr w:type="lastCol">
       <w:rPr>
+        <w:rFonts w:eastAsia="黑体"/>
         <w:color w:themeColor="background1" w:val="FFFFFF"/>
       </w:rPr>
       <w:tblPr/>
@@ -15021,6 +15765,7 @@
       <w:spacing w:after="0" w:line="240" w:lineRule="auto"/>
     </w:pPr>
     <w:rPr>
+      <w:rFonts w:eastAsia="黑体"/>
       <w:color w:themeColor="text1" w:val="000000"/>
     </w:rPr>
     <w:tblPr>
@@ -15042,6 +15787,7 @@
     </w:tcPr>
     <w:tblStylePr w:type="firstRow">
       <w:rPr>
+        <w:rFonts w:eastAsia="黑体"/>
         <w:b/>
         <w:bCs/>
       </w:rPr>
@@ -15052,6 +15798,7 @@
     </w:tblStylePr>
     <w:tblStylePr w:type="lastRow">
       <w:rPr>
+        <w:rFonts w:eastAsia="黑体"/>
         <w:b/>
         <w:bCs/>
         <w:color w:themeColor="text1" w:val="000000"/>
@@ -15063,6 +15810,7 @@
     </w:tblStylePr>
     <w:tblStylePr w:type="firstCol">
       <w:rPr>
+        <w:rFonts w:eastAsia="黑体"/>
         <w:color w:themeColor="background1" w:val="FFFFFF"/>
       </w:rPr>
       <w:tblPr/>
@@ -15072,6 +15820,7 @@
     </w:tblStylePr>
     <w:tblStylePr w:type="lastCol">
       <w:rPr>
+        <w:rFonts w:eastAsia="黑体"/>
         <w:color w:themeColor="background1" w:val="FFFFFF"/>
       </w:rPr>
       <w:tblPr/>
@@ -15101,6 +15850,7 @@
       <w:spacing w:after="0" w:line="240" w:lineRule="auto"/>
     </w:pPr>
     <w:rPr>
+      <w:rFonts w:eastAsia="黑体"/>
       <w:color w:themeColor="text1" w:val="000000"/>
     </w:rPr>
     <w:tblPr>
@@ -15122,6 +15872,7 @@
     </w:tcPr>
     <w:tblStylePr w:type="firstRow">
       <w:rPr>
+        <w:rFonts w:eastAsia="黑体"/>
         <w:b/>
         <w:bCs/>
       </w:rPr>
@@ -15132,6 +15883,7 @@
     </w:tblStylePr>
     <w:tblStylePr w:type="lastRow">
       <w:rPr>
+        <w:rFonts w:eastAsia="黑体"/>
         <w:b/>
         <w:bCs/>
         <w:color w:themeColor="text1" w:val="000000"/>
@@ -15143,6 +15895,7 @@
     </w:tblStylePr>
     <w:tblStylePr w:type="firstCol">
       <w:rPr>
+        <w:rFonts w:eastAsia="黑体"/>
         <w:color w:themeColor="background1" w:val="FFFFFF"/>
       </w:rPr>
       <w:tblPr/>
@@ -15152,6 +15905,7 @@
     </w:tblStylePr>
     <w:tblStylePr w:type="lastCol">
       <w:rPr>
+        <w:rFonts w:eastAsia="黑体"/>
         <w:color w:themeColor="background1" w:val="FFFFFF"/>
       </w:rPr>
       <w:tblPr/>
@@ -15184,6 +15938,7 @@
     <w:name w:val="KeywordTok"/>
     <w:basedOn w:val="VerbatimChar"/>
     <w:rPr>
+      <w:rFonts w:eastAsia="黑体"/>
       <w:b/>
       <w:color w:val="007020"/>
     </w:rPr>
@@ -15192,6 +15947,7 @@
     <w:name w:val="DataTypeTok"/>
     <w:basedOn w:val="VerbatimChar"/>
     <w:rPr>
+      <w:rFonts w:eastAsia="黑体"/>
       <w:color w:val="902000"/>
     </w:rPr>
   </w:style>
@@ -15199,6 +15955,7 @@
     <w:name w:val="DecValTok"/>
     <w:basedOn w:val="VerbatimChar"/>
     <w:rPr>
+      <w:rFonts w:eastAsia="黑体"/>
       <w:color w:val="40a070"/>
     </w:rPr>
   </w:style>
@@ -15206,6 +15963,7 @@
     <w:name w:val="BaseNTok"/>
     <w:basedOn w:val="VerbatimChar"/>
     <w:rPr>
+      <w:rFonts w:eastAsia="黑体"/>
       <w:color w:val="40a070"/>
     </w:rPr>
   </w:style>
@@ -15213,6 +15971,7 @@
     <w:name w:val="FloatTok"/>
     <w:basedOn w:val="VerbatimChar"/>
     <w:rPr>
+      <w:rFonts w:eastAsia="黑体"/>
       <w:color w:val="40a070"/>
     </w:rPr>
   </w:style>
@@ -15220,6 +15979,7 @@
     <w:name w:val="ConstantTok"/>
     <w:basedOn w:val="VerbatimChar"/>
     <w:rPr>
+      <w:rFonts w:eastAsia="黑体"/>
       <w:color w:val="880000"/>
     </w:rPr>
   </w:style>
@@ -15227,6 +15987,7 @@
     <w:name w:val="CharTok"/>
     <w:basedOn w:val="VerbatimChar"/>
     <w:rPr>
+      <w:rFonts w:eastAsia="黑体"/>
       <w:color w:val="4070a0"/>
     </w:rPr>
   </w:style>
@@ -15234,6 +15995,7 @@
     <w:name w:val="SpecialCharTok"/>
     <w:basedOn w:val="VerbatimChar"/>
     <w:rPr>
+      <w:rFonts w:eastAsia="黑体"/>
       <w:color w:val="4070a0"/>
     </w:rPr>
   </w:style>
@@ -15241,6 +16003,7 @@
     <w:name w:val="StringTok"/>
     <w:basedOn w:val="VerbatimChar"/>
     <w:rPr>
+      <w:rFonts w:eastAsia="黑体"/>
       <w:color w:val="4070a0"/>
     </w:rPr>
   </w:style>
@@ -15248,6 +16011,7 @@
     <w:name w:val="VerbatimStringTok"/>
     <w:basedOn w:val="VerbatimChar"/>
     <w:rPr>
+      <w:rFonts w:eastAsia="黑体"/>
       <w:color w:val="4070a0"/>
     </w:rPr>
   </w:style>
@@ -15255,6 +16019,7 @@
     <w:name w:val="SpecialStringTok"/>
     <w:basedOn w:val="VerbatimChar"/>
     <w:rPr>
+      <w:rFonts w:eastAsia="黑体"/>
       <w:color w:val="bb6688"/>
     </w:rPr>
   </w:style>
@@ -15262,6 +16027,7 @@
     <w:name w:val="ImportTok"/>
     <w:basedOn w:val="VerbatimChar"/>
     <w:rPr>
+      <w:rFonts w:eastAsia="黑体"/>
       <w:b/>
       <w:color w:val="008000"/>
     </w:rPr>
@@ -15270,6 +16036,7 @@
     <w:name w:val="CommentTok"/>
     <w:basedOn w:val="VerbatimChar"/>
     <w:rPr>
+      <w:rFonts w:eastAsia="黑体"/>
       <w:i/>
       <w:color w:val="60a0b0"/>
     </w:rPr>
@@ -15278,6 +16045,7 @@
     <w:name w:val="DocumentationTok"/>
     <w:basedOn w:val="VerbatimChar"/>
     <w:rPr>
+      <w:rFonts w:eastAsia="黑体"/>
       <w:i/>
       <w:color w:val="ba2121"/>
     </w:rPr>
@@ -15286,6 +16054,7 @@
     <w:name w:val="AnnotationTok"/>
     <w:basedOn w:val="VerbatimChar"/>
     <w:rPr>
+      <w:rFonts w:eastAsia="黑体"/>
       <w:b/>
       <w:i/>
       <w:color w:val="60a0b0"/>
@@ -15295,6 +16064,7 @@
     <w:name w:val="CommentVarTok"/>
     <w:basedOn w:val="VerbatimChar"/>
     <w:rPr>
+      <w:rFonts w:eastAsia="黑体"/>
       <w:b/>
       <w:i/>
       <w:color w:val="60a0b0"/>
@@ -15304,6 +16074,7 @@
     <w:name w:val="OtherTok"/>
     <w:basedOn w:val="VerbatimChar"/>
     <w:rPr>
+      <w:rFonts w:eastAsia="黑体"/>
       <w:color w:val="007020"/>
     </w:rPr>
   </w:style>
@@ -15311,6 +16082,7 @@
     <w:name w:val="FunctionTok"/>
     <w:basedOn w:val="VerbatimChar"/>
     <w:rPr>
+      <w:rFonts w:eastAsia="黑体"/>
       <w:color w:val="06287e"/>
     </w:rPr>
   </w:style>
@@ -15318,6 +16090,7 @@
     <w:name w:val="VariableTok"/>
     <w:basedOn w:val="VerbatimChar"/>
     <w:rPr>
+      <w:rFonts w:eastAsia="黑体"/>
       <w:color w:val="19177c"/>
     </w:rPr>
   </w:style>
@@ -15325,6 +16098,7 @@
     <w:name w:val="ControlFlowTok"/>
     <w:basedOn w:val="VerbatimChar"/>
     <w:rPr>
+      <w:rFonts w:eastAsia="黑体"/>
       <w:b/>
       <w:color w:val="007020"/>
     </w:rPr>
@@ -15333,6 +16107,7 @@
     <w:name w:val="OperatorTok"/>
     <w:basedOn w:val="VerbatimChar"/>
     <w:rPr>
+      <w:rFonts w:eastAsia="黑体"/>
       <w:color w:val="666666"/>
     </w:rPr>
   </w:style>
@@ -15340,18 +16115,22 @@
     <w:name w:val="BuiltInTok"/>
     <w:basedOn w:val="VerbatimChar"/>
     <w:rPr>
+      <w:rFonts w:eastAsia="黑体"/>
       <w:color w:val="008000"/>
     </w:rPr>
   </w:style>
   <w:style w:type="character" w:customStyle="1" w:styleId="ExtensionTok">
     <w:name w:val="ExtensionTok"/>
     <w:basedOn w:val="VerbatimChar"/>
-    <w:rPr/>
+    <w:rPr>
+      <w:rFonts w:eastAsia="黑体"/>
+    </w:rPr>
   </w:style>
   <w:style w:type="character" w:customStyle="1" w:styleId="PreprocessorTok">
     <w:name w:val="PreprocessorTok"/>
     <w:basedOn w:val="VerbatimChar"/>
     <w:rPr>
+      <w:rFonts w:eastAsia="黑体"/>
       <w:color w:val="bc7a00"/>
     </w:rPr>
   </w:style>
@@ -15359,18 +16138,22 @@
     <w:name w:val="AttributeTok"/>
     <w:basedOn w:val="VerbatimChar"/>
     <w:rPr>
+      <w:rFonts w:eastAsia="黑体"/>
       <w:color w:val="7d9029"/>
     </w:rPr>
   </w:style>
   <w:style w:type="character" w:customStyle="1" w:styleId="RegionMarkerTok">
     <w:name w:val="RegionMarkerTok"/>
     <w:basedOn w:val="VerbatimChar"/>
-    <w:rPr/>
+    <w:rPr>
+      <w:rFonts w:eastAsia="黑体"/>
+    </w:rPr>
   </w:style>
   <w:style w:type="character" w:customStyle="1" w:styleId="InformationTok">
     <w:name w:val="InformationTok"/>
     <w:basedOn w:val="VerbatimChar"/>
     <w:rPr>
+      <w:rFonts w:eastAsia="黑体"/>
       <w:b/>
       <w:i/>
       <w:color w:val="60a0b0"/>
@@ -15380,6 +16163,7 @@
     <w:name w:val="WarningTok"/>
     <w:basedOn w:val="VerbatimChar"/>
     <w:rPr>
+      <w:rFonts w:eastAsia="黑体"/>
       <w:b/>
       <w:i/>
       <w:color w:val="60a0b0"/>
@@ -15389,6 +16173,7 @@
     <w:name w:val="AlertTok"/>
     <w:basedOn w:val="VerbatimChar"/>
     <w:rPr>
+      <w:rFonts w:eastAsia="黑体"/>
       <w:b/>
       <w:color w:val="ff0000"/>
     </w:rPr>
@@ -15397,6 +16182,7 @@
     <w:name w:val="ErrorTok"/>
     <w:basedOn w:val="VerbatimChar"/>
     <w:rPr>
+      <w:rFonts w:eastAsia="黑体"/>
       <w:b/>
       <w:color w:val="ff0000"/>
     </w:rPr>
@@ -15404,7 +16190,9 @@
   <w:style w:type="character" w:customStyle="1" w:styleId="NormalTok">
     <w:name w:val="NormalTok"/>
     <w:basedOn w:val="VerbatimChar"/>
-    <w:rPr/>
+    <w:rPr>
+      <w:rFonts w:eastAsia="黑体"/>
+    </w:rPr>
   </w:style>
 </w:styles>
 </file>
@@ -15453,12 +16241,12 @@
     <a:fontScheme name="Office">
       <a:majorFont>
         <a:latin typeface="Calibri"/>
-        <a:ea typeface=""/>
+        <a:ea typeface="黑体"/>
         <a:cs typeface=""/>
         <a:font script="Jpan" typeface="ＭＳ ゴシック"/>
         <a:font script="Hang" typeface="맑은 고딕"/>
-        <a:font script="Hans" typeface="宋体"/>
-        <a:font script="Hant" typeface="新細明體"/>
+        <a:font script="Hans" typeface="黑体"/>
+        <a:font script="Hant" typeface="黑体"/>
         <a:font script="Arab" typeface="Times New Roman"/>
         <a:font script="Hebr" typeface="Times New Roman"/>
         <a:font script="Thai" typeface="Angsana New"/>
@@ -15488,12 +16276,12 @@
       </a:majorFont>
       <a:minorFont>
         <a:latin typeface="Cambria"/>
-        <a:ea typeface=""/>
+        <a:ea typeface="黑体"/>
         <a:cs typeface=""/>
         <a:font script="Jpan" typeface="ＭＳ 明朝"/>
         <a:font script="Hang" typeface="맑은 고딕"/>
-        <a:font script="Hans" typeface="宋体"/>
-        <a:font script="Hant" typeface="新細明體"/>
+        <a:font script="Hans" typeface="黑体"/>
+        <a:font script="Hant" typeface="黑体"/>
         <a:font script="Arab" typeface="Arial"/>
         <a:font script="Hebr" typeface="Arial"/>
         <a:font script="Thai" typeface="Cordia New"/>

--- a/05-数字电路/03-单片机及嵌入式接口/OLED显示接口电路/OLED显示接口电路.docx
+++ b/05-数字电路/03-单片机及嵌入式接口/OLED显示接口电路/OLED显示接口电路.docx
@@ -3170,7 +3170,7 @@
           <w:color w:val="555555"/>
           <w:sz w:val="21"/>
         </w:rPr>
-        <w:t>材料收集者：杜文杰，WX手机：19519196569，QQ:3478827729</w:t>
+        <w:t>材料收集者：杜文杰，微信/手机：19519196569，QQ:3478827729</w:t>
       </w:r>
     </w:p>
     <w:sectPr>
